--- a/CEaL_training_material/ROV_protocols.docx
+++ b/CEaL_training_material/ROV_protocols.docx
@@ -95,62 +95,122 @@
           <w:color w:val="0070C0"/>
         </w:rPr>
       </w:pPr>
-      <w:proofErr w:type="gramStart"/>
       <w:r>
         <w:rPr>
           <w:b/>
           <w:bCs/>
           <w:color w:val="0070C0"/>
         </w:rPr>
-        <w:t>Assess</w:t>
-      </w:r>
-      <w:proofErr w:type="gramEnd"/>
+        <w:t xml:space="preserve">Assessing </w:t>
+      </w:r>
       <w:r>
         <w:rPr>
           <w:b/>
           <w:bCs/>
           <w:color w:val="0070C0"/>
         </w:rPr>
-        <w:t xml:space="preserve"> conditions</w:t>
-      </w:r>
-    </w:p>
-    <w:p>
-      <w:pPr>
-        <w:pStyle w:val="NoSpacing"/>
+        <w:t xml:space="preserve">topside and underwater </w:t>
+      </w:r>
+      <w:r>
         <w:rPr>
           <w:b/>
           <w:bCs/>
           <w:color w:val="0070C0"/>
         </w:rPr>
-      </w:pPr>
-      <w:r>
+        <w:t>conditions</w:t>
+      </w:r>
+    </w:p>
+    <w:p>
+      <w:pPr>
+        <w:pStyle w:val="NoSpacing"/>
+        <w:numPr>
+          <w:ilvl w:val="0"/>
+          <w:numId w:val="8"/>
+        </w:numPr>
         <w:rPr>
           <w:b/>
           <w:bCs/>
           <w:color w:val="0070C0"/>
         </w:rPr>
-        <w:t xml:space="preserve">Set up </w:t>
-      </w:r>
-      <w:r>
+      </w:pPr>
+      <w:r>
+        <w:rPr>
+          <w:color w:val="000000" w:themeColor="text1"/>
+        </w:rPr>
+        <w:t>Check weather</w:t>
+      </w:r>
+      <w:r>
+        <w:rPr>
+          <w:color w:val="000000" w:themeColor="text1"/>
+        </w:rPr>
+        <w:t xml:space="preserve">, tides, and sea surface state </w:t>
+      </w:r>
+      <w:r>
+        <w:rPr>
+          <w:color w:val="000000" w:themeColor="text1"/>
+        </w:rPr>
+        <w:t>before initiating flight protocol</w:t>
+      </w:r>
+      <w:r>
+        <w:rPr>
+          <w:color w:val="000000" w:themeColor="text1"/>
+        </w:rPr>
+        <w:t>. There are a variety of ways to obtain information about the tide, wind</w:t>
+      </w:r>
+      <w:r>
+        <w:rPr>
+          <w:color w:val="000000" w:themeColor="text1"/>
+        </w:rPr>
+        <w:t>. Two options include</w:t>
+      </w:r>
+    </w:p>
+    <w:p>
+      <w:pPr>
+        <w:pStyle w:val="NoSpacing"/>
+        <w:numPr>
+          <w:ilvl w:val="1"/>
+          <w:numId w:val="8"/>
+        </w:numPr>
         <w:rPr>
           <w:b/>
           <w:bCs/>
           <w:color w:val="0070C0"/>
         </w:rPr>
-        <w:t xml:space="preserve">topside </w:t>
-      </w:r>
-      <w:r>
+      </w:pPr>
+      <w:r>
+        <w:t xml:space="preserve">Tides app on iPhone, </w:t>
+      </w:r>
+    </w:p>
+    <w:p>
+      <w:pPr>
+        <w:pStyle w:val="NoSpacing"/>
+        <w:numPr>
+          <w:ilvl w:val="1"/>
+          <w:numId w:val="8"/>
+        </w:numPr>
         <w:rPr>
           <w:b/>
           <w:bCs/>
           <w:color w:val="0070C0"/>
         </w:rPr>
-        <w:t>flight area</w:t>
-      </w:r>
-    </w:p>
-    <w:p>
-      <w:pPr>
-        <w:pStyle w:val="NoSpacing"/>
+      </w:pPr>
+      <w:r>
+        <w:t>Wind</w:t>
+      </w:r>
+      <w:r>
+        <w:t>Finder</w:t>
+      </w:r>
+      <w:r>
+        <w:t xml:space="preserve"> app on iPhone</w:t>
+      </w:r>
+    </w:p>
+    <w:p>
+      <w:pPr>
+        <w:pStyle w:val="NoSpacing"/>
+        <w:numPr>
+          <w:ilvl w:val="1"/>
+          <w:numId w:val="8"/>
+        </w:numPr>
         <w:rPr>
           <w:b/>
           <w:bCs/>
@@ -158,17 +218,36 @@
         </w:rPr>
       </w:pPr>
       <w:r>
+        <w:t xml:space="preserve">Do not operate </w:t>
+      </w:r>
+      <w:r>
+        <w:t>on a tide lower than 1 foot (the ramp will be too steep / can’t reach the sea surface)</w:t>
+      </w:r>
+    </w:p>
+    <w:p>
+      <w:pPr>
+        <w:pStyle w:val="NoSpacing"/>
+        <w:numPr>
+          <w:ilvl w:val="1"/>
+          <w:numId w:val="8"/>
+        </w:numPr>
         <w:rPr>
           <w:b/>
           <w:bCs/>
           <w:color w:val="0070C0"/>
         </w:rPr>
-        <w:t>Power ROV</w:t>
-      </w:r>
-    </w:p>
-    <w:p>
-      <w:pPr>
-        <w:pStyle w:val="NoSpacing"/>
+      </w:pPr>
+      <w:r>
+        <w:t>Do not operate with winds greater than 15 kts if out of the north.</w:t>
+      </w:r>
+    </w:p>
+    <w:p>
+      <w:pPr>
+        <w:pStyle w:val="NoSpacing"/>
+        <w:numPr>
+          <w:ilvl w:val="1"/>
+          <w:numId w:val="8"/>
+        </w:numPr>
         <w:rPr>
           <w:b/>
           <w:bCs/>
@@ -176,17 +255,85 @@
         </w:rPr>
       </w:pPr>
       <w:r>
+        <w:t xml:space="preserve">Winds out of the south are largely </w:t>
+      </w:r>
+      <w:r>
+        <w:t>blocked by Pier 59, though you may have water movement / chop.</w:t>
+      </w:r>
+    </w:p>
+    <w:p>
+      <w:pPr>
+        <w:pStyle w:val="NoSpacing"/>
+        <w:numPr>
+          <w:ilvl w:val="0"/>
+          <w:numId w:val="8"/>
+        </w:numPr>
         <w:rPr>
           <w:b/>
           <w:bCs/>
           <w:color w:val="0070C0"/>
         </w:rPr>
-        <w:t>Stage ROV at the dive ramp</w:t>
-      </w:r>
-    </w:p>
-    <w:p>
-      <w:pPr>
-        <w:pStyle w:val="NoSpacing"/>
+      </w:pPr>
+      <w:r>
+        <w:rPr>
+          <w:color w:val="000000" w:themeColor="text1"/>
+        </w:rPr>
+        <w:t xml:space="preserve">Check water </w:t>
+      </w:r>
+      <w:r>
+        <w:rPr>
+          <w:color w:val="000000" w:themeColor="text1"/>
+        </w:rPr>
+        <w:t>conditions via</w:t>
+      </w:r>
+      <w:r>
+        <w:rPr>
+          <w:color w:val="000000" w:themeColor="text1"/>
+        </w:rPr>
+        <w:t xml:space="preserve"> docking station cam</w:t>
+      </w:r>
+      <w:r>
+        <w:rPr>
+          <w:color w:val="000000" w:themeColor="text1"/>
+        </w:rPr>
+        <w:t>era</w:t>
+      </w:r>
+      <w:r>
+        <w:rPr>
+          <w:color w:val="000000" w:themeColor="text1"/>
+        </w:rPr>
+        <w:t xml:space="preserve"> for visibility at-depth</w:t>
+      </w:r>
+    </w:p>
+    <w:p>
+      <w:pPr>
+        <w:pStyle w:val="NoSpacing"/>
+        <w:numPr>
+          <w:ilvl w:val="1"/>
+          <w:numId w:val="8"/>
+        </w:numPr>
+        <w:rPr>
+          <w:b/>
+          <w:bCs/>
+          <w:color w:val="A02B93" w:themeColor="accent5"/>
+        </w:rPr>
+      </w:pPr>
+      <w:r>
+        <w:rPr>
+          <w:b/>
+          <w:bCs/>
+          <w:color w:val="A02B93" w:themeColor="accent5"/>
+        </w:rPr>
+        <w:t>http://10.59.165.221/extensionv2/cockpitlite/#/</w:t>
+      </w:r>
+    </w:p>
+    <w:p>
+      <w:pPr>
+        <w:pStyle w:val="NoSpacing"/>
+        <w:numPr>
+          <w:ilvl w:val="1"/>
+          <w:numId w:val="8"/>
+        </w:numPr>
         <w:rPr>
           <w:b/>
           <w:bCs/>
@@ -195,12 +342,26 @@
       </w:pPr>
       <w:r>
         <w:rPr>
+          <w:color w:val="000000" w:themeColor="text1"/>
+        </w:rPr>
+        <w:t>Do not fly i</w:t>
+      </w:r>
+      <w:r>
+        <w:rPr>
+          <w:color w:val="000000" w:themeColor="text1"/>
+        </w:rPr>
+        <w:t>f you have less than 1m of visibility</w:t>
+      </w:r>
+    </w:p>
+    <w:p>
+      <w:pPr>
+        <w:pStyle w:val="NoSpacing"/>
+        <w:rPr>
           <w:b/>
           <w:bCs/>
           <w:color w:val="0070C0"/>
         </w:rPr>
-        <w:t>Connect the ROV</w:t>
-      </w:r>
+      </w:pPr>
     </w:p>
     <w:p>
       <w:pPr>
@@ -217,26 +378,257 @@
           <w:bCs/>
           <w:color w:val="0070C0"/>
         </w:rPr>
-        <w:t xml:space="preserve">Verify ROV flight control </w:t>
-      </w:r>
-    </w:p>
-    <w:p>
-      <w:pPr>
-        <w:pStyle w:val="NoSpacing"/>
+        <w:t xml:space="preserve">Set up </w:t>
+      </w:r>
+      <w:r>
         <w:rPr>
           <w:b/>
           <w:bCs/>
           <w:color w:val="0070C0"/>
         </w:rPr>
-      </w:pPr>
-      <w:r>
+        <w:t>topside flight area</w:t>
+      </w:r>
+    </w:p>
+    <w:p>
+      <w:pPr>
+        <w:pStyle w:val="NoSpacing"/>
+        <w:numPr>
+          <w:ilvl w:val="0"/>
+          <w:numId w:val="16"/>
+        </w:numPr>
+        <w:rPr>
+          <w:color w:val="000000" w:themeColor="text1"/>
+        </w:rPr>
+      </w:pPr>
+      <w:r>
+        <w:t>Set up a pop-up tent if required to alleviate rain / bright sun</w:t>
+      </w:r>
+      <w:r>
+        <w:t xml:space="preserve"> or glare off the water</w:t>
+      </w:r>
+      <w:r>
+        <w:t xml:space="preserve">. </w:t>
+      </w:r>
+    </w:p>
+    <w:p>
+      <w:pPr>
+        <w:pStyle w:val="NoSpacing"/>
+        <w:numPr>
+          <w:ilvl w:val="0"/>
+          <w:numId w:val="16"/>
+        </w:numPr>
+        <w:rPr>
+          <w:color w:val="000000" w:themeColor="text1"/>
+        </w:rPr>
+      </w:pPr>
+      <w:r>
+        <w:rPr>
+          <w:color w:val="000000" w:themeColor="text1"/>
+        </w:rPr>
+        <w:t xml:space="preserve">Unlock </w:t>
+      </w:r>
+      <w:r>
+        <w:rPr>
+          <w:color w:val="000000" w:themeColor="text1"/>
+        </w:rPr>
+        <w:t xml:space="preserve">ramp power </w:t>
+      </w:r>
+      <w:r>
+        <w:rPr>
+          <w:color w:val="000000" w:themeColor="text1"/>
+        </w:rPr>
+        <w:t xml:space="preserve">box </w:t>
+      </w:r>
+      <w:r>
+        <w:rPr>
+          <w:color w:val="000000" w:themeColor="text1"/>
+        </w:rPr>
+        <w:t>lever using A</w:t>
+      </w:r>
+      <w:r>
+        <w:rPr>
+          <w:color w:val="000000" w:themeColor="text1"/>
+        </w:rPr>
+        <w:t>B</w:t>
+      </w:r>
+      <w:r>
+        <w:rPr>
+          <w:color w:val="000000" w:themeColor="text1"/>
+        </w:rPr>
+        <w:t>1 key</w:t>
+      </w:r>
+      <w:r>
+        <w:rPr>
+          <w:color w:val="000000" w:themeColor="text1"/>
+        </w:rPr>
+        <w:t xml:space="preserve"> and power the ramp via moving the switch up to the </w:t>
+      </w:r>
+      <w:r>
+        <w:rPr>
+          <w:color w:val="000000" w:themeColor="text1"/>
+        </w:rPr>
+        <w:t>“on” position</w:t>
+      </w:r>
+      <w:r>
+        <w:rPr>
+          <w:color w:val="000000" w:themeColor="text1"/>
+        </w:rPr>
+        <w:t xml:space="preserve">. </w:t>
+      </w:r>
+    </w:p>
+    <w:p>
+      <w:pPr>
+        <w:pStyle w:val="NoSpacing"/>
+        <w:numPr>
+          <w:ilvl w:val="0"/>
+          <w:numId w:val="16"/>
+        </w:numPr>
+        <w:rPr>
+          <w:color w:val="000000" w:themeColor="text1"/>
+        </w:rPr>
+      </w:pPr>
+      <w:r>
+        <w:rPr>
+          <w:color w:val="000000" w:themeColor="text1"/>
+        </w:rPr>
+        <w:t xml:space="preserve">Test </w:t>
+      </w:r>
+      <w:r>
+        <w:rPr>
+          <w:color w:val="000000" w:themeColor="text1"/>
+        </w:rPr>
+        <w:t>both directions of the</w:t>
+      </w:r>
+      <w:r>
+        <w:rPr>
+          <w:color w:val="000000" w:themeColor="text1"/>
+        </w:rPr>
+        <w:t xml:space="preserve"> ramp</w:t>
+      </w:r>
+      <w:r>
+        <w:rPr>
+          <w:color w:val="000000" w:themeColor="text1"/>
+        </w:rPr>
+        <w:t xml:space="preserve"> to verify functioning --</w:t>
+      </w:r>
+      <w:r>
+        <w:rPr>
+          <w:color w:val="000000" w:themeColor="text1"/>
+        </w:rPr>
+        <w:t xml:space="preserve"> de</w:t>
+      </w:r>
+      <w:r>
+        <w:rPr>
+          <w:color w:val="000000" w:themeColor="text1"/>
+        </w:rPr>
+        <w:t xml:space="preserve">scend the ramp </w:t>
+      </w:r>
+      <w:r>
+        <w:rPr>
+          <w:color w:val="000000" w:themeColor="text1"/>
+        </w:rPr>
+        <w:t xml:space="preserve">slightly, ascend the ramp slightly. </w:t>
+      </w:r>
+    </w:p>
+    <w:p>
+      <w:pPr>
+        <w:pStyle w:val="NoSpacing"/>
+        <w:numPr>
+          <w:ilvl w:val="0"/>
+          <w:numId w:val="16"/>
+        </w:numPr>
+        <w:rPr>
+          <w:color w:val="000000" w:themeColor="text1"/>
+        </w:rPr>
+      </w:pPr>
+      <w:r>
+        <w:t>Move</w:t>
+      </w:r>
+      <w:r>
+        <w:t xml:space="preserve"> </w:t>
+      </w:r>
+      <w:r>
+        <w:t>cart to the dive ramp, positioned such that the cart is to the right of the ramp.</w:t>
+      </w:r>
+    </w:p>
+    <w:p>
+      <w:pPr>
+        <w:pStyle w:val="NoSpacing"/>
+        <w:numPr>
+          <w:ilvl w:val="0"/>
+          <w:numId w:val="16"/>
+        </w:numPr>
+        <w:rPr>
+          <w:color w:val="000000" w:themeColor="text1"/>
+        </w:rPr>
+      </w:pPr>
+      <w:r>
+        <w:t>Plug in the cart to the 120V power outlet</w:t>
+      </w:r>
+      <w:r>
+        <w:t>.</w:t>
+      </w:r>
+    </w:p>
+    <w:p>
+      <w:pPr>
+        <w:pStyle w:val="NoSpacing"/>
+        <w:numPr>
+          <w:ilvl w:val="0"/>
+          <w:numId w:val="16"/>
+        </w:numPr>
+        <w:rPr>
+          <w:color w:val="000000" w:themeColor="text1"/>
+        </w:rPr>
+      </w:pPr>
+      <w:r>
+        <w:t>Plug in the HDMI of the TV to the ROV computer</w:t>
+      </w:r>
+      <w:r>
+        <w:t>.</w:t>
+      </w:r>
+    </w:p>
+    <w:p>
+      <w:pPr>
+        <w:pStyle w:val="NoSpacing"/>
+        <w:numPr>
+          <w:ilvl w:val="0"/>
+          <w:numId w:val="16"/>
+        </w:numPr>
+        <w:rPr>
+          <w:color w:val="000000" w:themeColor="text1"/>
+        </w:rPr>
+      </w:pPr>
+      <w:r>
+        <w:t>Plug in the ROV computer to the power strip within the cart</w:t>
+      </w:r>
+      <w:r>
+        <w:t>.</w:t>
+      </w:r>
+    </w:p>
+    <w:p>
+      <w:pPr>
+        <w:pStyle w:val="NoSpacing"/>
+        <w:numPr>
+          <w:ilvl w:val="0"/>
+          <w:numId w:val="16"/>
+        </w:numPr>
+        <w:rPr>
+          <w:color w:val="000000" w:themeColor="text1"/>
+        </w:rPr>
+      </w:pPr>
+      <w:r>
+        <w:t xml:space="preserve">Turn on and sign into the computer, verify TV duplicating computer screen. </w:t>
+      </w:r>
+    </w:p>
+    <w:p>
+      <w:pPr>
+        <w:pStyle w:val="NoSpacing"/>
         <w:rPr>
           <w:b/>
           <w:bCs/>
           <w:color w:val="0070C0"/>
         </w:rPr>
-        <w:t xml:space="preserve">Deploy the ROV </w:t>
-      </w:r>
+      </w:pPr>
     </w:p>
     <w:p>
       <w:pPr>
@@ -253,81 +645,927 @@
           <w:bCs/>
           <w:color w:val="0070C0"/>
         </w:rPr>
-        <w:t>Fly the ROV</w:t>
-      </w:r>
-    </w:p>
-    <w:p>
-      <w:pPr>
-        <w:pStyle w:val="NoSpacing"/>
+        <w:t xml:space="preserve">Power </w:t>
+      </w:r>
+      <w:r>
         <w:rPr>
           <w:b/>
           <w:bCs/>
           <w:color w:val="0070C0"/>
         </w:rPr>
+        <w:t xml:space="preserve">ROV </w:t>
+      </w:r>
+    </w:p>
+    <w:p>
+      <w:pPr>
+        <w:pStyle w:val="NoSpacing"/>
+        <w:numPr>
+          <w:ilvl w:val="0"/>
+          <w:numId w:val="17"/>
+        </w:numPr>
+      </w:pPr>
+      <w:r>
+        <w:t>Check</w:t>
+      </w:r>
+      <w:r>
+        <w:t xml:space="preserve"> the status of the ROV battery with </w:t>
+      </w:r>
+      <w:r>
+        <w:t>the voltage reader</w:t>
+      </w:r>
+      <w:r>
+        <w:t>.</w:t>
+      </w:r>
+      <w:r>
+        <w:t xml:space="preserve">  </w:t>
+      </w:r>
+    </w:p>
+    <w:p>
+      <w:pPr>
+        <w:pStyle w:val="NoSpacing"/>
+        <w:numPr>
+          <w:ilvl w:val="0"/>
+          <w:numId w:val="17"/>
+        </w:numPr>
+      </w:pPr>
+      <w:r>
+        <w:t>Remove the vent plug</w:t>
+      </w:r>
+      <w:r>
+        <w:t xml:space="preserve"> and set somewhere safe. </w:t>
+      </w:r>
+      <w:r>
+        <w:t xml:space="preserve"> </w:t>
+      </w:r>
+    </w:p>
+    <w:p>
+      <w:pPr>
+        <w:pStyle w:val="NoSpacing"/>
+        <w:numPr>
+          <w:ilvl w:val="0"/>
+          <w:numId w:val="17"/>
+        </w:numPr>
+        <w:rPr>
+          <w:b/>
+          <w:bCs/>
+        </w:rPr>
+      </w:pPr>
+      <w:r>
+        <w:t>Use the small Blue Robotics enclosure key to gently open the ROV battery enclosure.</w:t>
+      </w:r>
+      <w:r>
+        <w:rPr>
+          <w:b/>
+          <w:bCs/>
+        </w:rPr>
+        <w:t xml:space="preserve"> </w:t>
+      </w:r>
+      <w:r>
+        <w:t>Pull the rear end cap off.</w:t>
+      </w:r>
+    </w:p>
+    <w:p>
+      <w:pPr>
+        <w:pStyle w:val="NoSpacing"/>
+        <w:numPr>
+          <w:ilvl w:val="0"/>
+          <w:numId w:val="17"/>
+        </w:numPr>
+      </w:pPr>
+      <w:r>
+        <w:t>Check</w:t>
+      </w:r>
+      <w:r>
+        <w:t xml:space="preserve"> the status of silicone lubrication on the two rear endcap o-rings</w:t>
+      </w:r>
+    </w:p>
+    <w:p>
+      <w:pPr>
+        <w:pStyle w:val="NoSpacing"/>
+        <w:numPr>
+          <w:ilvl w:val="1"/>
+          <w:numId w:val="17"/>
+        </w:numPr>
+      </w:pPr>
+      <w:r>
+        <w:t>If they are dry and/or if removal of the end cap is challenging, you can either:</w:t>
+      </w:r>
+    </w:p>
+    <w:p>
+      <w:pPr>
+        <w:pStyle w:val="NoSpacing"/>
+        <w:numPr>
+          <w:ilvl w:val="2"/>
+          <w:numId w:val="17"/>
+        </w:numPr>
+      </w:pPr>
+      <w:r>
+        <w:t xml:space="preserve">Remove the o-rings with the o-ring pick, clean them with a dust cloth, apply silicone grease, reapply the o-rings, or </w:t>
+      </w:r>
+    </w:p>
+    <w:p>
+      <w:pPr>
+        <w:pStyle w:val="NoSpacing"/>
+        <w:numPr>
+          <w:ilvl w:val="2"/>
+          <w:numId w:val="17"/>
+        </w:numPr>
+      </w:pPr>
+      <w:r>
+        <w:t xml:space="preserve">Apply a small amount of silicone grease to the outside of the x2 o-rings </w:t>
+      </w:r>
+      <w:r>
+        <w:t xml:space="preserve"> </w:t>
+      </w:r>
+    </w:p>
+    <w:p>
+      <w:pPr>
+        <w:pStyle w:val="NoSpacing"/>
+        <w:numPr>
+          <w:ilvl w:val="0"/>
+          <w:numId w:val="17"/>
+        </w:numPr>
+        <w:rPr>
+          <w:b/>
+          <w:bCs/>
+        </w:rPr>
+      </w:pPr>
+      <w:r>
+        <w:lastRenderedPageBreak/>
+        <w:t>Connect the ROV: attach the ROV battery’s cell balancer connector</w:t>
+      </w:r>
+      <w:r>
+        <w:t xml:space="preserve"> (white) first, then connect the main connector (yellow)</w:t>
+      </w:r>
+      <w:r>
+        <w:t xml:space="preserve">. </w:t>
+      </w:r>
+      <w:r>
+        <w:t xml:space="preserve">You should hear an initial chime when the battery is first connected, and a second chime approximately one minute later when the Pi and Navigator have fully booted. </w:t>
+      </w:r>
+      <w:r>
+        <w:t xml:space="preserve"> </w:t>
+      </w:r>
+    </w:p>
+    <w:p>
+      <w:pPr>
+        <w:pStyle w:val="NoSpacing"/>
+        <w:numPr>
+          <w:ilvl w:val="0"/>
+          <w:numId w:val="17"/>
+        </w:numPr>
+        <w:rPr>
+          <w:b/>
+          <w:bCs/>
+        </w:rPr>
+      </w:pPr>
+      <w:r>
+        <w:t xml:space="preserve">Care is required when re-connecting the end cap – ensure that all cables are out of the way and that the end cap can seat properly. </w:t>
+      </w:r>
+    </w:p>
+    <w:p>
+      <w:pPr>
+        <w:pStyle w:val="NoSpacing"/>
+        <w:numPr>
+          <w:ilvl w:val="0"/>
+          <w:numId w:val="17"/>
+        </w:numPr>
+        <w:rPr>
+          <w:b/>
+          <w:bCs/>
+        </w:rPr>
+      </w:pPr>
+      <w:r>
+        <w:t xml:space="preserve">Gently replace the end cap. </w:t>
+      </w:r>
+    </w:p>
+    <w:p>
+      <w:pPr>
+        <w:pStyle w:val="NoSpacing"/>
+        <w:numPr>
+          <w:ilvl w:val="0"/>
+          <w:numId w:val="17"/>
+        </w:numPr>
+      </w:pPr>
+      <w:r>
+        <w:t>Attach and tighten the vent plug.</w:t>
+      </w:r>
+    </w:p>
+    <w:p>
+      <w:pPr>
+        <w:pStyle w:val="NoSpacing"/>
+        <w:ind w:left="360"/>
+      </w:pPr>
+    </w:p>
+    <w:p>
+      <w:pPr>
+        <w:pStyle w:val="NoSpacing"/>
+        <w:rPr>
+          <w:color w:val="0070C0"/>
+        </w:rPr>
       </w:pPr>
       <w:r>
         <w:rPr>
           <w:b/>
           <w:bCs/>
           <w:color w:val="0070C0"/>
-          <w:highlight w:val="yellow"/>
-        </w:rPr>
-        <w:t>Docking, undocking, and wireless charging</w:t>
-      </w:r>
-    </w:p>
-    <w:p>
-      <w:pPr>
-        <w:pStyle w:val="NoSpacing"/>
+        </w:rPr>
+        <w:t xml:space="preserve">Stage </w:t>
+      </w:r>
+      <w:r>
         <w:rPr>
           <w:b/>
           <w:bCs/>
           <w:color w:val="0070C0"/>
         </w:rPr>
-      </w:pPr>
+        <w:t xml:space="preserve">for launch </w:t>
+      </w:r>
       <w:r>
         <w:rPr>
           <w:b/>
           <w:bCs/>
           <w:color w:val="0070C0"/>
         </w:rPr>
-        <w:t>Retrieve the ROV</w:t>
-      </w:r>
-    </w:p>
-    <w:p>
-      <w:pPr>
-        <w:pStyle w:val="NoSpacing"/>
+        <w:t>at</w:t>
+      </w:r>
+      <w:r>
         <w:rPr>
           <w:b/>
           <w:bCs/>
           <w:color w:val="0070C0"/>
         </w:rPr>
-      </w:pPr>
-      <w:r>
+        <w:t xml:space="preserve"> the dive ramp </w:t>
+      </w:r>
+    </w:p>
+    <w:p>
+      <w:pPr>
+        <w:pStyle w:val="NoSpacing"/>
+        <w:numPr>
+          <w:ilvl w:val="0"/>
+          <w:numId w:val="18"/>
+        </w:numPr>
+      </w:pPr>
+      <w:r>
+        <w:t xml:space="preserve">Double-check that </w:t>
+      </w:r>
+      <w:r>
+        <w:t xml:space="preserve">the </w:t>
+      </w:r>
+      <w:r>
+        <w:t>tether is securely clipped to ROV (i.e., that the tether is both plugged in</w:t>
+      </w:r>
+      <w:r>
+        <w:t>,</w:t>
+      </w:r>
+      <w:r>
+        <w:t xml:space="preserve"> and </w:t>
+      </w:r>
+      <w:r>
+        <w:t xml:space="preserve">that </w:t>
+      </w:r>
+      <w:r>
+        <w:t xml:space="preserve">its </w:t>
+      </w:r>
+      <w:r>
+        <w:t>strain relief</w:t>
+      </w:r>
+      <w:r>
+        <w:t xml:space="preserve"> clip is attached</w:t>
+      </w:r>
+      <w:r>
+        <w:t xml:space="preserve"> </w:t>
+      </w:r>
+      <w:r>
+        <w:t>–</w:t>
+      </w:r>
+      <w:r>
+        <w:t xml:space="preserve"> </w:t>
+      </w:r>
+      <w:r>
+        <w:t xml:space="preserve">should you have to manually </w:t>
+      </w:r>
+      <w:r>
+        <w:t>pull in</w:t>
+      </w:r>
+      <w:r>
+        <w:t xml:space="preserve"> the ROV mid-flight, this clip will better protect </w:t>
+      </w:r>
+      <w:r>
+        <w:t xml:space="preserve">the tether </w:t>
+      </w:r>
+      <w:r>
+        <w:t>from damage</w:t>
+      </w:r>
+      <w:r>
+        <w:t xml:space="preserve">. </w:t>
+      </w:r>
+    </w:p>
+    <w:p>
+      <w:pPr>
+        <w:pStyle w:val="NoSpacing"/>
+        <w:numPr>
+          <w:ilvl w:val="0"/>
+          <w:numId w:val="18"/>
+        </w:numPr>
+      </w:pPr>
+      <w:r>
+        <w:t>You require x2 people familiar with ramp operations</w:t>
+      </w:r>
+      <w:r>
+        <w:t xml:space="preserve"> – a </w:t>
+      </w:r>
+      <w:r>
+        <w:rPr>
+          <w:i/>
+          <w:iCs/>
+        </w:rPr>
+        <w:t>Pilot</w:t>
+      </w:r>
+      <w:r>
+        <w:t xml:space="preserve"> and a </w:t>
+      </w:r>
+      <w:r>
+        <w:rPr>
+          <w:i/>
+          <w:iCs/>
+        </w:rPr>
+        <w:t>Copilot</w:t>
+      </w:r>
+      <w:r>
+        <w:rPr>
+          <w:i/>
+          <w:iCs/>
+        </w:rPr>
+        <w:t xml:space="preserve"> – </w:t>
+      </w:r>
+      <w:r>
+        <w:t xml:space="preserve">both personnel are required to wear a Personal Floatation Device (PFD) -- found on the inside door of the closet adjacent to the dive ramp – when out on the dive ramp.  </w:t>
+      </w:r>
+    </w:p>
+    <w:p>
+      <w:pPr>
+        <w:pStyle w:val="NoSpacing"/>
+        <w:numPr>
+          <w:ilvl w:val="0"/>
+          <w:numId w:val="18"/>
+        </w:numPr>
+      </w:pPr>
+      <w:r>
+        <w:rPr>
+          <w:i/>
+          <w:iCs/>
+        </w:rPr>
+        <w:t>Copilot</w:t>
+      </w:r>
+      <w:r>
+        <w:t xml:space="preserve"> powers the dive ramp, tests the ramp: 1s down, 1s up </w:t>
+      </w:r>
+    </w:p>
+    <w:p>
+      <w:pPr>
+        <w:pStyle w:val="NoSpacing"/>
+        <w:numPr>
+          <w:ilvl w:val="0"/>
+          <w:numId w:val="18"/>
+        </w:numPr>
+      </w:pPr>
+      <w:r>
+        <w:rPr>
+          <w:i/>
+          <w:iCs/>
+        </w:rPr>
+        <w:t xml:space="preserve">Pilot </w:t>
+      </w:r>
+      <w:r>
+        <w:t>carries the ROV</w:t>
+      </w:r>
+      <w:r>
+        <w:rPr>
+          <w:i/>
+          <w:iCs/>
+        </w:rPr>
+        <w:t xml:space="preserve">, </w:t>
+      </w:r>
+      <w:r>
+        <w:rPr>
+          <w:i/>
+          <w:iCs/>
+        </w:rPr>
+        <w:t>Copilot</w:t>
+      </w:r>
+      <w:r>
+        <w:t xml:space="preserve"> </w:t>
+      </w:r>
+      <w:r>
+        <w:t xml:space="preserve">carries the tether – they both walk out to the end of the ramp and place both items at the end of the ramp. </w:t>
+      </w:r>
+    </w:p>
+    <w:p>
+      <w:pPr>
+        <w:pStyle w:val="NoSpacing"/>
+        <w:numPr>
+          <w:ilvl w:val="0"/>
+          <w:numId w:val="18"/>
+        </w:numPr>
+      </w:pPr>
+      <w:r>
+        <w:t xml:space="preserve">The </w:t>
+      </w:r>
+      <w:r>
+        <w:rPr>
+          <w:i/>
+          <w:iCs/>
+        </w:rPr>
+        <w:t>Copilot</w:t>
+      </w:r>
+      <w:r>
+        <w:t xml:space="preserve"> stays at the end of the ramp</w:t>
+      </w:r>
+      <w:r>
+        <w:t>;</w:t>
+      </w:r>
+      <w:r>
+        <w:t xml:space="preserve"> the </w:t>
+      </w:r>
+      <w:r>
+        <w:rPr>
+          <w:i/>
+          <w:iCs/>
+        </w:rPr>
+        <w:t>Pilot</w:t>
+      </w:r>
+      <w:r>
+        <w:t xml:space="preserve"> return</w:t>
+      </w:r>
+      <w:r>
+        <w:t>s</w:t>
+      </w:r>
+      <w:r>
+        <w:t xml:space="preserve"> to the cart</w:t>
+      </w:r>
+      <w:r>
+        <w:t xml:space="preserve">, closing but not locking the ramp (keep the unlocked lock threaded in </w:t>
+      </w:r>
+      <w:r>
+        <w:t xml:space="preserve">its spot) </w:t>
+      </w:r>
+      <w:r>
+        <w:t xml:space="preserve"> </w:t>
+      </w:r>
+    </w:p>
+    <w:p>
+      <w:pPr>
+        <w:pStyle w:val="NoSpacing"/>
+        <w:numPr>
+          <w:ilvl w:val="0"/>
+          <w:numId w:val="18"/>
+        </w:numPr>
+      </w:pPr>
+      <w:r>
+        <w:t>The</w:t>
+      </w:r>
+      <w:r>
+        <w:rPr>
+          <w:i/>
+          <w:iCs/>
+        </w:rPr>
+        <w:t xml:space="preserve"> </w:t>
+      </w:r>
+      <w:r>
+        <w:rPr>
+          <w:i/>
+          <w:iCs/>
+        </w:rPr>
+        <w:t>Copilot</w:t>
+      </w:r>
+      <w:r>
+        <w:rPr>
+          <w:i/>
+          <w:iCs/>
+        </w:rPr>
+        <w:t xml:space="preserve"> </w:t>
+      </w:r>
+      <w:r>
+        <w:t>hands the tether up and over to the</w:t>
+      </w:r>
+      <w:r>
+        <w:rPr>
+          <w:i/>
+          <w:iCs/>
+        </w:rPr>
+        <w:t xml:space="preserve"> </w:t>
+      </w:r>
+      <w:r>
+        <w:rPr>
+          <w:i/>
+          <w:iCs/>
+        </w:rPr>
+        <w:t>P</w:t>
+      </w:r>
+      <w:r>
+        <w:rPr>
+          <w:i/>
+          <w:iCs/>
+        </w:rPr>
+        <w:t>ilot</w:t>
+      </w:r>
+      <w:r>
+        <w:rPr>
+          <w:i/>
+          <w:iCs/>
+        </w:rPr>
+        <w:t xml:space="preserve"> – </w:t>
+      </w:r>
+      <w:r>
+        <w:t xml:space="preserve">the </w:t>
+      </w:r>
+      <w:r>
+        <w:rPr>
+          <w:i/>
+          <w:iCs/>
+        </w:rPr>
+        <w:t>P</w:t>
+      </w:r>
+      <w:r>
+        <w:rPr>
+          <w:i/>
+          <w:iCs/>
+        </w:rPr>
+        <w:t>ilot</w:t>
+      </w:r>
+      <w:r>
+        <w:t xml:space="preserve"> </w:t>
+      </w:r>
+      <w:r>
+        <w:t xml:space="preserve">will verify they have the </w:t>
+      </w:r>
+      <w:r>
+        <w:t>tether</w:t>
+      </w:r>
+      <w:r>
+        <w:t xml:space="preserve"> </w:t>
+      </w:r>
+      <w:r>
+        <w:t xml:space="preserve">via a verbal </w:t>
+      </w:r>
+      <w:r>
+        <w:t>“</w:t>
+      </w:r>
+      <w:r>
+        <w:rPr>
+          <w:b/>
+          <w:bCs/>
+        </w:rPr>
+        <w:t>Got it</w:t>
+      </w:r>
+      <w:r>
+        <w:rPr>
+          <w:b/>
+          <w:bCs/>
+        </w:rPr>
+        <w:t>!</w:t>
+      </w:r>
+      <w:r>
+        <w:t xml:space="preserve">” before </w:t>
+      </w:r>
+      <w:r>
+        <w:t xml:space="preserve">the </w:t>
+      </w:r>
+      <w:r>
+        <w:rPr>
+          <w:i/>
+          <w:iCs/>
+        </w:rPr>
+        <w:t>Cop</w:t>
+      </w:r>
+      <w:r>
+        <w:rPr>
+          <w:i/>
+          <w:iCs/>
+        </w:rPr>
+        <w:t xml:space="preserve">ilot </w:t>
+      </w:r>
+      <w:r>
+        <w:t>releas</w:t>
+      </w:r>
+      <w:r>
+        <w:t>es</w:t>
+      </w:r>
+      <w:r>
+        <w:t xml:space="preserve"> the tether.</w:t>
+      </w:r>
+    </w:p>
+    <w:p>
+      <w:pPr>
+        <w:pStyle w:val="NoSpacing"/>
+        <w:numPr>
+          <w:ilvl w:val="0"/>
+          <w:numId w:val="18"/>
+        </w:numPr>
+      </w:pPr>
+      <w:r>
+        <w:t xml:space="preserve">The </w:t>
+      </w:r>
+      <w:r>
+        <w:rPr>
+          <w:i/>
+          <w:iCs/>
+        </w:rPr>
+        <w:t>P</w:t>
+      </w:r>
+      <w:r>
+        <w:rPr>
+          <w:i/>
+          <w:iCs/>
+        </w:rPr>
+        <w:t>ilot</w:t>
+      </w:r>
+      <w:r>
+        <w:t xml:space="preserve"> s</w:t>
+      </w:r>
+      <w:r>
+        <w:t>et</w:t>
+      </w:r>
+      <w:r>
+        <w:t>s</w:t>
+      </w:r>
+      <w:r>
+        <w:t xml:space="preserve"> the tether </w:t>
+      </w:r>
+      <w:r>
+        <w:t>on the ground to the left of the cart</w:t>
+      </w:r>
+      <w:r>
+        <w:t>.</w:t>
+      </w:r>
+    </w:p>
+    <w:p>
+      <w:pPr>
+        <w:pStyle w:val="NoSpacing"/>
+      </w:pPr>
+    </w:p>
+    <w:p>
+      <w:pPr>
+        <w:pStyle w:val="NoSpacing"/>
         <w:rPr>
           <w:b/>
           <w:bCs/>
           <w:color w:val="0070C0"/>
         </w:rPr>
-        <w:t>Post-flight aftercare</w:t>
-      </w:r>
-    </w:p>
-    <w:p>
-      <w:pPr>
-        <w:pStyle w:val="NoSpacing"/>
+      </w:pPr>
+      <w:r>
         <w:rPr>
           <w:b/>
           <w:bCs/>
           <w:color w:val="0070C0"/>
         </w:rPr>
-      </w:pPr>
+        <w:t>Connect</w:t>
+      </w:r>
       <w:r>
         <w:rPr>
           <w:b/>
           <w:bCs/>
           <w:color w:val="0070C0"/>
         </w:rPr>
-        <w:t>Miscellaneous considerations</w:t>
-      </w:r>
+        <w:t xml:space="preserve"> to the ROV </w:t>
+      </w:r>
+    </w:p>
+    <w:p>
+      <w:pPr>
+        <w:pStyle w:val="NoSpacing"/>
+        <w:numPr>
+          <w:ilvl w:val="0"/>
+          <w:numId w:val="19"/>
+        </w:numPr>
+      </w:pPr>
+      <w:r>
+        <w:t>Connect the yellow cable to the FXTI box</w:t>
+      </w:r>
+      <w:r>
+        <w:t xml:space="preserve"> </w:t>
+      </w:r>
+      <w:r>
+        <w:t>(</w:t>
+      </w:r>
+      <w:r>
+        <w:t>align the bump along the interior rim of the plug with the white line on the spool connector)</w:t>
+      </w:r>
+      <w:r>
+        <w:t>.</w:t>
+      </w:r>
+    </w:p>
+    <w:p>
+      <w:pPr>
+        <w:pStyle w:val="NoSpacing"/>
+        <w:numPr>
+          <w:ilvl w:val="0"/>
+          <w:numId w:val="19"/>
+        </w:numPr>
+      </w:pPr>
+      <w:r>
+        <w:t xml:space="preserve">Connect the short yellow cable to the tether </w:t>
+      </w:r>
+      <w:r>
+        <w:t xml:space="preserve">spool </w:t>
+      </w:r>
+    </w:p>
+    <w:p>
+      <w:pPr>
+        <w:pStyle w:val="NoSpacing"/>
+        <w:numPr>
+          <w:ilvl w:val="0"/>
+          <w:numId w:val="19"/>
+        </w:numPr>
+      </w:pPr>
+      <w:r>
+        <w:t>Ensure the yellow cable is routed such that does impede the tether</w:t>
+      </w:r>
+      <w:r>
+        <w:t>, i.e., ensure the tether can freely unspool</w:t>
+      </w:r>
+      <w:r>
+        <w:t xml:space="preserve">. </w:t>
+      </w:r>
+      <w:r>
+        <w:t xml:space="preserve"> </w:t>
+      </w:r>
+    </w:p>
+    <w:p>
+      <w:pPr>
+        <w:pStyle w:val="NoSpacing"/>
+        <w:numPr>
+          <w:ilvl w:val="0"/>
+          <w:numId w:val="19"/>
+        </w:numPr>
+      </w:pPr>
+      <w:r>
+        <w:t xml:space="preserve">Connect the USB-A </w:t>
+      </w:r>
+      <w:r>
+        <w:t xml:space="preserve">cable </w:t>
+      </w:r>
+      <w:r>
+        <w:t>from the FXTI box to the flight laptop’s USB-A port</w:t>
+      </w:r>
+      <w:r>
+        <w:t>.</w:t>
+      </w:r>
+    </w:p>
+    <w:p>
+      <w:pPr>
+        <w:pStyle w:val="NoSpacing"/>
+        <w:numPr>
+          <w:ilvl w:val="0"/>
+          <w:numId w:val="19"/>
+        </w:numPr>
+      </w:pPr>
+      <w:r>
+        <w:t>Connect the Xbox controller to flight laptop’s USB-A port</w:t>
+      </w:r>
+      <w:r>
+        <w:t>.</w:t>
+      </w:r>
+    </w:p>
+    <w:p>
+      <w:pPr>
+        <w:pStyle w:val="NoSpacing"/>
+        <w:numPr>
+          <w:ilvl w:val="0"/>
+          <w:numId w:val="19"/>
+        </w:numPr>
+      </w:pPr>
+      <w:r>
+        <w:t>A</w:t>
+      </w:r>
+      <w:r>
+        <w:t xml:space="preserve">ccess BlueOS running the ROV’s Raspberry Pi </w:t>
+      </w:r>
+      <w:r>
+        <w:t xml:space="preserve">by opening a Google Chrome tab and proceeding to </w:t>
+      </w:r>
+      <w:r>
+        <w:t>192.168.2.</w:t>
+      </w:r>
+    </w:p>
+    <w:p>
+      <w:pPr>
+        <w:pStyle w:val="NoSpacing"/>
+        <w:numPr>
+          <w:ilvl w:val="1"/>
+          <w:numId w:val="19"/>
+        </w:numPr>
+      </w:pPr>
+      <w:r>
+        <w:t xml:space="preserve">Verify BlueOS connection, check ROV voltage </w:t>
+      </w:r>
+    </w:p>
+    <w:p>
+      <w:pPr>
+        <w:pStyle w:val="NoSpacing"/>
+        <w:numPr>
+          <w:ilvl w:val="0"/>
+          <w:numId w:val="19"/>
+        </w:numPr>
+      </w:pPr>
+      <w:r>
+        <w:t xml:space="preserve">Open </w:t>
+      </w:r>
+      <w:r>
+        <w:t xml:space="preserve">ROV laptop </w:t>
+      </w:r>
+      <w:r>
+        <w:t xml:space="preserve">desktop program </w:t>
+      </w:r>
+      <w:r>
+        <w:t>Cockpit</w:t>
+      </w:r>
+    </w:p>
+    <w:p>
+      <w:pPr>
+        <w:pStyle w:val="NoSpacing"/>
+        <w:numPr>
+          <w:ilvl w:val="1"/>
+          <w:numId w:val="19"/>
+        </w:numPr>
+      </w:pPr>
+      <w:r>
+        <w:t xml:space="preserve">Verify camera feed </w:t>
+      </w:r>
+    </w:p>
+    <w:p>
+      <w:pPr>
+        <w:pStyle w:val="NoSpacing"/>
+        <w:numPr>
+          <w:ilvl w:val="1"/>
+          <w:numId w:val="19"/>
+        </w:numPr>
+      </w:pPr>
+      <w:r>
+        <w:t>Arm vehicle</w:t>
+      </w:r>
+    </w:p>
+    <w:p>
+      <w:pPr>
+        <w:pStyle w:val="NoSpacing"/>
+        <w:numPr>
+          <w:ilvl w:val="1"/>
+          <w:numId w:val="19"/>
+        </w:numPr>
+      </w:pPr>
+      <w:r>
+        <w:t>Verify control: c</w:t>
+      </w:r>
+      <w:r>
+        <w:t xml:space="preserve">heck gain, adjust to 30% </w:t>
+      </w:r>
+    </w:p>
+    <w:p>
+      <w:pPr>
+        <w:pStyle w:val="NoSpacing"/>
+        <w:numPr>
+          <w:ilvl w:val="1"/>
+          <w:numId w:val="19"/>
+        </w:numPr>
+      </w:pPr>
+      <w:r>
+        <w:t xml:space="preserve">Briefly check </w:t>
+      </w:r>
+      <w:r>
+        <w:t xml:space="preserve">thrusters </w:t>
+      </w:r>
+    </w:p>
+    <w:p>
+      <w:pPr>
+        <w:pStyle w:val="NoSpacing"/>
+        <w:numPr>
+          <w:ilvl w:val="1"/>
+          <w:numId w:val="19"/>
+        </w:numPr>
+      </w:pPr>
+      <w:r>
+        <w:t>Cycle light</w:t>
+      </w:r>
+      <w:r>
+        <w:t xml:space="preserve"> up and down</w:t>
+      </w:r>
+    </w:p>
+    <w:p>
+      <w:pPr>
+        <w:pStyle w:val="NoSpacing"/>
+        <w:numPr>
+          <w:ilvl w:val="0"/>
+          <w:numId w:val="19"/>
+        </w:numPr>
+      </w:pPr>
+      <w:r>
+        <w:t xml:space="preserve">The vehicle is now ready to deploy. </w:t>
+      </w:r>
+    </w:p>
+    <w:p>
+      <w:pPr>
+        <w:pStyle w:val="NoSpacing"/>
+        <w:ind w:left="360"/>
+      </w:pPr>
     </w:p>
     <w:p>
       <w:pPr>
@@ -344,27 +1582,326 @@
           <w:bCs/>
           <w:color w:val="0070C0"/>
         </w:rPr>
-        <w:t>Troubleshooting</w:t>
-      </w:r>
-    </w:p>
-    <w:p>
-      <w:pPr>
-        <w:pStyle w:val="NoSpacing"/>
+        <w:t xml:space="preserve">Deploy </w:t>
+      </w:r>
+      <w:r>
         <w:rPr>
           <w:b/>
           <w:bCs/>
           <w:color w:val="0070C0"/>
         </w:rPr>
-      </w:pPr>
-    </w:p>
-    <w:p>
-      <w:pPr>
-        <w:pStyle w:val="NoSpacing"/>
+        <w:t xml:space="preserve">and fly </w:t>
+      </w:r>
+      <w:r>
         <w:rPr>
           <w:b/>
           <w:bCs/>
           <w:color w:val="0070C0"/>
         </w:rPr>
+        <w:t>the ROV</w:t>
+      </w:r>
+    </w:p>
+    <w:p>
+      <w:pPr>
+        <w:pStyle w:val="NoSpacing"/>
+        <w:numPr>
+          <w:ilvl w:val="0"/>
+          <w:numId w:val="20"/>
+        </w:numPr>
+      </w:pPr>
+      <w:r>
+        <w:t xml:space="preserve">The Copilot is staged on the ramp with a </w:t>
+      </w:r>
+    </w:p>
+    <w:p>
+      <w:pPr>
+        <w:pStyle w:val="NoSpacing"/>
+        <w:numPr>
+          <w:ilvl w:val="0"/>
+          <w:numId w:val="20"/>
+        </w:numPr>
+      </w:pPr>
+      <w:r>
+        <w:t xml:space="preserve">The </w:t>
+      </w:r>
+      <w:r>
+        <w:rPr>
+          <w:i/>
+          <w:iCs/>
+        </w:rPr>
+        <w:t>P</w:t>
+      </w:r>
+      <w:r>
+        <w:rPr>
+          <w:i/>
+          <w:iCs/>
+        </w:rPr>
+        <w:t>ilot</w:t>
+      </w:r>
+      <w:r>
+        <w:t xml:space="preserve"> lowers ramp </w:t>
+      </w:r>
+      <w:r>
+        <w:t>with C</w:t>
+      </w:r>
+      <w:r>
+        <w:rPr>
+          <w:i/>
+          <w:iCs/>
+        </w:rPr>
+        <w:t>opilot</w:t>
+      </w:r>
+      <w:r>
+        <w:rPr>
+          <w:i/>
+          <w:iCs/>
+        </w:rPr>
+        <w:t xml:space="preserve"> </w:t>
+      </w:r>
+      <w:r>
+        <w:t xml:space="preserve">and ROV </w:t>
+      </w:r>
+      <w:r>
+        <w:t>just above water level</w:t>
+      </w:r>
+      <w:r>
+        <w:t>.</w:t>
+      </w:r>
+    </w:p>
+    <w:p>
+      <w:pPr>
+        <w:pStyle w:val="NoSpacing"/>
+        <w:numPr>
+          <w:ilvl w:val="0"/>
+          <w:numId w:val="20"/>
+        </w:numPr>
+      </w:pPr>
+      <w:r>
+        <w:rPr>
+          <w:i/>
+          <w:iCs/>
+        </w:rPr>
+        <w:t>Copilot</w:t>
+      </w:r>
+      <w:r>
+        <w:t xml:space="preserve"> makes a</w:t>
+      </w:r>
+      <w:r>
+        <w:t xml:space="preserve"> final check to ensure vent plugs are in place</w:t>
+      </w:r>
+      <w:r>
+        <w:t xml:space="preserve"> and tight</w:t>
+      </w:r>
+      <w:r>
+        <w:t>.</w:t>
+      </w:r>
+    </w:p>
+    <w:p>
+      <w:pPr>
+        <w:pStyle w:val="NoSpacing"/>
+        <w:numPr>
+          <w:ilvl w:val="0"/>
+          <w:numId w:val="20"/>
+        </w:numPr>
+      </w:pPr>
+      <w:r>
+        <w:rPr>
+          <w:i/>
+          <w:iCs/>
+        </w:rPr>
+        <w:t>Copilot</w:t>
+      </w:r>
+      <w:r>
+        <w:t xml:space="preserve"> </w:t>
+      </w:r>
+      <w:r>
+        <w:t xml:space="preserve">issues a verbal “Are you ready?” to the </w:t>
+      </w:r>
+      <w:r>
+        <w:rPr>
+          <w:i/>
+          <w:iCs/>
+        </w:rPr>
+        <w:t>Pilot</w:t>
+      </w:r>
+      <w:r>
+        <w:t xml:space="preserve">, </w:t>
+      </w:r>
+      <w:r>
+        <w:rPr>
+          <w:i/>
+          <w:iCs/>
+        </w:rPr>
+        <w:t>Pilot</w:t>
+      </w:r>
+      <w:r>
+        <w:t xml:space="preserve"> verifies they </w:t>
+      </w:r>
+      <w:r>
+        <w:t>the vehicle is armed and ready</w:t>
+      </w:r>
+      <w:r>
+        <w:t xml:space="preserve">. </w:t>
+      </w:r>
+    </w:p>
+    <w:p>
+      <w:pPr>
+        <w:pStyle w:val="NoSpacing"/>
+        <w:numPr>
+          <w:ilvl w:val="0"/>
+          <w:numId w:val="20"/>
+        </w:numPr>
+      </w:pPr>
+      <w:r>
+        <w:rPr>
+          <w:i/>
+          <w:iCs/>
+        </w:rPr>
+        <w:t>Copilot</w:t>
+      </w:r>
+      <w:r>
+        <w:t xml:space="preserve"> </w:t>
+      </w:r>
+      <w:r>
+        <w:t>gently set</w:t>
+      </w:r>
+      <w:r>
+        <w:t>s</w:t>
+      </w:r>
+      <w:r>
+        <w:t xml:space="preserve"> the ROV in the water</w:t>
+      </w:r>
+      <w:r>
+        <w:t>.</w:t>
+      </w:r>
+    </w:p>
+    <w:p>
+      <w:pPr>
+        <w:pStyle w:val="NoSpacing"/>
+        <w:numPr>
+          <w:ilvl w:val="0"/>
+          <w:numId w:val="20"/>
+        </w:numPr>
+      </w:pPr>
+      <w:r>
+        <w:rPr>
+          <w:i/>
+          <w:iCs/>
+        </w:rPr>
+        <w:t>Pilot</w:t>
+      </w:r>
+      <w:r>
+        <w:t xml:space="preserve"> motors the ROV </w:t>
+      </w:r>
+      <w:r>
+        <w:t>on the surface</w:t>
+      </w:r>
+      <w:r>
+        <w:t xml:space="preserve"> </w:t>
+      </w:r>
+      <w:r>
+        <w:t xml:space="preserve">northwest </w:t>
+      </w:r>
+      <w:r>
+        <w:t xml:space="preserve">about 10 meters </w:t>
+      </w:r>
+      <w:r>
+        <w:t xml:space="preserve">away from the ramp </w:t>
+      </w:r>
+      <w:r>
+        <w:t>a</w:t>
+      </w:r>
+      <w:r>
+        <w:t>nd</w:t>
+      </w:r>
+      <w:r>
+        <w:t xml:space="preserve"> ascent piling</w:t>
+      </w:r>
+      <w:r>
+        <w:t>; v</w:t>
+      </w:r>
+      <w:r>
+        <w:t>isually confirm ROV flight controls are responding as expected</w:t>
+      </w:r>
+      <w:r>
+        <w:t>.</w:t>
+      </w:r>
+    </w:p>
+    <w:p>
+      <w:pPr>
+        <w:pStyle w:val="NoSpacing"/>
+        <w:numPr>
+          <w:ilvl w:val="0"/>
+          <w:numId w:val="20"/>
+        </w:numPr>
+      </w:pPr>
+      <w:r>
+        <w:t>Descend the ROV</w:t>
+      </w:r>
+    </w:p>
+    <w:p>
+      <w:pPr>
+        <w:pStyle w:val="NoSpacing"/>
+        <w:numPr>
+          <w:ilvl w:val="0"/>
+          <w:numId w:val="20"/>
+        </w:numPr>
+      </w:pPr>
+      <w:r>
+        <w:t xml:space="preserve">Our CCR team surveys with the ROV at 20—40% thruster gain, depending upon current. </w:t>
+      </w:r>
+    </w:p>
+    <w:p>
+      <w:pPr>
+        <w:pStyle w:val="NoSpacing"/>
+        <w:numPr>
+          <w:ilvl w:val="0"/>
+          <w:numId w:val="20"/>
+        </w:numPr>
+      </w:pPr>
+      <w:r>
+        <w:t xml:space="preserve">20—40% gain works well for smaller movements when investigating and exploring. </w:t>
+      </w:r>
+    </w:p>
+    <w:p>
+      <w:pPr>
+        <w:pStyle w:val="NoSpacing"/>
+        <w:numPr>
+          <w:ilvl w:val="0"/>
+          <w:numId w:val="20"/>
+        </w:numPr>
+      </w:pPr>
+      <w:r>
+        <w:t xml:space="preserve">40—70% gain can be utilized to cover longer distances quickly. </w:t>
+      </w:r>
+    </w:p>
+    <w:p>
+      <w:pPr>
+        <w:pStyle w:val="NoSpacing"/>
+        <w:numPr>
+          <w:ilvl w:val="0"/>
+          <w:numId w:val="20"/>
+        </w:numPr>
+      </w:pPr>
+      <w:r>
+        <w:t xml:space="preserve">You will likely not need to run the thrusters at 100% -- this is where you will have the least control and ability to react quickly, especially given the less than crystal clear visibility. </w:t>
+      </w:r>
+    </w:p>
+    <w:p>
+      <w:pPr>
+        <w:pStyle w:val="NoSpacing"/>
+        <w:numPr>
+          <w:ilvl w:val="0"/>
+          <w:numId w:val="20"/>
+        </w:numPr>
+      </w:pPr>
+      <w:r>
+        <w:t xml:space="preserve">Operate the x2 downward and x2 forward lights as desired. </w:t>
+      </w:r>
+    </w:p>
+    <w:p>
+      <w:pPr>
+        <w:pStyle w:val="NoSpacing"/>
       </w:pPr>
     </w:p>
     <w:p>
@@ -376,46 +1913,311 @@
           <w:color w:val="0070C0"/>
         </w:rPr>
       </w:pPr>
-    </w:p>
-    <w:p>
-      <w:pPr>
-        <w:pStyle w:val="NoSpacing"/>
+      <w:r>
         <w:rPr>
           <w:b/>
           <w:bCs/>
           <w:color w:val="0070C0"/>
         </w:rPr>
-      </w:pPr>
-    </w:p>
-    <w:p>
-      <w:pPr>
-        <w:pStyle w:val="NoSpacing"/>
+        <w:t>T</w:t>
+      </w:r>
+      <w:r>
         <w:rPr>
           <w:b/>
           <w:bCs/>
           <w:color w:val="0070C0"/>
         </w:rPr>
-      </w:pPr>
-    </w:p>
-    <w:p>
-      <w:pPr>
-        <w:pStyle w:val="NoSpacing"/>
+        <w:t>ether</w:t>
+      </w:r>
+      <w:r>
         <w:rPr>
           <w:b/>
           <w:bCs/>
           <w:color w:val="0070C0"/>
         </w:rPr>
-      </w:pPr>
-    </w:p>
-    <w:p>
-      <w:pPr>
-        <w:pStyle w:val="NoSpacing"/>
+        <w:t xml:space="preserve"> management </w:t>
+      </w:r>
+      <w:r>
         <w:rPr>
           <w:b/>
           <w:bCs/>
           <w:color w:val="0070C0"/>
         </w:rPr>
-      </w:pPr>
+        <w:t xml:space="preserve"> </w:t>
+      </w:r>
+    </w:p>
+    <w:p>
+      <w:pPr>
+        <w:pStyle w:val="NoSpacing"/>
+        <w:numPr>
+          <w:ilvl w:val="0"/>
+          <w:numId w:val="21"/>
+        </w:numPr>
+        <w:rPr>
+          <w:i/>
+          <w:iCs/>
+        </w:rPr>
+      </w:pPr>
+      <w:r>
+        <w:t xml:space="preserve">The </w:t>
+      </w:r>
+      <w:r>
+        <w:rPr>
+          <w:i/>
+          <w:iCs/>
+        </w:rPr>
+        <w:t xml:space="preserve">Copilot </w:t>
+      </w:r>
+      <w:r>
+        <w:t>manages tether</w:t>
+      </w:r>
+      <w:r>
+        <w:t xml:space="preserve"> – let out slack as needed, </w:t>
+      </w:r>
+      <w:r>
+        <w:t>pull in slack.</w:t>
+      </w:r>
+      <w:r>
+        <w:t xml:space="preserve"> Communicate so the </w:t>
+      </w:r>
+      <w:r>
+        <w:rPr>
+          <w:i/>
+          <w:iCs/>
+        </w:rPr>
+        <w:t>Copilot</w:t>
+      </w:r>
+      <w:r>
+        <w:t xml:space="preserve"> understands where the ROV is</w:t>
+      </w:r>
+      <w:r>
+        <w:t>,</w:t>
+      </w:r>
+      <w:r>
+        <w:t xml:space="preserve"> and where the </w:t>
+      </w:r>
+      <w:r>
+        <w:rPr>
+          <w:i/>
+          <w:iCs/>
+        </w:rPr>
+        <w:t>Pilot</w:t>
+      </w:r>
+      <w:r>
+        <w:t xml:space="preserve"> is wanting to go, such that the </w:t>
+      </w:r>
+      <w:r>
+        <w:rPr>
+          <w:i/>
+          <w:iCs/>
+        </w:rPr>
+        <w:t>Copilot</w:t>
+      </w:r>
+      <w:r>
+        <w:t xml:space="preserve"> can anticipate the need to spool out or recover tether slack. </w:t>
+      </w:r>
+      <w:r>
+        <w:t xml:space="preserve">Communicate and anticipate for longer runs such as flying to the kelp in-between Piers 60 &amp; 62. </w:t>
+      </w:r>
+      <w:r>
+        <w:t xml:space="preserve"> </w:t>
+      </w:r>
+    </w:p>
+    <w:p>
+      <w:pPr>
+        <w:pStyle w:val="NoSpacing"/>
+        <w:numPr>
+          <w:ilvl w:val="0"/>
+          <w:numId w:val="21"/>
+        </w:numPr>
+      </w:pPr>
+      <w:r>
+        <w:t xml:space="preserve">The ROV’s tether is buoyant </w:t>
+      </w:r>
+      <w:r>
+        <w:t xml:space="preserve">– </w:t>
+      </w:r>
+      <w:r>
+        <w:t>it your</w:t>
+      </w:r>
+      <w:r>
+        <w:t xml:space="preserve"> visual guide – where </w:t>
+      </w:r>
+      <w:r>
+        <w:t>the tether</w:t>
+      </w:r>
+      <w:r>
+        <w:t xml:space="preserve"> drops down towards the seafloor indicates where the ROV is. </w:t>
+      </w:r>
+      <w:r>
+        <w:t xml:space="preserve">You have no other form of ROV localization. </w:t>
+      </w:r>
+      <w:r>
+        <w:t>However, the placement of the tether at the surface can be shifted by wind</w:t>
+      </w:r>
+      <w:r>
+        <w:t xml:space="preserve">, current, and other water movement. </w:t>
+      </w:r>
+    </w:p>
+    <w:p>
+      <w:pPr>
+        <w:pStyle w:val="NoSpacing"/>
+        <w:numPr>
+          <w:ilvl w:val="0"/>
+          <w:numId w:val="21"/>
+        </w:numPr>
+      </w:pPr>
+      <w:r>
+        <w:t xml:space="preserve">Be especially aware and alert when the tether is </w:t>
+      </w:r>
+      <w:r>
+        <w:t>bunched against the pilings – there are hazards that can snag the tether</w:t>
+      </w:r>
+      <w:r>
+        <w:t xml:space="preserve">, especially further under the pier. </w:t>
+      </w:r>
+      <w:r>
+        <w:t xml:space="preserve"> </w:t>
+      </w:r>
+    </w:p>
+    <w:p>
+      <w:pPr>
+        <w:pStyle w:val="NoSpacing"/>
+        <w:numPr>
+          <w:ilvl w:val="0"/>
+          <w:numId w:val="21"/>
+        </w:numPr>
+      </w:pPr>
+      <w:r>
+        <w:t>Do not let excess amount of tether gather at the surfac</w:t>
+      </w:r>
+      <w:r>
+        <w:t xml:space="preserve">e – actively manager the tether. </w:t>
+      </w:r>
+    </w:p>
+    <w:p>
+      <w:pPr>
+        <w:pStyle w:val="NoSpacing"/>
+        <w:numPr>
+          <w:ilvl w:val="0"/>
+          <w:numId w:val="21"/>
+        </w:numPr>
+      </w:pPr>
+      <w:r>
+        <w:t xml:space="preserve">If you </w:t>
+      </w:r>
+      <w:r>
+        <w:t xml:space="preserve">the ROV’s forward movement is sluggish, or it </w:t>
+      </w:r>
+      <w:r>
+        <w:t>can’t move forward</w:t>
+      </w:r>
+      <w:r>
+        <w:t xml:space="preserve"> . . . </w:t>
+      </w:r>
+      <w:r>
+        <w:t>you might need to let out tether</w:t>
+      </w:r>
+      <w:r>
+        <w:t xml:space="preserve">. </w:t>
+      </w:r>
+    </w:p>
+    <w:p>
+      <w:pPr>
+        <w:pStyle w:val="NoSpacing"/>
+        <w:numPr>
+          <w:ilvl w:val="0"/>
+          <w:numId w:val="21"/>
+        </w:numPr>
+      </w:pPr>
+      <w:r>
+        <w:t>If you get the tether wrapped around something</w:t>
+      </w:r>
+      <w:r>
+        <w:t>,</w:t>
+      </w:r>
+      <w:r>
+        <w:t xml:space="preserve"> you can likely undo that wrap</w:t>
+      </w:r>
+      <w:r>
+        <w:t>. S</w:t>
+      </w:r>
+      <w:r>
+        <w:t xml:space="preserve">tay calm, be patient, and conduct your movements carefully </w:t>
+      </w:r>
+    </w:p>
+    <w:p>
+      <w:pPr>
+        <w:pStyle w:val="NoSpacing"/>
+        <w:numPr>
+          <w:ilvl w:val="0"/>
+          <w:numId w:val="21"/>
+        </w:numPr>
+      </w:pPr>
+      <w:r>
+        <w:t xml:space="preserve">When navigating </w:t>
+      </w:r>
+      <w:r>
+        <w:t>back to the ramp</w:t>
+      </w:r>
+      <w:r>
+        <w:t xml:space="preserve"> in dark water, if you don’t know </w:t>
+      </w:r>
+      <w:r>
+        <w:t xml:space="preserve">which was to go: </w:t>
+      </w:r>
+      <w:r>
+        <w:t xml:space="preserve">turn around, pivot the camera up, and find the tether </w:t>
+      </w:r>
+      <w:r>
+        <w:t>–</w:t>
+      </w:r>
+      <w:r>
+        <w:t xml:space="preserve"> that is your path home </w:t>
+      </w:r>
+      <w:r>
+        <w:t>–</w:t>
+      </w:r>
+      <w:r>
+        <w:t xml:space="preserve"> follow it.</w:t>
+      </w:r>
+      <w:r>
+        <w:t xml:space="preserve"> </w:t>
+      </w:r>
+    </w:p>
+    <w:p>
+      <w:pPr>
+        <w:pStyle w:val="NoSpacing"/>
+        <w:numPr>
+          <w:ilvl w:val="1"/>
+          <w:numId w:val="21"/>
+        </w:numPr>
+      </w:pPr>
+      <w:r>
+        <w:t>Sun glare shining down into the water can obscure the yellow tether</w:t>
+      </w:r>
+      <w:r>
+        <w:t xml:space="preserve">. </w:t>
+      </w:r>
+    </w:p>
+    <w:p>
+      <w:pPr>
+        <w:pStyle w:val="NoSpacing"/>
+        <w:numPr>
+          <w:ilvl w:val="0"/>
+          <w:numId w:val="22"/>
+        </w:numPr>
+      </w:pPr>
+      <w:r>
+        <w:lastRenderedPageBreak/>
+        <w:t xml:space="preserve">You can always ascend your vehicle to the surface to visually locate it. </w:t>
+      </w:r>
+      <w:r>
+        <w:t xml:space="preserve"> </w:t>
+      </w:r>
+      <w:r>
+        <w:br/>
+      </w:r>
     </w:p>
     <w:p>
       <w:pPr>
@@ -426,15 +2228,109 @@
           <w:color w:val="0070C0"/>
         </w:rPr>
       </w:pPr>
-    </w:p>
-    <w:p>
-      <w:pPr>
-        <w:pStyle w:val="NoSpacing"/>
+      <w:r>
         <w:rPr>
           <w:b/>
           <w:bCs/>
           <w:color w:val="0070C0"/>
         </w:rPr>
+        <w:t>Docking, undocking, and wirelessly charging the ROV</w:t>
+      </w:r>
+    </w:p>
+    <w:p>
+      <w:pPr>
+        <w:pStyle w:val="NoSpacing"/>
+        <w:numPr>
+          <w:ilvl w:val="0"/>
+          <w:numId w:val="23"/>
+        </w:numPr>
+        <w:rPr>
+          <w:b/>
+          <w:bCs/>
+        </w:rPr>
+      </w:pPr>
+      <w:r>
+        <w:t xml:space="preserve">Align the ROV in front of the docking station. </w:t>
+      </w:r>
+    </w:p>
+    <w:p>
+      <w:pPr>
+        <w:pStyle w:val="NoSpacing"/>
+        <w:numPr>
+          <w:ilvl w:val="0"/>
+          <w:numId w:val="23"/>
+        </w:numPr>
+        <w:rPr>
+          <w:b/>
+          <w:bCs/>
+        </w:rPr>
+      </w:pPr>
+      <w:r>
+        <w:t xml:space="preserve">Place the target cross in the center of Cockpit. </w:t>
+      </w:r>
+    </w:p>
+    <w:p>
+      <w:pPr>
+        <w:pStyle w:val="NoSpacing"/>
+        <w:numPr>
+          <w:ilvl w:val="0"/>
+          <w:numId w:val="23"/>
+        </w:numPr>
+        <w:rPr>
+          <w:b/>
+          <w:bCs/>
+        </w:rPr>
+      </w:pPr>
+      <w:r>
+        <w:t xml:space="preserve">Gently motor forward such that the stab of the UWCS enters the </w:t>
+      </w:r>
+      <w:r>
+        <w:t xml:space="preserve">receiver. </w:t>
+      </w:r>
+    </w:p>
+    <w:p>
+      <w:pPr>
+        <w:pStyle w:val="NoSpacing"/>
+        <w:numPr>
+          <w:ilvl w:val="0"/>
+          <w:numId w:val="23"/>
+        </w:numPr>
+        <w:rPr>
+          <w:b/>
+          <w:bCs/>
+        </w:rPr>
+      </w:pPr>
+      <w:r>
+        <w:t>Higher gain 80% is useful to ensure the ROV is fully docked</w:t>
+      </w:r>
+      <w:r>
+        <w:t>.</w:t>
+      </w:r>
+    </w:p>
+    <w:p>
+      <w:pPr>
+        <w:pStyle w:val="NoSpacing"/>
+        <w:numPr>
+          <w:ilvl w:val="0"/>
+          <w:numId w:val="23"/>
+        </w:numPr>
+        <w:rPr>
+          <w:b/>
+          <w:bCs/>
+        </w:rPr>
+      </w:pPr>
+      <w:r>
+        <w:t xml:space="preserve">Release the ROV via switching to Manual flight mode; observe the ROV affixed in place, i.e., it should jostle extensively. </w:t>
+      </w:r>
+    </w:p>
+    <w:p>
+      <w:pPr>
+        <w:pStyle w:val="NoSpacing"/>
+        <w:ind w:left="360"/>
+        <w:rPr>
+          <w:i/>
+          <w:iCs/>
+        </w:rPr>
       </w:pPr>
     </w:p>
     <w:p>
@@ -446,15 +2342,256 @@
           <w:color w:val="0070C0"/>
         </w:rPr>
       </w:pPr>
-    </w:p>
-    <w:p>
-      <w:pPr>
-        <w:pStyle w:val="NoSpacing"/>
+      <w:r>
         <w:rPr>
           <w:b/>
           <w:bCs/>
           <w:color w:val="0070C0"/>
         </w:rPr>
+        <w:t>Retrieve ROV</w:t>
+      </w:r>
+    </w:p>
+    <w:p>
+      <w:pPr>
+        <w:pStyle w:val="NoSpacing"/>
+        <w:numPr>
+          <w:ilvl w:val="0"/>
+          <w:numId w:val="24"/>
+        </w:numPr>
+      </w:pPr>
+      <w:r>
+        <w:rPr>
+          <w:i/>
+          <w:iCs/>
+        </w:rPr>
+        <w:t>Pilot</w:t>
+      </w:r>
+      <w:r>
+        <w:t xml:space="preserve"> has the ROV on the surface and is ready to land</w:t>
+      </w:r>
+      <w:r>
+        <w:t>.</w:t>
+      </w:r>
+    </w:p>
+    <w:p>
+      <w:pPr>
+        <w:pStyle w:val="NoSpacing"/>
+        <w:numPr>
+          <w:ilvl w:val="0"/>
+          <w:numId w:val="24"/>
+        </w:numPr>
+      </w:pPr>
+      <w:r>
+        <w:rPr>
+          <w:i/>
+          <w:iCs/>
+        </w:rPr>
+        <w:t>Copilot</w:t>
+      </w:r>
+      <w:r>
+        <w:t xml:space="preserve"> verifies ramp power, </w:t>
+      </w:r>
+      <w:r>
+        <w:t xml:space="preserve">grabs PFD, </w:t>
+      </w:r>
+      <w:r>
+        <w:t xml:space="preserve">lowers ramp to </w:t>
+      </w:r>
+      <w:r>
+        <w:t xml:space="preserve">just </w:t>
+      </w:r>
+      <w:r>
+        <w:t>above water level, unlocks gate</w:t>
+      </w:r>
+      <w:r>
+        <w:t>,</w:t>
+      </w:r>
+      <w:r>
+        <w:t xml:space="preserve"> and heads out to the end of the ramp. </w:t>
+      </w:r>
+    </w:p>
+    <w:p>
+      <w:pPr>
+        <w:pStyle w:val="NoSpacing"/>
+        <w:numPr>
+          <w:ilvl w:val="0"/>
+          <w:numId w:val="24"/>
+        </w:numPr>
+      </w:pPr>
+      <w:r>
+        <w:rPr>
+          <w:i/>
+          <w:iCs/>
+        </w:rPr>
+        <w:t>Pilot</w:t>
+      </w:r>
+      <w:r>
+        <w:t xml:space="preserve"> approaches ramp, switches to </w:t>
+      </w:r>
+      <w:r>
+        <w:rPr>
+          <w:b/>
+          <w:bCs/>
+        </w:rPr>
+        <w:t>Manual</w:t>
+      </w:r>
+      <w:r>
+        <w:t>, makes final approach, side turn for easy removal</w:t>
+      </w:r>
+      <w:r>
+        <w:t>.</w:t>
+      </w:r>
+    </w:p>
+    <w:p>
+      <w:pPr>
+        <w:pStyle w:val="NoSpacing"/>
+        <w:numPr>
+          <w:ilvl w:val="0"/>
+          <w:numId w:val="24"/>
+        </w:numPr>
+      </w:pPr>
+      <w:r>
+        <w:rPr>
+          <w:i/>
+          <w:iCs/>
+        </w:rPr>
+        <w:t>Copilot</w:t>
+      </w:r>
+      <w:r>
+        <w:rPr>
+          <w:i/>
+          <w:iCs/>
+        </w:rPr>
+        <w:t xml:space="preserve">, </w:t>
+      </w:r>
+      <w:r>
+        <w:t>with one hand on rail, puts the other hand on the ROV and issues a verbal “</w:t>
+      </w:r>
+      <w:r>
+        <w:rPr>
+          <w:b/>
+          <w:bCs/>
+        </w:rPr>
+        <w:t>Got it!</w:t>
+      </w:r>
+      <w:r>
+        <w:t xml:space="preserve">” to the </w:t>
+      </w:r>
+      <w:r>
+        <w:rPr>
+          <w:i/>
+          <w:iCs/>
+        </w:rPr>
+        <w:t>Pilot</w:t>
+      </w:r>
+      <w:r>
+        <w:t xml:space="preserve"> – the Pilot then responds “</w:t>
+      </w:r>
+      <w:r>
+        <w:rPr>
+          <w:b/>
+          <w:bCs/>
+        </w:rPr>
+        <w:t>Manual!</w:t>
+      </w:r>
+      <w:r>
+        <w:t xml:space="preserve">” to verify the ROV is in ready to retrieve (pulling the ROV out of the water in Stabilize or Depth Hold will result in the thrusters continuing to fire </w:t>
+      </w:r>
+      <w:r>
+        <w:t xml:space="preserve">in and attempt to minimize ROV movement, i.e., </w:t>
+      </w:r>
+      <w:r>
+        <w:t>you will get wet as the ROV is pulled out of the water</w:t>
+      </w:r>
+      <w:r>
+        <w:t>)</w:t>
+      </w:r>
+      <w:r>
+        <w:t>.</w:t>
+      </w:r>
+      <w:r>
+        <w:t xml:space="preserve"> </w:t>
+      </w:r>
+    </w:p>
+    <w:p>
+      <w:pPr>
+        <w:pStyle w:val="NoSpacing"/>
+        <w:numPr>
+          <w:ilvl w:val="0"/>
+          <w:numId w:val="24"/>
+        </w:numPr>
+      </w:pPr>
+      <w:r>
+        <w:rPr>
+          <w:i/>
+          <w:iCs/>
+        </w:rPr>
+        <w:t>Copilot</w:t>
+      </w:r>
+      <w:r>
+        <w:t xml:space="preserve"> lifts ROV out of </w:t>
+      </w:r>
+      <w:r>
+        <w:t xml:space="preserve">the </w:t>
+      </w:r>
+      <w:r>
+        <w:t>water</w:t>
+      </w:r>
+      <w:r>
+        <w:t>.</w:t>
+      </w:r>
+    </w:p>
+    <w:p>
+      <w:pPr>
+        <w:pStyle w:val="NoSpacing"/>
+        <w:numPr>
+          <w:ilvl w:val="0"/>
+          <w:numId w:val="24"/>
+        </w:numPr>
+      </w:pPr>
+      <w:r>
+        <w:rPr>
+          <w:i/>
+          <w:iCs/>
+        </w:rPr>
+        <w:t>Pilot</w:t>
+      </w:r>
+      <w:r>
+        <w:t xml:space="preserve"> </w:t>
+      </w:r>
+      <w:r>
+        <w:t>Disarms</w:t>
+      </w:r>
+      <w:r>
+        <w:t xml:space="preserve"> vehicle and raises ramp. </w:t>
+      </w:r>
+    </w:p>
+    <w:p>
+      <w:pPr>
+        <w:pStyle w:val="NoSpacing"/>
+        <w:numPr>
+          <w:ilvl w:val="0"/>
+          <w:numId w:val="24"/>
+        </w:numPr>
+      </w:pPr>
+      <w:r>
+        <w:rPr>
+          <w:i/>
+          <w:iCs/>
+        </w:rPr>
+        <w:t>Pilot</w:t>
+      </w:r>
+      <w:r>
+        <w:t xml:space="preserve"> spools up and clears tether</w:t>
+      </w:r>
+      <w:r>
+        <w:t>.</w:t>
+      </w:r>
+    </w:p>
+    <w:p>
+      <w:pPr>
+        <w:pStyle w:val="NoSpacing"/>
+        <w:ind w:left="360"/>
       </w:pPr>
     </w:p>
     <w:p>
@@ -466,15 +2603,195 @@
           <w:color w:val="0070C0"/>
         </w:rPr>
       </w:pPr>
-    </w:p>
-    <w:p>
-      <w:pPr>
-        <w:pStyle w:val="NoSpacing"/>
+      <w:r>
         <w:rPr>
           <w:b/>
           <w:bCs/>
           <w:color w:val="0070C0"/>
         </w:rPr>
+        <w:t>Post-flight care</w:t>
+      </w:r>
+    </w:p>
+    <w:p>
+      <w:pPr>
+        <w:pStyle w:val="NoSpacing"/>
+        <w:numPr>
+          <w:ilvl w:val="0"/>
+          <w:numId w:val="25"/>
+        </w:numPr>
+        <w:rPr>
+          <w:color w:val="000000" w:themeColor="text1"/>
+        </w:rPr>
+      </w:pPr>
+      <w:r>
+        <w:rPr>
+          <w:color w:val="000000" w:themeColor="text1"/>
+        </w:rPr>
+        <w:t>Take the ROV and tether to the back of Pier 59 and spray thoroughly with freshwater from the hose</w:t>
+      </w:r>
+      <w:r>
+        <w:rPr>
+          <w:color w:val="000000" w:themeColor="text1"/>
+        </w:rPr>
+        <w:t>.</w:t>
+      </w:r>
+    </w:p>
+    <w:p>
+      <w:pPr>
+        <w:pStyle w:val="NoSpacing"/>
+        <w:numPr>
+          <w:ilvl w:val="0"/>
+          <w:numId w:val="25"/>
+        </w:numPr>
+        <w:rPr>
+          <w:color w:val="000000" w:themeColor="text1"/>
+        </w:rPr>
+      </w:pPr>
+      <w:r>
+        <w:rPr>
+          <w:color w:val="000000" w:themeColor="text1"/>
+        </w:rPr>
+        <w:t>Focus particularly on thrusters, areas with wire connections, and any exposed metal</w:t>
+      </w:r>
+      <w:r>
+        <w:rPr>
+          <w:color w:val="000000" w:themeColor="text1"/>
+        </w:rPr>
+        <w:t xml:space="preserve">. </w:t>
+      </w:r>
+    </w:p>
+    <w:p>
+      <w:pPr>
+        <w:pStyle w:val="NoSpacing"/>
+        <w:numPr>
+          <w:ilvl w:val="0"/>
+          <w:numId w:val="25"/>
+        </w:numPr>
+        <w:rPr>
+          <w:color w:val="000000" w:themeColor="text1"/>
+        </w:rPr>
+      </w:pPr>
+      <w:r>
+        <w:rPr>
+          <w:color w:val="000000" w:themeColor="text1"/>
+        </w:rPr>
+        <w:t>Once ROV has been rinsed, remove vent plug from battery enclosure and disconnect battery</w:t>
+      </w:r>
+    </w:p>
+    <w:p>
+      <w:pPr>
+        <w:pStyle w:val="NoSpacing"/>
+        <w:numPr>
+          <w:ilvl w:val="0"/>
+          <w:numId w:val="25"/>
+        </w:numPr>
+        <w:rPr>
+          <w:color w:val="000000" w:themeColor="text1"/>
+        </w:rPr>
+      </w:pPr>
+      <w:r>
+        <w:rPr>
+          <w:color w:val="000000" w:themeColor="text1"/>
+        </w:rPr>
+        <w:t>R</w:t>
+      </w:r>
+      <w:r>
+        <w:rPr>
+          <w:color w:val="000000" w:themeColor="text1"/>
+        </w:rPr>
+        <w:t>eattach battery enclosure panel</w:t>
+      </w:r>
+      <w:r>
+        <w:rPr>
+          <w:color w:val="000000" w:themeColor="text1"/>
+        </w:rPr>
+        <w:t xml:space="preserve">. </w:t>
+      </w:r>
+      <w:r>
+        <w:rPr>
+          <w:color w:val="000000" w:themeColor="text1"/>
+        </w:rPr>
+        <w:t xml:space="preserve">Notice that the back panel requires a specific configuration to be reattached properly—the </w:t>
+      </w:r>
+      <w:r>
+        <w:rPr>
+          <w:color w:val="000000" w:themeColor="text1"/>
+        </w:rPr>
+        <w:t>rim has a notch that must interlock with the cutout portion of the enclosure tube</w:t>
+      </w:r>
+      <w:r>
+        <w:rPr>
+          <w:color w:val="000000" w:themeColor="text1"/>
+        </w:rPr>
+        <w:t xml:space="preserve">. </w:t>
+      </w:r>
+    </w:p>
+    <w:p>
+      <w:pPr>
+        <w:pStyle w:val="NoSpacing"/>
+        <w:numPr>
+          <w:ilvl w:val="0"/>
+          <w:numId w:val="25"/>
+        </w:numPr>
+        <w:rPr>
+          <w:color w:val="000000" w:themeColor="text1"/>
+        </w:rPr>
+      </w:pPr>
+      <w:r>
+        <w:rPr>
+          <w:color w:val="000000" w:themeColor="text1"/>
+        </w:rPr>
+        <w:t xml:space="preserve">Replace vent plug. </w:t>
+      </w:r>
+    </w:p>
+    <w:p>
+      <w:pPr>
+        <w:pStyle w:val="NoSpacing"/>
+        <w:numPr>
+          <w:ilvl w:val="0"/>
+          <w:numId w:val="25"/>
+        </w:numPr>
+        <w:rPr>
+          <w:color w:val="000000" w:themeColor="text1"/>
+        </w:rPr>
+      </w:pPr>
+      <w:r>
+        <w:rPr>
+          <w:color w:val="000000" w:themeColor="text1"/>
+        </w:rPr>
+        <w:t>Stow ROV and tether in</w:t>
+      </w:r>
+      <w:r>
+        <w:rPr>
+          <w:color w:val="000000" w:themeColor="text1"/>
+        </w:rPr>
+        <w:t xml:space="preserve"> the</w:t>
+      </w:r>
+      <w:r>
+        <w:rPr>
+          <w:color w:val="000000" w:themeColor="text1"/>
+        </w:rPr>
+        <w:t xml:space="preserve"> cart and wheel to </w:t>
+      </w:r>
+      <w:r>
+        <w:rPr>
+          <w:color w:val="000000" w:themeColor="text1"/>
+        </w:rPr>
+        <w:t>old PCR habitats in shark holding</w:t>
+      </w:r>
+      <w:r>
+        <w:rPr>
+          <w:color w:val="000000" w:themeColor="text1"/>
+        </w:rPr>
+        <w:t>.</w:t>
+      </w:r>
+    </w:p>
+    <w:p>
+      <w:pPr>
+        <w:pStyle w:val="NoSpacing"/>
+        <w:rPr>
+          <w:color w:val="000000" w:themeColor="text1"/>
+        </w:rPr>
       </w:pPr>
     </w:p>
     <w:p>
@@ -486,167 +2803,110 @@
           <w:color w:val="0070C0"/>
         </w:rPr>
       </w:pPr>
-    </w:p>
-    <w:p>
-      <w:pPr>
-        <w:pStyle w:val="NoSpacing"/>
+      <w:r>
         <w:rPr>
           <w:b/>
           <w:bCs/>
           <w:color w:val="0070C0"/>
         </w:rPr>
-      </w:pPr>
-    </w:p>
-    <w:p>
-      <w:pPr>
-        <w:pStyle w:val="NoSpacing"/>
+        <w:t>Miscellaneous</w:t>
+      </w:r>
+    </w:p>
+    <w:p>
+      <w:pPr>
+        <w:pStyle w:val="NoSpacing"/>
+        <w:numPr>
+          <w:ilvl w:val="0"/>
+          <w:numId w:val="26"/>
+        </w:numPr>
+        <w:rPr>
+          <w:color w:val="000000" w:themeColor="text1"/>
+        </w:rPr>
+      </w:pPr>
+      <w:r>
+        <w:rPr>
+          <w:color w:val="000000" w:themeColor="text1"/>
+        </w:rPr>
+        <w:t>Don’t leave the ROV electronics enclosure exposed to direct sunlight for too long as UV can turn the acrylic opaque</w:t>
+      </w:r>
+      <w:r>
+        <w:rPr>
+          <w:color w:val="000000" w:themeColor="text1"/>
+        </w:rPr>
+        <w:t>—place a towel over top on sunny days during standby</w:t>
+      </w:r>
+      <w:r>
+        <w:rPr>
+          <w:color w:val="000000" w:themeColor="text1"/>
+        </w:rPr>
+        <w:t xml:space="preserve"> (give the ROV a hat!). </w:t>
+      </w:r>
+    </w:p>
+    <w:p>
+      <w:pPr>
+        <w:pStyle w:val="NoSpacing"/>
+        <w:numPr>
+          <w:ilvl w:val="0"/>
+          <w:numId w:val="26"/>
+        </w:numPr>
+        <w:rPr>
+          <w:color w:val="000000" w:themeColor="text1"/>
+        </w:rPr>
+      </w:pPr>
+      <w:r>
+        <w:rPr>
+          <w:color w:val="000000" w:themeColor="text1"/>
+        </w:rPr>
+        <w:lastRenderedPageBreak/>
+        <w:t>Avoid hard landings both on land and in the water to avoid degrading the payload skid (don’t drop the ROV!)</w:t>
+      </w:r>
+    </w:p>
+    <w:p>
+      <w:pPr>
+        <w:pStyle w:val="NoSpacing"/>
+        <w:rPr>
+          <w:color w:val="000000" w:themeColor="text1"/>
+        </w:rPr>
+      </w:pPr>
+    </w:p>
+    <w:p>
+      <w:pPr>
+        <w:pStyle w:val="NoSpacing"/>
+        <w:rPr>
+          <w:color w:val="000000" w:themeColor="text1"/>
+        </w:rPr>
+      </w:pPr>
+      <w:r>
         <w:rPr>
           <w:b/>
           <w:bCs/>
           <w:color w:val="0070C0"/>
         </w:rPr>
-      </w:pPr>
-    </w:p>
-    <w:p>
-      <w:pPr>
-        <w:pStyle w:val="NoSpacing"/>
-        <w:rPr>
-          <w:b/>
-          <w:bCs/>
-          <w:color w:val="0070C0"/>
-        </w:rPr>
-      </w:pPr>
-    </w:p>
-    <w:p>
-      <w:pPr>
-        <w:pStyle w:val="NoSpacing"/>
-        <w:rPr>
-          <w:b/>
-          <w:bCs/>
-          <w:color w:val="0070C0"/>
-        </w:rPr>
-      </w:pPr>
-    </w:p>
-    <w:p>
-      <w:pPr>
-        <w:pStyle w:val="NoSpacing"/>
-      </w:pPr>
-    </w:p>
-    <w:p>
-      <w:pPr>
-        <w:pStyle w:val="NoSpacing"/>
-        <w:rPr>
-          <w:b/>
-          <w:bCs/>
-          <w:sz w:val="32"/>
-          <w:szCs w:val="32"/>
-        </w:rPr>
-      </w:pPr>
-    </w:p>
-    <w:p>
-      <w:pPr>
-        <w:pStyle w:val="NoSpacing"/>
-        <w:rPr>
-          <w:b/>
-          <w:bCs/>
-          <w:sz w:val="32"/>
-          <w:szCs w:val="32"/>
-        </w:rPr>
-      </w:pPr>
-    </w:p>
-    <w:p>
-      <w:pPr>
-        <w:pStyle w:val="NoSpacing"/>
-        <w:rPr>
-          <w:b/>
-          <w:bCs/>
-          <w:sz w:val="32"/>
-          <w:szCs w:val="32"/>
-        </w:rPr>
-      </w:pPr>
-    </w:p>
-    <w:p>
-      <w:pPr>
-        <w:pStyle w:val="NoSpacing"/>
-        <w:rPr>
-          <w:b/>
-          <w:bCs/>
-          <w:sz w:val="32"/>
-          <w:szCs w:val="32"/>
-        </w:rPr>
-      </w:pPr>
-    </w:p>
-    <w:p>
-      <w:pPr>
-        <w:pStyle w:val="NoSpacing"/>
-        <w:rPr>
-          <w:b/>
-          <w:bCs/>
-          <w:sz w:val="32"/>
-          <w:szCs w:val="32"/>
-        </w:rPr>
-      </w:pPr>
-    </w:p>
-    <w:p>
-      <w:pPr>
-        <w:pStyle w:val="NoSpacing"/>
-        <w:rPr>
-          <w:b/>
-          <w:bCs/>
-          <w:i/>
-          <w:iCs/>
-          <w:u w:val="single"/>
-        </w:rPr>
-      </w:pPr>
-    </w:p>
-    <w:p>
-      <w:pPr>
-        <w:pStyle w:val="NoSpacing"/>
-        <w:rPr>
-          <w:b/>
-          <w:bCs/>
-          <w:color w:val="0070C0"/>
-        </w:rPr>
-      </w:pPr>
-      <w:r>
-        <w:rPr>
-          <w:b/>
-          <w:bCs/>
-          <w:color w:val="0070C0"/>
-        </w:rPr>
-        <w:t>Assessing conditions</w:t>
-      </w:r>
-    </w:p>
-    <w:p>
-      <w:pPr>
-        <w:pStyle w:val="NoSpacing"/>
-        <w:numPr>
-          <w:ilvl w:val="0"/>
-          <w:numId w:val="8"/>
-        </w:numPr>
-        <w:rPr>
-          <w:b/>
-          <w:bCs/>
-          <w:color w:val="0070C0"/>
-        </w:rPr>
-      </w:pPr>
-      <w:r>
-        <w:rPr>
-          <w:color w:val="000000" w:themeColor="text1"/>
-        </w:rPr>
-        <w:t>Check weather</w:t>
-      </w:r>
-      <w:r>
-        <w:rPr>
-          <w:color w:val="000000" w:themeColor="text1"/>
-        </w:rPr>
-        <w:t xml:space="preserve">, tides, and sea surface state </w:t>
-      </w:r>
-      <w:r>
-        <w:rPr>
-          <w:color w:val="000000" w:themeColor="text1"/>
-        </w:rPr>
-        <w:t>before initiating flight protocol</w:t>
+        <w:t>Troubleshooting</w:t>
+      </w:r>
+    </w:p>
+    <w:p>
+      <w:pPr>
+        <w:pStyle w:val="NoSpacing"/>
+        <w:numPr>
+          <w:ilvl w:val="0"/>
+          <w:numId w:val="27"/>
+        </w:numPr>
+        <w:rPr>
+          <w:color w:val="000000" w:themeColor="text1"/>
+        </w:rPr>
+      </w:pPr>
+      <w:r>
+        <w:rPr>
+          <w:color w:val="000000" w:themeColor="text1"/>
+        </w:rPr>
+        <w:t xml:space="preserve">Most software issues can be resolved </w:t>
+      </w:r>
+      <w:r>
+        <w:rPr>
+          <w:color w:val="000000" w:themeColor="text1"/>
+        </w:rPr>
+        <w:t>by cycling the power (turning the ROV off and on)</w:t>
       </w:r>
     </w:p>
     <w:p>
@@ -654,27 +2914,17 @@
         <w:pStyle w:val="NoSpacing"/>
         <w:numPr>
           <w:ilvl w:val="1"/>
-          <w:numId w:val="8"/>
-        </w:numPr>
-        <w:rPr>
-          <w:b/>
-          <w:bCs/>
-          <w:color w:val="0070C0"/>
-        </w:rPr>
-      </w:pPr>
-      <w:r>
-        <w:t xml:space="preserve">Tides app on iPhone, </w:t>
-      </w:r>
-      <w:proofErr w:type="spellStart"/>
-      <w:r>
-        <w:t>Wind</w:t>
-      </w:r>
-      <w:r>
-        <w:t>Finder</w:t>
-      </w:r>
-      <w:proofErr w:type="spellEnd"/>
-      <w:r>
-        <w:t xml:space="preserve"> app on iPhone</w:t>
+          <w:numId w:val="27"/>
+        </w:numPr>
+        <w:rPr>
+          <w:color w:val="000000" w:themeColor="text1"/>
+        </w:rPr>
+      </w:pPr>
+      <w:r>
+        <w:rPr>
+          <w:color w:val="000000" w:themeColor="text1"/>
+        </w:rPr>
+        <w:t>In BlueOS, click the power icon at the bottom of the left panel</w:t>
       </w:r>
     </w:p>
     <w:p>
@@ -682,19 +2932,17 @@
         <w:pStyle w:val="NoSpacing"/>
         <w:numPr>
           <w:ilvl w:val="1"/>
-          <w:numId w:val="8"/>
-        </w:numPr>
-        <w:rPr>
-          <w:b/>
-          <w:bCs/>
-          <w:color w:val="0070C0"/>
-        </w:rPr>
-      </w:pPr>
-      <w:r>
-        <w:t xml:space="preserve">Do not operate </w:t>
-      </w:r>
-      <w:r>
-        <w:t>on a tide lower than 1 foot (the ramp will be too steep / can’t reach the sea surface)</w:t>
+          <w:numId w:val="27"/>
+        </w:numPr>
+        <w:rPr>
+          <w:color w:val="000000" w:themeColor="text1"/>
+        </w:rPr>
+      </w:pPr>
+      <w:r>
+        <w:rPr>
+          <w:color w:val="000000" w:themeColor="text1"/>
+        </w:rPr>
+        <w:t>Select “Restart Autopilot” from the pop-up and allow the ROV a minute or two to correct</w:t>
       </w:r>
     </w:p>
     <w:p>
@@ -702,60 +2950,23 @@
         <w:pStyle w:val="NoSpacing"/>
         <w:numPr>
           <w:ilvl w:val="1"/>
-          <w:numId w:val="8"/>
-        </w:numPr>
-        <w:rPr>
-          <w:b/>
-          <w:bCs/>
-          <w:color w:val="0070C0"/>
-        </w:rPr>
-      </w:pPr>
-      <w:r>
-        <w:t>Do not operate with winds greater than 15 kts if out of the north.</w:t>
-      </w:r>
-    </w:p>
-    <w:p>
-      <w:pPr>
-        <w:pStyle w:val="NoSpacing"/>
-        <w:numPr>
-          <w:ilvl w:val="0"/>
-          <w:numId w:val="8"/>
-        </w:numPr>
-        <w:rPr>
-          <w:b/>
-          <w:bCs/>
-          <w:color w:val="0070C0"/>
-        </w:rPr>
-      </w:pPr>
-      <w:r>
-        <w:rPr>
-          <w:color w:val="000000" w:themeColor="text1"/>
-        </w:rPr>
-        <w:t xml:space="preserve">Check water </w:t>
-      </w:r>
-      <w:r>
-        <w:rPr>
-          <w:color w:val="000000" w:themeColor="text1"/>
-        </w:rPr>
-        <w:t>conditions via</w:t>
-      </w:r>
-      <w:r>
-        <w:rPr>
-          <w:color w:val="000000" w:themeColor="text1"/>
-        </w:rPr>
-        <w:t xml:space="preserve"> docking station cam</w:t>
-      </w:r>
-      <w:r>
-        <w:rPr>
-          <w:color w:val="000000" w:themeColor="text1"/>
-        </w:rPr>
-        <w:t>era</w:t>
-      </w:r>
-      <w:r>
-        <w:rPr>
-          <w:color w:val="000000" w:themeColor="text1"/>
-        </w:rPr>
-        <w:t xml:space="preserve"> for visibility at-depth</w:t>
+          <w:numId w:val="27"/>
+        </w:numPr>
+        <w:rPr>
+          <w:color w:val="000000" w:themeColor="text1"/>
+        </w:rPr>
+      </w:pPr>
+      <w:r>
+        <w:rPr>
+          <w:color w:val="000000" w:themeColor="text1"/>
+        </w:rPr>
+        <w:t>Should that fail to resolve the issue, select “Reboot” from the pop-up and wait for the ROV to power cycle, listening for the chimes</w:t>
+      </w:r>
+      <w:r>
+        <w:rPr>
+          <w:color w:val="000000" w:themeColor="text1"/>
+        </w:rPr>
+        <w:t xml:space="preserve">. </w:t>
       </w:r>
     </w:p>
     <w:p>
@@ -763,21 +2974,53 @@
         <w:pStyle w:val="NoSpacing"/>
         <w:numPr>
           <w:ilvl w:val="1"/>
-          <w:numId w:val="8"/>
-        </w:numPr>
-        <w:rPr>
-          <w:b/>
-          <w:bCs/>
-          <w:color w:val="A02B93" w:themeColor="accent5"/>
-        </w:rPr>
-      </w:pPr>
-      <w:r>
-        <w:rPr>
-          <w:b/>
-          <w:bCs/>
-          <w:color w:val="A02B93" w:themeColor="accent5"/>
-        </w:rPr>
-        <w:t>http://10.59.165.221/extensionv2/cockpitlite/#/</w:t>
+          <w:numId w:val="27"/>
+        </w:numPr>
+        <w:rPr>
+          <w:color w:val="000000" w:themeColor="text1"/>
+        </w:rPr>
+      </w:pPr>
+      <w:r>
+        <w:rPr>
+          <w:color w:val="000000" w:themeColor="text1"/>
+        </w:rPr>
+        <w:t xml:space="preserve">You can also shutdown the ROV via BlueOS, unplug the battery, wait a minute, and re-plug the battery. This is a full restart. </w:t>
+      </w:r>
+    </w:p>
+    <w:p>
+      <w:pPr>
+        <w:pStyle w:val="NoSpacing"/>
+        <w:numPr>
+          <w:ilvl w:val="0"/>
+          <w:numId w:val="27"/>
+        </w:numPr>
+        <w:rPr>
+          <w:color w:val="000000" w:themeColor="text1"/>
+        </w:rPr>
+      </w:pPr>
+      <w:r>
+        <w:rPr>
+          <w:color w:val="000000" w:themeColor="text1"/>
+        </w:rPr>
+        <w:t>Camera stream issues</w:t>
+      </w:r>
+    </w:p>
+    <w:p>
+      <w:pPr>
+        <w:pStyle w:val="NoSpacing"/>
+        <w:numPr>
+          <w:ilvl w:val="0"/>
+          <w:numId w:val="27"/>
+        </w:numPr>
+        <w:rPr>
+          <w:color w:val="000000" w:themeColor="text1"/>
+        </w:rPr>
+      </w:pPr>
+      <w:r>
+        <w:rPr>
+          <w:color w:val="000000" w:themeColor="text1"/>
+        </w:rPr>
+        <w:t>Unable to open BlueOS</w:t>
       </w:r>
     </w:p>
     <w:p>
@@ -785,97 +3028,17 @@
         <w:pStyle w:val="NoSpacing"/>
         <w:numPr>
           <w:ilvl w:val="1"/>
-          <w:numId w:val="8"/>
-        </w:numPr>
-        <w:rPr>
-          <w:b/>
-          <w:bCs/>
-          <w:color w:val="0070C0"/>
-        </w:rPr>
-      </w:pPr>
-      <w:r>
-        <w:rPr>
-          <w:color w:val="000000" w:themeColor="text1"/>
-        </w:rPr>
-        <w:t>Do not fly i</w:t>
-      </w:r>
-      <w:r>
-        <w:rPr>
-          <w:color w:val="000000" w:themeColor="text1"/>
-        </w:rPr>
-        <w:t>f you have less than 1m of visibility</w:t>
-      </w:r>
-    </w:p>
-    <w:p>
-      <w:pPr>
-        <w:pStyle w:val="NoSpacing"/>
-        <w:rPr>
-          <w:b/>
-          <w:bCs/>
-          <w:color w:val="0070C0"/>
-        </w:rPr>
-      </w:pPr>
-    </w:p>
-    <w:p>
-      <w:pPr>
-        <w:pStyle w:val="NoSpacing"/>
-        <w:rPr>
-          <w:b/>
-          <w:bCs/>
-          <w:color w:val="0070C0"/>
-        </w:rPr>
-      </w:pPr>
-      <w:r>
-        <w:rPr>
-          <w:b/>
-          <w:bCs/>
-          <w:color w:val="0070C0"/>
-        </w:rPr>
-        <w:t xml:space="preserve">Set up </w:t>
-      </w:r>
-      <w:r>
-        <w:rPr>
-          <w:b/>
-          <w:bCs/>
-          <w:color w:val="0070C0"/>
-        </w:rPr>
-        <w:t>topside flight area</w:t>
-      </w:r>
-    </w:p>
-    <w:p>
-      <w:pPr>
-        <w:pStyle w:val="NoSpacing"/>
-        <w:numPr>
-          <w:ilvl w:val="0"/>
-          <w:numId w:val="10"/>
-        </w:numPr>
-        <w:rPr>
-          <w:color w:val="000000" w:themeColor="text1"/>
-        </w:rPr>
-      </w:pPr>
-      <w:r>
-        <w:rPr>
-          <w:color w:val="000000" w:themeColor="text1"/>
-        </w:rPr>
-        <w:t xml:space="preserve">Unlock </w:t>
-      </w:r>
-      <w:r>
-        <w:rPr>
-          <w:color w:val="000000" w:themeColor="text1"/>
-        </w:rPr>
-        <w:t>ramp power lever using A</w:t>
-      </w:r>
-      <w:r>
-        <w:rPr>
-          <w:color w:val="000000" w:themeColor="text1"/>
-        </w:rPr>
-        <w:t>B</w:t>
-      </w:r>
-      <w:r>
-        <w:rPr>
-          <w:color w:val="000000" w:themeColor="text1"/>
-        </w:rPr>
-        <w:t>1 key and move upwards into “on” position</w:t>
+          <w:numId w:val="27"/>
+        </w:numPr>
+        <w:rPr>
+          <w:color w:val="000000" w:themeColor="text1"/>
+        </w:rPr>
+      </w:pPr>
+      <w:r>
+        <w:rPr>
+          <w:color w:val="000000" w:themeColor="text1"/>
+        </w:rPr>
+        <w:t>Close the browser with BlueOS</w:t>
       </w:r>
     </w:p>
     <w:p>
@@ -883,232 +3046,17 @@
         <w:pStyle w:val="NoSpacing"/>
         <w:numPr>
           <w:ilvl w:val="1"/>
-          <w:numId w:val="10"/>
-        </w:numPr>
-        <w:rPr>
-          <w:color w:val="000000" w:themeColor="text1"/>
-        </w:rPr>
-      </w:pPr>
-      <w:r>
-        <w:rPr>
-          <w:color w:val="000000" w:themeColor="text1"/>
-        </w:rPr>
-        <w:t>Lock may remain hanging from box</w:t>
-      </w:r>
-    </w:p>
-    <w:p>
-      <w:pPr>
-        <w:pStyle w:val="NoSpacing"/>
-        <w:numPr>
-          <w:ilvl w:val="0"/>
-          <w:numId w:val="10"/>
-        </w:numPr>
-        <w:rPr>
-          <w:color w:val="000000" w:themeColor="text1"/>
-        </w:rPr>
-      </w:pPr>
-      <w:r>
-        <w:rPr>
-          <w:color w:val="000000" w:themeColor="text1"/>
-        </w:rPr>
-        <w:t>Descend the ramp very slightly and ascend to initial position to test that it is properly functioning</w:t>
-      </w:r>
-    </w:p>
-    <w:p>
-      <w:pPr>
-        <w:pStyle w:val="NoSpacing"/>
-        <w:numPr>
-          <w:ilvl w:val="0"/>
-          <w:numId w:val="10"/>
-        </w:numPr>
-        <w:rPr>
-          <w:color w:val="000000" w:themeColor="text1"/>
-        </w:rPr>
-      </w:pPr>
-      <w:r>
-        <w:t xml:space="preserve">Set up a pop-up tent, if required to alleviate rain / bright sun. </w:t>
-      </w:r>
-    </w:p>
-    <w:p>
-      <w:pPr>
-        <w:pStyle w:val="NoSpacing"/>
-        <w:numPr>
-          <w:ilvl w:val="0"/>
-          <w:numId w:val="10"/>
-        </w:numPr>
-        <w:rPr>
-          <w:color w:val="000000" w:themeColor="text1"/>
-        </w:rPr>
-      </w:pPr>
-      <w:r>
-        <w:t>Move cart to the dive ramp, positioned such that the cart is to the right of the ramp.</w:t>
-      </w:r>
-    </w:p>
-    <w:p>
-      <w:pPr>
-        <w:pStyle w:val="NoSpacing"/>
-        <w:numPr>
-          <w:ilvl w:val="0"/>
-          <w:numId w:val="10"/>
-        </w:numPr>
-        <w:rPr>
-          <w:color w:val="000000" w:themeColor="text1"/>
-        </w:rPr>
-      </w:pPr>
-      <w:r>
-        <w:t>Plug in the cart to the 120V power outlet</w:t>
-      </w:r>
-    </w:p>
-    <w:p>
-      <w:pPr>
-        <w:pStyle w:val="NoSpacing"/>
-        <w:numPr>
-          <w:ilvl w:val="0"/>
-          <w:numId w:val="10"/>
-        </w:numPr>
-        <w:rPr>
-          <w:color w:val="000000" w:themeColor="text1"/>
-        </w:rPr>
-      </w:pPr>
-      <w:r>
-        <w:t>Plug in the HDMI of the TV to the ROV computer</w:t>
-      </w:r>
-    </w:p>
-    <w:p>
-      <w:pPr>
-        <w:pStyle w:val="NoSpacing"/>
-        <w:numPr>
-          <w:ilvl w:val="0"/>
-          <w:numId w:val="10"/>
-        </w:numPr>
-        <w:rPr>
-          <w:color w:val="000000" w:themeColor="text1"/>
-        </w:rPr>
-      </w:pPr>
-      <w:r>
-        <w:t>Plug in the ROV computer to the power strip within the cart</w:t>
-      </w:r>
-    </w:p>
-    <w:p>
-      <w:pPr>
-        <w:pStyle w:val="NoSpacing"/>
-        <w:numPr>
-          <w:ilvl w:val="0"/>
-          <w:numId w:val="10"/>
-        </w:numPr>
-        <w:rPr>
-          <w:color w:val="000000" w:themeColor="text1"/>
-        </w:rPr>
-      </w:pPr>
-      <w:r>
-        <w:t xml:space="preserve">Turn on and sign into the computer, verify TV duplicating computer screen. </w:t>
-      </w:r>
-    </w:p>
-    <w:p>
-      <w:pPr>
-        <w:pStyle w:val="NoSpacing"/>
-        <w:rPr>
-          <w:b/>
-          <w:bCs/>
-          <w:color w:val="0070C0"/>
-        </w:rPr>
-      </w:pPr>
-    </w:p>
-    <w:p>
-      <w:pPr>
-        <w:pStyle w:val="NoSpacing"/>
-        <w:rPr>
-          <w:b/>
-          <w:bCs/>
-          <w:color w:val="0070C0"/>
-        </w:rPr>
-      </w:pPr>
-      <w:r>
-        <w:rPr>
-          <w:b/>
-          <w:bCs/>
-          <w:color w:val="0070C0"/>
-        </w:rPr>
-        <w:t xml:space="preserve">Power </w:t>
-      </w:r>
-      <w:r>
-        <w:rPr>
-          <w:b/>
-          <w:bCs/>
-          <w:color w:val="0070C0"/>
-        </w:rPr>
-        <w:t xml:space="preserve">ROV </w:t>
-      </w:r>
-    </w:p>
-    <w:p>
-      <w:pPr>
-        <w:pStyle w:val="NoSpacing"/>
-        <w:numPr>
-          <w:ilvl w:val="0"/>
-          <w:numId w:val="3"/>
-        </w:numPr>
-      </w:pPr>
-      <w:r>
-        <w:t>Check</w:t>
-      </w:r>
-      <w:r>
-        <w:t xml:space="preserve"> the status of the ROV battery with </w:t>
-      </w:r>
-      <w:r>
-        <w:t xml:space="preserve">the voltage reader  </w:t>
-      </w:r>
-    </w:p>
-    <w:p>
-      <w:pPr>
-        <w:pStyle w:val="NoSpacing"/>
-        <w:numPr>
-          <w:ilvl w:val="0"/>
-          <w:numId w:val="3"/>
-        </w:numPr>
-      </w:pPr>
-      <w:r>
-        <w:t xml:space="preserve">Remove the vent plug </w:t>
-      </w:r>
-    </w:p>
-    <w:p>
-      <w:pPr>
-        <w:pStyle w:val="NoSpacing"/>
-        <w:numPr>
-          <w:ilvl w:val="0"/>
-          <w:numId w:val="3"/>
-        </w:numPr>
-        <w:rPr>
-          <w:b/>
-          <w:bCs/>
-        </w:rPr>
-      </w:pPr>
-      <w:r>
-        <w:t>Use the small Blue Robotics enclosure key to gently open the ROV battery enclosure.</w:t>
-      </w:r>
-      <w:r>
-        <w:rPr>
-          <w:b/>
-          <w:bCs/>
-        </w:rPr>
-        <w:t xml:space="preserve"> </w:t>
-      </w:r>
-      <w:r>
-        <w:t>Pull the rear end cap off.</w:t>
-      </w:r>
-    </w:p>
-    <w:p>
-      <w:pPr>
-        <w:pStyle w:val="NoSpacing"/>
-        <w:numPr>
-          <w:ilvl w:val="0"/>
-          <w:numId w:val="3"/>
-        </w:numPr>
-      </w:pPr>
-      <w:r>
-        <w:t>Check</w:t>
-      </w:r>
-      <w:r>
-        <w:t xml:space="preserve"> the status of silicone lubrication on the two rear endcap o-rings</w:t>
+          <w:numId w:val="27"/>
+        </w:numPr>
+        <w:rPr>
+          <w:color w:val="000000" w:themeColor="text1"/>
+        </w:rPr>
+      </w:pPr>
+      <w:r>
+        <w:rPr>
+          <w:color w:val="000000" w:themeColor="text1"/>
+        </w:rPr>
+        <w:t>Unplug FXTI USB from the laptop and plug back in</w:t>
       </w:r>
     </w:p>
     <w:p>
@@ -1116,624 +3064,35 @@
         <w:pStyle w:val="NoSpacing"/>
         <w:numPr>
           <w:ilvl w:val="1"/>
-          <w:numId w:val="3"/>
-        </w:numPr>
-      </w:pPr>
-      <w:r>
-        <w:t>If they are dry and/or if removal of the end cap is challenging, you can either:</w:t>
-      </w:r>
-    </w:p>
-    <w:p>
-      <w:pPr>
-        <w:pStyle w:val="NoSpacing"/>
-        <w:numPr>
-          <w:ilvl w:val="2"/>
-          <w:numId w:val="3"/>
-        </w:numPr>
-      </w:pPr>
-      <w:r>
-        <w:t xml:space="preserve">Remove the o-rings with the o-ring pick, clean them with a dust cloth, apply silicone grease, reapply the o-rings, or </w:t>
-      </w:r>
-    </w:p>
-    <w:p>
-      <w:pPr>
-        <w:pStyle w:val="NoSpacing"/>
-        <w:numPr>
-          <w:ilvl w:val="2"/>
-          <w:numId w:val="3"/>
-        </w:numPr>
-      </w:pPr>
-      <w:r>
-        <w:t xml:space="preserve">Apply a small amount of silicone grease to the outside of the x2 o-rings </w:t>
-      </w:r>
-      <w:r>
-        <w:t xml:space="preserve"> </w:t>
-      </w:r>
-    </w:p>
-    <w:p>
-      <w:pPr>
-        <w:pStyle w:val="NoSpacing"/>
-        <w:numPr>
-          <w:ilvl w:val="2"/>
-          <w:numId w:val="3"/>
-        </w:numPr>
-      </w:pPr>
-      <w:r>
-        <w:t xml:space="preserve">Photo of rear o-rings </w:t>
-      </w:r>
-    </w:p>
-    <w:p>
-      <w:pPr>
-        <w:pStyle w:val="NoSpacing"/>
-        <w:numPr>
-          <w:ilvl w:val="2"/>
-          <w:numId w:val="3"/>
-        </w:numPr>
-      </w:pPr>
-      <w:r>
-        <w:t xml:space="preserve">Photo of </w:t>
-      </w:r>
-      <w:proofErr w:type="gramStart"/>
-      <w:r>
-        <w:t>properly connected,</w:t>
-      </w:r>
-      <w:proofErr w:type="gramEnd"/>
-      <w:r>
-        <w:t xml:space="preserve"> flush wires</w:t>
-      </w:r>
-    </w:p>
-    <w:p>
-      <w:pPr>
-        <w:pStyle w:val="NoSpacing"/>
-        <w:numPr>
-          <w:ilvl w:val="0"/>
-          <w:numId w:val="3"/>
-        </w:numPr>
-        <w:rPr>
-          <w:b/>
-          <w:bCs/>
-        </w:rPr>
-      </w:pPr>
-      <w:r>
-        <w:t>Connect the ROV: attach the ROV battery’s cell balancer connector</w:t>
-      </w:r>
-      <w:r>
-        <w:t xml:space="preserve"> (white) first, then connect the main connector (yellow)</w:t>
-      </w:r>
-      <w:r>
-        <w:t xml:space="preserve">. First and second chimes. </w:t>
-      </w:r>
-    </w:p>
-    <w:p>
-      <w:pPr>
-        <w:pStyle w:val="NoSpacing"/>
-        <w:numPr>
-          <w:ilvl w:val="0"/>
-          <w:numId w:val="3"/>
-        </w:numPr>
-        <w:rPr>
-          <w:b/>
-          <w:bCs/>
-        </w:rPr>
-      </w:pPr>
-      <w:r>
-        <w:t xml:space="preserve">Care is required when re-connecting the end cap – ensure that all cables are out of the way and that the end cap can seat properly. </w:t>
-      </w:r>
-    </w:p>
-    <w:p>
-      <w:pPr>
-        <w:pStyle w:val="NoSpacing"/>
-        <w:numPr>
-          <w:ilvl w:val="0"/>
-          <w:numId w:val="3"/>
-        </w:numPr>
-        <w:rPr>
-          <w:b/>
-          <w:bCs/>
-        </w:rPr>
-      </w:pPr>
-      <w:r>
-        <w:t xml:space="preserve">Gently replace the end cap. Check how the x2 o-rings are seated. </w:t>
-      </w:r>
-    </w:p>
-    <w:p>
-      <w:pPr>
-        <w:pStyle w:val="NoSpacing"/>
-        <w:numPr>
-          <w:ilvl w:val="0"/>
-          <w:numId w:val="3"/>
-        </w:numPr>
-      </w:pPr>
-      <w:r>
-        <w:t>Attach and tighten the vent plug.</w:t>
-      </w:r>
-    </w:p>
-    <w:p>
-      <w:pPr>
-        <w:pStyle w:val="NoSpacing"/>
-        <w:ind w:left="360"/>
-      </w:pPr>
-    </w:p>
-    <w:p>
-      <w:pPr>
-        <w:pStyle w:val="NoSpacing"/>
-        <w:rPr>
-          <w:color w:val="0070C0"/>
-        </w:rPr>
-      </w:pPr>
-      <w:r>
-        <w:rPr>
-          <w:b/>
-          <w:bCs/>
-          <w:color w:val="0070C0"/>
-        </w:rPr>
-        <w:t xml:space="preserve">Stage ROV </w:t>
-      </w:r>
-      <w:r>
-        <w:rPr>
-          <w:b/>
-          <w:bCs/>
-          <w:color w:val="0070C0"/>
-        </w:rPr>
-        <w:t>at</w:t>
-      </w:r>
-      <w:r>
-        <w:rPr>
-          <w:b/>
-          <w:bCs/>
-          <w:color w:val="0070C0"/>
-        </w:rPr>
-        <w:t xml:space="preserve"> the dive ramp </w:t>
-      </w:r>
-    </w:p>
-    <w:p>
-      <w:pPr>
-        <w:pStyle w:val="NoSpacing"/>
-        <w:numPr>
-          <w:ilvl w:val="0"/>
-          <w:numId w:val="4"/>
-        </w:numPr>
-      </w:pPr>
-      <w:r>
-        <w:lastRenderedPageBreak/>
-        <w:t xml:space="preserve">Double-check that tether is securely clipped to ROV (i.e., that the tether is both plugged </w:t>
-      </w:r>
-      <w:proofErr w:type="gramStart"/>
-      <w:r>
-        <w:t>in</w:t>
-      </w:r>
-      <w:proofErr w:type="gramEnd"/>
-      <w:r>
-        <w:t xml:space="preserve"> and its separate clip is attached—should you have to manually </w:t>
-      </w:r>
-      <w:r>
-        <w:t>pull in</w:t>
-      </w:r>
-      <w:r>
-        <w:t xml:space="preserve"> the ROV mid-flight, this clip will better protect the tether from damage)</w:t>
-      </w:r>
-    </w:p>
-    <w:p>
-      <w:pPr>
-        <w:pStyle w:val="NoSpacing"/>
-        <w:numPr>
-          <w:ilvl w:val="0"/>
-          <w:numId w:val="4"/>
-        </w:numPr>
-      </w:pPr>
-      <w:r>
-        <w:t>You require x2 people familiar with ramp operations</w:t>
-      </w:r>
-      <w:r>
-        <w:t xml:space="preserve"> – a </w:t>
-      </w:r>
-      <w:r>
-        <w:rPr>
-          <w:i/>
-          <w:iCs/>
-        </w:rPr>
-        <w:t>Pilot</w:t>
-      </w:r>
-      <w:r>
-        <w:t xml:space="preserve"> and a </w:t>
-      </w:r>
-      <w:r>
-        <w:rPr>
-          <w:i/>
-          <w:iCs/>
-        </w:rPr>
-        <w:t>Copilot</w:t>
-      </w:r>
-    </w:p>
-    <w:p>
-      <w:pPr>
-        <w:pStyle w:val="NoSpacing"/>
-        <w:numPr>
-          <w:ilvl w:val="0"/>
-          <w:numId w:val="4"/>
-        </w:numPr>
-      </w:pPr>
-      <w:r>
-        <w:rPr>
-          <w:i/>
-          <w:iCs/>
-        </w:rPr>
-        <w:t>Copilot</w:t>
-      </w:r>
-      <w:r>
-        <w:t xml:space="preserve"> powers the dive ramp, tests the ramp: 1s down, 1s up </w:t>
-      </w:r>
-    </w:p>
-    <w:p>
-      <w:pPr>
-        <w:pStyle w:val="NoSpacing"/>
-        <w:numPr>
-          <w:ilvl w:val="0"/>
-          <w:numId w:val="4"/>
-        </w:numPr>
-      </w:pPr>
-      <w:r>
-        <w:rPr>
-          <w:i/>
-          <w:iCs/>
-        </w:rPr>
-        <w:t xml:space="preserve">Pilot </w:t>
-      </w:r>
-      <w:r>
-        <w:t>carries the ROV</w:t>
-      </w:r>
-      <w:r>
-        <w:rPr>
-          <w:i/>
-          <w:iCs/>
-        </w:rPr>
-        <w:t xml:space="preserve">, </w:t>
-      </w:r>
-      <w:r>
-        <w:rPr>
-          <w:i/>
-          <w:iCs/>
-        </w:rPr>
-        <w:t>Copilot</w:t>
-      </w:r>
-      <w:r>
-        <w:t xml:space="preserve"> </w:t>
-      </w:r>
-      <w:r>
-        <w:t xml:space="preserve">carries the tether – they both walk out to the end of the ramp and place both items at the end of the ramp. </w:t>
-      </w:r>
-    </w:p>
-    <w:p>
-      <w:pPr>
-        <w:pStyle w:val="NoSpacing"/>
-        <w:numPr>
-          <w:ilvl w:val="0"/>
-          <w:numId w:val="4"/>
-        </w:numPr>
-      </w:pPr>
-      <w:r>
-        <w:t xml:space="preserve">The </w:t>
-      </w:r>
-      <w:r>
-        <w:rPr>
-          <w:i/>
-          <w:iCs/>
-        </w:rPr>
-        <w:t>Copilot</w:t>
-      </w:r>
-      <w:r>
-        <w:t xml:space="preserve"> stays at the end of the </w:t>
-      </w:r>
-      <w:proofErr w:type="gramStart"/>
-      <w:r>
-        <w:t>ramp,</w:t>
-      </w:r>
-      <w:proofErr w:type="gramEnd"/>
-      <w:r>
-        <w:t xml:space="preserve"> the </w:t>
-      </w:r>
-      <w:r>
-        <w:rPr>
-          <w:i/>
-          <w:iCs/>
-        </w:rPr>
-        <w:t>Pilot</w:t>
-      </w:r>
-      <w:r>
-        <w:t xml:space="preserve"> return</w:t>
-      </w:r>
-      <w:r>
-        <w:t>s</w:t>
-      </w:r>
-      <w:r>
-        <w:t xml:space="preserve"> to the cart. </w:t>
-      </w:r>
-    </w:p>
-    <w:p>
-      <w:pPr>
-        <w:pStyle w:val="NoSpacing"/>
-        <w:numPr>
-          <w:ilvl w:val="0"/>
-          <w:numId w:val="4"/>
-        </w:numPr>
-      </w:pPr>
-      <w:r>
-        <w:t>The</w:t>
-      </w:r>
-      <w:r>
-        <w:rPr>
-          <w:i/>
-          <w:iCs/>
-        </w:rPr>
-        <w:t xml:space="preserve"> </w:t>
-      </w:r>
-      <w:r>
-        <w:rPr>
-          <w:i/>
-          <w:iCs/>
-        </w:rPr>
-        <w:t>P</w:t>
-      </w:r>
-      <w:r>
-        <w:rPr>
-          <w:i/>
-          <w:iCs/>
-        </w:rPr>
-        <w:t xml:space="preserve">ilot </w:t>
-      </w:r>
-      <w:r>
-        <w:t>hands the tether up and over to the</w:t>
-      </w:r>
-      <w:r>
-        <w:rPr>
-          <w:i/>
-          <w:iCs/>
-        </w:rPr>
-        <w:t xml:space="preserve"> </w:t>
-      </w:r>
-      <w:r>
-        <w:rPr>
-          <w:i/>
-          <w:iCs/>
-        </w:rPr>
-        <w:t>Cop</w:t>
-      </w:r>
-      <w:r>
-        <w:rPr>
-          <w:i/>
-          <w:iCs/>
-        </w:rPr>
-        <w:t>ilot</w:t>
-      </w:r>
-      <w:r>
-        <w:rPr>
-          <w:i/>
-          <w:iCs/>
-        </w:rPr>
-        <w:t xml:space="preserve"> – </w:t>
-      </w:r>
-      <w:r>
-        <w:t xml:space="preserve">verify </w:t>
-      </w:r>
-      <w:r>
-        <w:rPr>
-          <w:i/>
-          <w:iCs/>
-        </w:rPr>
-        <w:t>C</w:t>
-      </w:r>
-      <w:r>
-        <w:rPr>
-          <w:i/>
-          <w:iCs/>
-        </w:rPr>
-        <w:t>opilot</w:t>
-      </w:r>
-      <w:r>
-        <w:t xml:space="preserve"> has the </w:t>
-      </w:r>
-      <w:r>
-        <w:t>tether</w:t>
-      </w:r>
-      <w:r>
-        <w:t xml:space="preserve"> </w:t>
-      </w:r>
-      <w:r>
-        <w:t xml:space="preserve">via a verbal </w:t>
-      </w:r>
-      <w:r>
-        <w:t>“</w:t>
-      </w:r>
-      <w:r>
-        <w:t>Got it</w:t>
-      </w:r>
-      <w:r>
-        <w:t>!</w:t>
-      </w:r>
-      <w:r>
-        <w:t xml:space="preserve">” before the </w:t>
-      </w:r>
-      <w:r>
-        <w:rPr>
-          <w:i/>
-          <w:iCs/>
-        </w:rPr>
-        <w:t>P</w:t>
-      </w:r>
-      <w:r>
-        <w:rPr>
-          <w:i/>
-          <w:iCs/>
-        </w:rPr>
-        <w:t>ilot</w:t>
-      </w:r>
-      <w:r>
-        <w:t xml:space="preserve"> release</w:t>
-      </w:r>
-      <w:r>
-        <w:t>s the tether.</w:t>
-      </w:r>
-    </w:p>
-    <w:p>
-      <w:pPr>
-        <w:pStyle w:val="NoSpacing"/>
-        <w:numPr>
-          <w:ilvl w:val="0"/>
-          <w:numId w:val="4"/>
-        </w:numPr>
-      </w:pPr>
-      <w:r>
-        <w:t xml:space="preserve">Set the tether </w:t>
-      </w:r>
-      <w:r>
-        <w:t>on the ground to the left of the cart</w:t>
-      </w:r>
-    </w:p>
-    <w:p>
-      <w:pPr>
-        <w:pStyle w:val="NoSpacing"/>
-      </w:pPr>
-    </w:p>
-    <w:p>
-      <w:pPr>
-        <w:pStyle w:val="NoSpacing"/>
-        <w:rPr>
-          <w:b/>
-          <w:bCs/>
-          <w:color w:val="0070C0"/>
-        </w:rPr>
-      </w:pPr>
-      <w:r>
-        <w:rPr>
-          <w:b/>
-          <w:bCs/>
-          <w:color w:val="0070C0"/>
-        </w:rPr>
-        <w:t>Connect the ROV</w:t>
-      </w:r>
-    </w:p>
-    <w:p>
-      <w:pPr>
-        <w:pStyle w:val="NoSpacing"/>
-        <w:numPr>
-          <w:ilvl w:val="0"/>
-          <w:numId w:val="13"/>
-        </w:numPr>
-      </w:pPr>
-      <w:r>
-        <w:t>Connect the short yellow cable to the FXTI box</w:t>
-      </w:r>
-      <w:r>
-        <w:t xml:space="preserve"> (align the bump along the interior rim of the plug with the white line on the spool connector)</w:t>
-      </w:r>
-    </w:p>
-    <w:p>
-      <w:pPr>
-        <w:pStyle w:val="NoSpacing"/>
-        <w:numPr>
-          <w:ilvl w:val="0"/>
-          <w:numId w:val="13"/>
-        </w:numPr>
-      </w:pPr>
-      <w:r>
-        <w:t xml:space="preserve">Connect the short yellow cable to the tether </w:t>
-      </w:r>
-      <w:r>
-        <w:t xml:space="preserve">spool </w:t>
-      </w:r>
-    </w:p>
-    <w:p>
-      <w:pPr>
-        <w:pStyle w:val="NoSpacing"/>
-        <w:numPr>
-          <w:ilvl w:val="0"/>
-          <w:numId w:val="13"/>
-        </w:numPr>
-      </w:pPr>
-      <w:r>
-        <w:t xml:space="preserve">Ensure the yellow cable is routed such that does impede the tether </w:t>
-      </w:r>
-    </w:p>
-    <w:p>
-      <w:pPr>
-        <w:pStyle w:val="NoSpacing"/>
-        <w:numPr>
-          <w:ilvl w:val="0"/>
-          <w:numId w:val="13"/>
-        </w:numPr>
-      </w:pPr>
-      <w:r>
-        <w:t>Connect the USB-A from the FXTI box to the flight laptop’s USB-A port</w:t>
-      </w:r>
-    </w:p>
-    <w:p>
-      <w:pPr>
-        <w:pStyle w:val="NoSpacing"/>
-        <w:numPr>
-          <w:ilvl w:val="0"/>
-          <w:numId w:val="13"/>
-        </w:numPr>
-      </w:pPr>
-      <w:r>
-        <w:t>Connect the Xbox controller to flight laptop’s USB-A port</w:t>
-      </w:r>
-    </w:p>
-    <w:p>
-      <w:pPr>
-        <w:pStyle w:val="NoSpacing"/>
-      </w:pPr>
-    </w:p>
-    <w:p>
-      <w:pPr>
-        <w:pStyle w:val="NoSpacing"/>
-      </w:pPr>
-      <w:r>
-        <w:rPr>
-          <w:b/>
-          <w:bCs/>
-          <w:color w:val="0070C0"/>
-        </w:rPr>
-        <w:t>Verify ROV f</w:t>
-      </w:r>
-      <w:r>
-        <w:rPr>
-          <w:b/>
-          <w:bCs/>
-          <w:color w:val="0070C0"/>
-        </w:rPr>
-        <w:t xml:space="preserve">light </w:t>
-      </w:r>
-      <w:r>
-        <w:rPr>
-          <w:b/>
-          <w:bCs/>
-          <w:color w:val="0070C0"/>
-        </w:rPr>
-        <w:t xml:space="preserve">control </w:t>
-      </w:r>
-    </w:p>
-    <w:p>
-      <w:pPr>
-        <w:pStyle w:val="NoSpacing"/>
-        <w:numPr>
-          <w:ilvl w:val="0"/>
-          <w:numId w:val="5"/>
-        </w:numPr>
-      </w:pPr>
-      <w:r>
-        <w:t>Open a Google Chrome tag and navigate to 192.168.2.1</w:t>
-      </w:r>
-    </w:p>
-    <w:p>
-      <w:pPr>
-        <w:pStyle w:val="NoSpacing"/>
-        <w:numPr>
-          <w:ilvl w:val="0"/>
-          <w:numId w:val="5"/>
-        </w:numPr>
-      </w:pPr>
-      <w:r>
-        <w:t xml:space="preserve">Open Cockpit </w:t>
+          <w:numId w:val="27"/>
+        </w:numPr>
+        <w:rPr>
+          <w:color w:val="000000" w:themeColor="text1"/>
+        </w:rPr>
+      </w:pPr>
+      <w:r>
+        <w:rPr>
+          <w:color w:val="000000" w:themeColor="text1"/>
+        </w:rPr>
+        <w:t>Reopen BlueOS</w:t>
+      </w:r>
+    </w:p>
+    <w:p>
+      <w:pPr>
+        <w:pStyle w:val="NoSpacing"/>
+        <w:numPr>
+          <w:ilvl w:val="0"/>
+          <w:numId w:val="27"/>
+        </w:numPr>
+        <w:rPr>
+          <w:color w:val="000000" w:themeColor="text1"/>
+        </w:rPr>
+      </w:pPr>
+      <w:r>
+        <w:rPr>
+          <w:color w:val="000000" w:themeColor="text1"/>
+        </w:rPr>
+        <w:t>Controller not connecting to Cockpit</w:t>
       </w:r>
     </w:p>
     <w:p>
@@ -1741,1188 +3100,23 @@
         <w:pStyle w:val="NoSpacing"/>
         <w:numPr>
           <w:ilvl w:val="1"/>
-          <w:numId w:val="5"/>
-        </w:numPr>
-      </w:pPr>
-      <w:r>
-        <w:t>Arm vehicle</w:t>
-      </w:r>
-    </w:p>
-    <w:p>
-      <w:pPr>
-        <w:pStyle w:val="NoSpacing"/>
-        <w:numPr>
-          <w:ilvl w:val="1"/>
-          <w:numId w:val="5"/>
-        </w:numPr>
-      </w:pPr>
-      <w:r>
-        <w:t xml:space="preserve">Check gain, adjust to 30% </w:t>
-      </w:r>
-    </w:p>
-    <w:p>
-      <w:pPr>
-        <w:pStyle w:val="NoSpacing"/>
-        <w:numPr>
-          <w:ilvl w:val="1"/>
-          <w:numId w:val="5"/>
-        </w:numPr>
-      </w:pPr>
-      <w:r>
-        <w:t>Operate all thrusters</w:t>
-      </w:r>
-    </w:p>
-    <w:p>
-      <w:pPr>
-        <w:pStyle w:val="NoSpacing"/>
-        <w:numPr>
-          <w:ilvl w:val="1"/>
-          <w:numId w:val="5"/>
-        </w:numPr>
-      </w:pPr>
-      <w:r>
-        <w:t>Power up and down lights</w:t>
-      </w:r>
-    </w:p>
-    <w:p>
-      <w:pPr>
-        <w:pStyle w:val="NoSpacing"/>
-        <w:numPr>
-          <w:ilvl w:val="0"/>
-          <w:numId w:val="5"/>
-        </w:numPr>
-      </w:pPr>
-      <w:r>
-        <w:t>The vehicle is now ready to deploy</w:t>
-      </w:r>
-      <w:r>
-        <w:t xml:space="preserve">. </w:t>
-      </w:r>
-    </w:p>
-    <w:p>
-      <w:pPr>
-        <w:pStyle w:val="NoSpacing"/>
-      </w:pPr>
-    </w:p>
-    <w:p>
-      <w:pPr>
-        <w:pStyle w:val="NoSpacing"/>
-      </w:pPr>
-      <w:r>
-        <w:rPr>
-          <w:b/>
-          <w:bCs/>
-          <w:color w:val="0070C0"/>
-        </w:rPr>
-        <w:t>Deploy the ROV</w:t>
-      </w:r>
-    </w:p>
-    <w:p>
-      <w:pPr>
-        <w:pStyle w:val="NoSpacing"/>
-        <w:numPr>
-          <w:ilvl w:val="0"/>
-          <w:numId w:val="11"/>
-        </w:numPr>
-      </w:pPr>
-      <w:r>
-        <w:t xml:space="preserve">The </w:t>
-      </w:r>
-      <w:r>
-        <w:rPr>
-          <w:i/>
-          <w:iCs/>
-        </w:rPr>
-        <w:t>P</w:t>
-      </w:r>
-      <w:r>
-        <w:rPr>
-          <w:i/>
-          <w:iCs/>
-        </w:rPr>
-        <w:t>ilot</w:t>
-      </w:r>
-      <w:r>
-        <w:t xml:space="preserve"> lowers ramp </w:t>
-      </w:r>
-      <w:r>
-        <w:t>with C</w:t>
-      </w:r>
-      <w:r>
-        <w:rPr>
-          <w:i/>
-          <w:iCs/>
-        </w:rPr>
-        <w:t>opilot</w:t>
-      </w:r>
-      <w:r>
-        <w:rPr>
-          <w:i/>
-          <w:iCs/>
-        </w:rPr>
-        <w:t xml:space="preserve"> </w:t>
-      </w:r>
-      <w:r>
-        <w:t xml:space="preserve">and ROV </w:t>
-      </w:r>
-      <w:r>
-        <w:t>just above water level</w:t>
-      </w:r>
-      <w:r>
-        <w:t>.</w:t>
-      </w:r>
-    </w:p>
-    <w:p>
-      <w:pPr>
-        <w:pStyle w:val="NoSpacing"/>
-        <w:numPr>
-          <w:ilvl w:val="0"/>
-          <w:numId w:val="11"/>
-        </w:numPr>
-      </w:pPr>
-      <w:r>
-        <w:rPr>
-          <w:i/>
-          <w:iCs/>
-        </w:rPr>
-        <w:t>Copilot</w:t>
-      </w:r>
-      <w:r>
-        <w:t xml:space="preserve"> makes a</w:t>
-      </w:r>
-      <w:r>
-        <w:t xml:space="preserve"> final check to ensure vent plugs are in place</w:t>
-      </w:r>
-      <w:r>
-        <w:t xml:space="preserve"> and tight</w:t>
-      </w:r>
-      <w:r>
-        <w:t>.</w:t>
-      </w:r>
-    </w:p>
-    <w:p>
-      <w:pPr>
-        <w:pStyle w:val="NoSpacing"/>
-        <w:numPr>
-          <w:ilvl w:val="0"/>
-          <w:numId w:val="11"/>
-        </w:numPr>
-      </w:pPr>
-      <w:r>
-        <w:t xml:space="preserve">Copilot </w:t>
-      </w:r>
-      <w:r>
-        <w:t xml:space="preserve">issues a verbal “Are you ready?” to the Pilot, Pilot verifies they are ready to motor the vehicle as soon as it’s in the water. </w:t>
-      </w:r>
-    </w:p>
-    <w:p>
-      <w:pPr>
-        <w:pStyle w:val="NoSpacing"/>
-        <w:numPr>
-          <w:ilvl w:val="0"/>
-          <w:numId w:val="11"/>
-        </w:numPr>
-      </w:pPr>
-      <w:r>
-        <w:t>Pick up and gently set the ROV in the water</w:t>
-      </w:r>
-      <w:r>
-        <w:t>.</w:t>
-      </w:r>
-    </w:p>
-    <w:p>
-      <w:pPr>
-        <w:pStyle w:val="NoSpacing"/>
-        <w:numPr>
-          <w:ilvl w:val="0"/>
-          <w:numId w:val="11"/>
-        </w:numPr>
-      </w:pPr>
-      <w:r>
-        <w:rPr>
-          <w:i/>
-          <w:iCs/>
-        </w:rPr>
-        <w:t>Pilot</w:t>
-      </w:r>
-      <w:r>
-        <w:t xml:space="preserve"> motors the ROV </w:t>
-      </w:r>
-      <w:r>
-        <w:t>on the surface</w:t>
-      </w:r>
-      <w:r>
-        <w:t xml:space="preserve"> </w:t>
-      </w:r>
-      <w:r>
-        <w:t xml:space="preserve">to </w:t>
-      </w:r>
-      <w:r>
-        <w:t xml:space="preserve">the west and north away from the ramp, and away from the ascent piling. Visually </w:t>
-      </w:r>
-      <w:proofErr w:type="gramStart"/>
-      <w:r>
-        <w:t>confirm</w:t>
-      </w:r>
-      <w:proofErr w:type="gramEnd"/>
-      <w:r>
-        <w:t xml:space="preserve"> ROV flight controls are responding as expected</w:t>
-      </w:r>
-      <w:r>
-        <w:t>.</w:t>
-      </w:r>
-    </w:p>
-    <w:p>
-      <w:pPr>
-        <w:pStyle w:val="NoSpacing"/>
-        <w:numPr>
-          <w:ilvl w:val="0"/>
-          <w:numId w:val="11"/>
-        </w:numPr>
-      </w:pPr>
-      <w:r>
-        <w:t>Descend the ROV</w:t>
-      </w:r>
-    </w:p>
-    <w:p>
-      <w:pPr>
-        <w:pStyle w:val="NoSpacing"/>
-      </w:pPr>
-    </w:p>
-    <w:p>
-      <w:pPr>
-        <w:pStyle w:val="NoSpacing"/>
-        <w:rPr>
-          <w:b/>
-          <w:bCs/>
-          <w:color w:val="0070C0"/>
-        </w:rPr>
-      </w:pPr>
-      <w:r>
-        <w:rPr>
-          <w:b/>
-          <w:bCs/>
-          <w:color w:val="0070C0"/>
-        </w:rPr>
-        <w:t>Fly the ROV</w:t>
-      </w:r>
-    </w:p>
-    <w:p>
-      <w:pPr>
-        <w:pStyle w:val="NoSpacing"/>
-        <w:numPr>
-          <w:ilvl w:val="0"/>
-          <w:numId w:val="7"/>
-        </w:numPr>
-      </w:pPr>
-      <w:r>
-        <w:t xml:space="preserve">Our CCR team surveys with the ROV </w:t>
-      </w:r>
-      <w:r>
-        <w:t>at 20</w:t>
-      </w:r>
-      <w:r>
-        <w:t>—4</w:t>
-      </w:r>
-      <w:r>
-        <w:t>0%</w:t>
-      </w:r>
-      <w:r>
-        <w:t xml:space="preserve"> of thruster gain, depending upon current</w:t>
-      </w:r>
-      <w:r>
-        <w:t xml:space="preserve">. </w:t>
-      </w:r>
-      <w:r>
-        <w:t>Y</w:t>
-      </w:r>
-      <w:r>
-        <w:t>ou may want 50</w:t>
-      </w:r>
-      <w:r>
-        <w:t>—</w:t>
-      </w:r>
-      <w:r>
-        <w:t xml:space="preserve">70% to cover a lot of ground quickly. Do not run the thrusters at 100% for sustained periods of time . . . this can drop the voltage, </w:t>
-      </w:r>
-      <w:r>
-        <w:lastRenderedPageBreak/>
-        <w:t xml:space="preserve">increase temperature and </w:t>
-      </w:r>
-      <w:r>
-        <w:t xml:space="preserve">cause damage to the power cabling. </w:t>
-      </w:r>
-      <w:r>
-        <w:t xml:space="preserve">For you, </w:t>
-      </w:r>
-      <w:r>
-        <w:t xml:space="preserve">30—50% is likely the sweet spot for gradual movement when investing things (30%) and moving quicker from A </w:t>
-      </w:r>
-      <w:r>
-        <w:sym w:font="Wingdings" w:char="F0E0"/>
-      </w:r>
-      <w:r>
-        <w:t xml:space="preserve"> B (50%). </w:t>
-      </w:r>
-    </w:p>
-    <w:p>
-      <w:pPr>
-        <w:pStyle w:val="NoSpacing"/>
-        <w:numPr>
-          <w:ilvl w:val="0"/>
-          <w:numId w:val="7"/>
-        </w:numPr>
-        <w:rPr>
-          <w:i/>
-          <w:iCs/>
-        </w:rPr>
-      </w:pPr>
-      <w:r>
-        <w:rPr>
-          <w:i/>
-          <w:iCs/>
-        </w:rPr>
-        <w:t xml:space="preserve">Copilot </w:t>
-      </w:r>
-      <w:r>
-        <w:t>manages tether</w:t>
-      </w:r>
-      <w:r>
-        <w:t xml:space="preserve"> – let out slack as needed, </w:t>
-      </w:r>
-      <w:r>
-        <w:t xml:space="preserve">pull in slack as needed. </w:t>
-      </w:r>
-    </w:p>
-    <w:p>
-      <w:pPr>
-        <w:pStyle w:val="NoSpacing"/>
-        <w:numPr>
-          <w:ilvl w:val="0"/>
-          <w:numId w:val="7"/>
-        </w:numPr>
-      </w:pPr>
-      <w:r>
-        <w:t xml:space="preserve">The ROV’s tether is buoyant and is a visual guide – where it drops down towards the seafloor indicates where the ROV is.  </w:t>
-      </w:r>
-    </w:p>
-    <w:p>
-      <w:pPr>
-        <w:pStyle w:val="NoSpacing"/>
-        <w:numPr>
-          <w:ilvl w:val="0"/>
-          <w:numId w:val="7"/>
-        </w:numPr>
-      </w:pPr>
-      <w:r>
-        <w:t>Do not let excess amount of tether gather at the surface</w:t>
-      </w:r>
-    </w:p>
-    <w:p>
-      <w:pPr>
-        <w:pStyle w:val="NoSpacing"/>
-        <w:numPr>
-          <w:ilvl w:val="0"/>
-          <w:numId w:val="7"/>
-        </w:numPr>
-      </w:pPr>
-      <w:r>
-        <w:t>Actively manage the tether spool</w:t>
-      </w:r>
-    </w:p>
-    <w:p>
-      <w:pPr>
-        <w:pStyle w:val="NoSpacing"/>
-        <w:numPr>
-          <w:ilvl w:val="0"/>
-          <w:numId w:val="7"/>
-        </w:numPr>
-      </w:pPr>
-      <w:r>
-        <w:t>If you can’t move forward . . . you might need to let out tether</w:t>
-      </w:r>
-    </w:p>
-    <w:p>
-      <w:pPr>
-        <w:pStyle w:val="NoSpacing"/>
-        <w:numPr>
-          <w:ilvl w:val="0"/>
-          <w:numId w:val="7"/>
-        </w:numPr>
-      </w:pPr>
-      <w:r>
-        <w:t xml:space="preserve">If you get the tether wrapped around something . . . you can very likely undo that wrap . . . if you were able to move the ROV such that you wrapped it, you can likely undo that wrap – stay calm, be patient, and conduct your movements carefully </w:t>
-      </w:r>
-    </w:p>
-    <w:p>
-      <w:pPr>
-        <w:pStyle w:val="NoSpacing"/>
-        <w:numPr>
-          <w:ilvl w:val="0"/>
-          <w:numId w:val="7"/>
-        </w:numPr>
-      </w:pPr>
-      <w:r>
-        <w:t xml:space="preserve">When navigating home in dark water, if you don’t know your position . . . turn around, pivot the camera up, and find the tether </w:t>
-      </w:r>
-      <w:r>
-        <w:t>–</w:t>
-      </w:r>
-      <w:r>
-        <w:t xml:space="preserve"> that is your path home </w:t>
-      </w:r>
-      <w:r>
-        <w:t>–</w:t>
-      </w:r>
-      <w:r>
-        <w:t xml:space="preserve"> follow it.</w:t>
-      </w:r>
-    </w:p>
-    <w:p>
-      <w:pPr>
-        <w:pStyle w:val="NoSpacing"/>
-        <w:numPr>
-          <w:ilvl w:val="0"/>
-          <w:numId w:val="7"/>
-        </w:numPr>
-      </w:pPr>
-      <w:r>
-        <w:t xml:space="preserve">You can always ascend your vehicle to the surface to visually locate it. </w:t>
-      </w:r>
-      <w:r>
-        <w:t xml:space="preserve"> </w:t>
-      </w:r>
-      <w:r>
-        <w:br/>
-      </w:r>
-    </w:p>
-    <w:p>
-      <w:pPr>
-        <w:pStyle w:val="NoSpacing"/>
-        <w:rPr>
-          <w:b/>
-          <w:bCs/>
-          <w:color w:val="0070C0"/>
-        </w:rPr>
-      </w:pPr>
-      <w:r>
-        <w:rPr>
-          <w:b/>
-          <w:bCs/>
-          <w:color w:val="0070C0"/>
-          <w:highlight w:val="yellow"/>
-        </w:rPr>
-        <w:t>Docking, undocking, and wirelessly charging the ROV</w:t>
-      </w:r>
-    </w:p>
-    <w:p>
-      <w:pPr>
-        <w:pStyle w:val="NoSpacing"/>
-        <w:numPr>
-          <w:ilvl w:val="0"/>
-          <w:numId w:val="15"/>
-        </w:numPr>
-        <w:rPr>
-          <w:b/>
-          <w:bCs/>
-        </w:rPr>
-      </w:pPr>
-      <w:r>
-        <w:t xml:space="preserve">Align the ROV in front of the docking station. </w:t>
-      </w:r>
-    </w:p>
-    <w:p>
-      <w:pPr>
-        <w:pStyle w:val="NoSpacing"/>
-        <w:numPr>
-          <w:ilvl w:val="0"/>
-          <w:numId w:val="15"/>
-        </w:numPr>
-        <w:rPr>
-          <w:b/>
-          <w:bCs/>
-        </w:rPr>
-      </w:pPr>
-    </w:p>
-    <w:p>
-      <w:pPr>
-        <w:pStyle w:val="NoSpacing"/>
-        <w:ind w:left="360"/>
-        <w:rPr>
-          <w:i/>
-          <w:iCs/>
-        </w:rPr>
-      </w:pPr>
-    </w:p>
-    <w:p>
-      <w:pPr>
-        <w:pStyle w:val="NoSpacing"/>
-        <w:rPr>
-          <w:b/>
-          <w:bCs/>
-          <w:color w:val="0070C0"/>
-        </w:rPr>
-      </w:pPr>
-      <w:proofErr w:type="gramStart"/>
-      <w:r>
-        <w:rPr>
-          <w:b/>
-          <w:bCs/>
-          <w:color w:val="0070C0"/>
-        </w:rPr>
-        <w:t>Retrieve</w:t>
-      </w:r>
-      <w:proofErr w:type="gramEnd"/>
-      <w:r>
-        <w:rPr>
-          <w:b/>
-          <w:bCs/>
-          <w:color w:val="0070C0"/>
-        </w:rPr>
-        <w:t xml:space="preserve"> ROV</w:t>
-      </w:r>
-    </w:p>
-    <w:p>
-      <w:pPr>
-        <w:pStyle w:val="NoSpacing"/>
-        <w:numPr>
-          <w:ilvl w:val="0"/>
-          <w:numId w:val="6"/>
-        </w:numPr>
-      </w:pPr>
-      <w:r>
-        <w:rPr>
-          <w:i/>
-          <w:iCs/>
-        </w:rPr>
-        <w:t>Pilot</w:t>
-      </w:r>
-      <w:r>
-        <w:t xml:space="preserve"> has the ROV on the surface and is ready to land</w:t>
-      </w:r>
-      <w:r>
-        <w:t>.</w:t>
-      </w:r>
-    </w:p>
-    <w:p>
-      <w:pPr>
-        <w:pStyle w:val="NoSpacing"/>
-        <w:numPr>
-          <w:ilvl w:val="0"/>
-          <w:numId w:val="6"/>
-        </w:numPr>
-      </w:pPr>
-      <w:r>
-        <w:rPr>
-          <w:i/>
-          <w:iCs/>
-        </w:rPr>
-        <w:t>Copilot</w:t>
-      </w:r>
-      <w:r>
-        <w:t xml:space="preserve"> verifies ramp power, lowers ramp to above water level, grabs PFD from inside door, unlocks gate and heads out to the end of the ramp. </w:t>
-      </w:r>
-    </w:p>
-    <w:p>
-      <w:pPr>
-        <w:pStyle w:val="NoSpacing"/>
-        <w:numPr>
-          <w:ilvl w:val="0"/>
-          <w:numId w:val="6"/>
-        </w:numPr>
-      </w:pPr>
-      <w:r>
-        <w:rPr>
-          <w:i/>
-          <w:iCs/>
-        </w:rPr>
-        <w:t>Pilot</w:t>
-      </w:r>
-      <w:r>
-        <w:t xml:space="preserve"> approaches ramp, switches to </w:t>
-      </w:r>
-      <w:r>
-        <w:rPr>
-          <w:b/>
-          <w:bCs/>
-        </w:rPr>
-        <w:t>Manual</w:t>
-      </w:r>
-      <w:r>
-        <w:t>, makes final approach, side turn for easy removal</w:t>
-      </w:r>
-    </w:p>
-    <w:p>
-      <w:pPr>
-        <w:pStyle w:val="NoSpacing"/>
-        <w:numPr>
-          <w:ilvl w:val="0"/>
-          <w:numId w:val="6"/>
-        </w:numPr>
-      </w:pPr>
-      <w:r>
-        <w:rPr>
-          <w:i/>
-          <w:iCs/>
-        </w:rPr>
-        <w:t>Copilot</w:t>
-      </w:r>
-      <w:r>
-        <w:rPr>
-          <w:i/>
-          <w:iCs/>
-        </w:rPr>
-        <w:t xml:space="preserve">, </w:t>
-      </w:r>
-      <w:r>
-        <w:t xml:space="preserve">with one hand on rail, puts the other hand on the ROV and issues a verbal “Got it!” to the </w:t>
-      </w:r>
-      <w:r>
-        <w:rPr>
-          <w:i/>
-          <w:iCs/>
-        </w:rPr>
-        <w:t>Pilot</w:t>
-      </w:r>
-      <w:r>
-        <w:t xml:space="preserve"> – the Pilot then responds “Manual!” to verify the ROV is in manual and ready to retrieve (pulling the ROV out of the water in Stabilize or Depth Hold will result in the thrusters continuing to fire and you will get wet as the ROV is pulled out of the water).</w:t>
-      </w:r>
-      <w:r>
-        <w:t xml:space="preserve"> </w:t>
-      </w:r>
-    </w:p>
-    <w:p>
-      <w:pPr>
-        <w:pStyle w:val="NoSpacing"/>
-        <w:numPr>
-          <w:ilvl w:val="0"/>
-          <w:numId w:val="6"/>
-        </w:numPr>
-      </w:pPr>
-      <w:r>
-        <w:rPr>
-          <w:i/>
-          <w:iCs/>
-        </w:rPr>
-        <w:t>Copilot</w:t>
-      </w:r>
-      <w:r>
-        <w:t xml:space="preserve"> lifts ROV out of </w:t>
-      </w:r>
-      <w:r>
-        <w:t xml:space="preserve">the </w:t>
-      </w:r>
-      <w:r>
-        <w:t>water</w:t>
-      </w:r>
-      <w:r>
-        <w:t>.</w:t>
-      </w:r>
-    </w:p>
-    <w:p>
-      <w:pPr>
-        <w:pStyle w:val="NoSpacing"/>
-        <w:numPr>
-          <w:ilvl w:val="0"/>
-          <w:numId w:val="6"/>
-        </w:numPr>
-      </w:pPr>
-      <w:r>
-        <w:rPr>
-          <w:i/>
-          <w:iCs/>
-        </w:rPr>
-        <w:t>Pilot</w:t>
-      </w:r>
-      <w:r>
-        <w:t xml:space="preserve"> </w:t>
-      </w:r>
-      <w:r>
-        <w:rPr>
-          <w:b/>
-          <w:bCs/>
-        </w:rPr>
-        <w:t>Disarms</w:t>
-      </w:r>
-      <w:r>
-        <w:t xml:space="preserve"> vehicle and raises ramp. </w:t>
-      </w:r>
-    </w:p>
-    <w:p>
-      <w:pPr>
-        <w:pStyle w:val="NoSpacing"/>
-        <w:numPr>
-          <w:ilvl w:val="0"/>
-          <w:numId w:val="6"/>
-        </w:numPr>
-      </w:pPr>
-      <w:r>
-        <w:rPr>
-          <w:i/>
-          <w:iCs/>
-        </w:rPr>
-        <w:t>Pilot</w:t>
-      </w:r>
-      <w:r>
-        <w:t xml:space="preserve"> spools up and clears tether</w:t>
-      </w:r>
-      <w:r>
-        <w:t>.</w:t>
-      </w:r>
-    </w:p>
-    <w:p>
-      <w:pPr>
-        <w:pStyle w:val="NoSpacing"/>
-        <w:ind w:left="360"/>
-      </w:pPr>
-    </w:p>
-    <w:p>
-      <w:pPr>
-        <w:pStyle w:val="NoSpacing"/>
-        <w:rPr>
-          <w:b/>
-          <w:bCs/>
-          <w:color w:val="0070C0"/>
-        </w:rPr>
-      </w:pPr>
-      <w:r>
-        <w:rPr>
-          <w:b/>
-          <w:bCs/>
-          <w:color w:val="0070C0"/>
-        </w:rPr>
-        <w:t>Post-flight aftercare</w:t>
-      </w:r>
-    </w:p>
-    <w:p>
-      <w:pPr>
-        <w:pStyle w:val="NoSpacing"/>
-        <w:numPr>
-          <w:ilvl w:val="0"/>
-          <w:numId w:val="9"/>
-        </w:numPr>
-        <w:rPr>
-          <w:color w:val="000000" w:themeColor="text1"/>
-        </w:rPr>
-      </w:pPr>
-      <w:r>
-        <w:rPr>
-          <w:color w:val="000000" w:themeColor="text1"/>
-        </w:rPr>
-        <w:t>Take the ROV and tether to the back of Pier 59 and spray thoroughly with freshwater from the hose</w:t>
-      </w:r>
-    </w:p>
-    <w:p>
-      <w:pPr>
-        <w:pStyle w:val="NoSpacing"/>
-        <w:numPr>
-          <w:ilvl w:val="1"/>
-          <w:numId w:val="9"/>
-        </w:numPr>
-        <w:rPr>
-          <w:color w:val="000000" w:themeColor="text1"/>
-        </w:rPr>
-      </w:pPr>
-      <w:r>
-        <w:rPr>
-          <w:color w:val="000000" w:themeColor="text1"/>
-        </w:rPr>
-        <w:t>Focus particularly on thrusters, areas with wire connections, and any exposed metal, including screws</w:t>
-      </w:r>
-    </w:p>
-    <w:p>
-      <w:pPr>
-        <w:pStyle w:val="NoSpacing"/>
-        <w:numPr>
-          <w:ilvl w:val="0"/>
-          <w:numId w:val="9"/>
-        </w:numPr>
-        <w:rPr>
-          <w:color w:val="000000" w:themeColor="text1"/>
-        </w:rPr>
-      </w:pPr>
-      <w:r>
-        <w:rPr>
-          <w:color w:val="000000" w:themeColor="text1"/>
-        </w:rPr>
-        <w:t>Once ROV has been rinsed, remove vent plug from battery enclosure and disconnect battery</w:t>
-      </w:r>
-    </w:p>
-    <w:p>
-      <w:pPr>
-        <w:pStyle w:val="NoSpacing"/>
-        <w:numPr>
-          <w:ilvl w:val="0"/>
-          <w:numId w:val="9"/>
-        </w:numPr>
-        <w:rPr>
-          <w:color w:val="000000" w:themeColor="text1"/>
-        </w:rPr>
-      </w:pPr>
-      <w:r>
-        <w:rPr>
-          <w:color w:val="000000" w:themeColor="text1"/>
-        </w:rPr>
-        <w:t>Replace vent plug, then reattach battery enclosure panel</w:t>
-      </w:r>
-    </w:p>
-    <w:p>
-      <w:pPr>
-        <w:pStyle w:val="NoSpacing"/>
-        <w:numPr>
-          <w:ilvl w:val="1"/>
-          <w:numId w:val="9"/>
-        </w:numPr>
-        <w:rPr>
-          <w:color w:val="000000" w:themeColor="text1"/>
-        </w:rPr>
-      </w:pPr>
-      <w:r>
-        <w:rPr>
-          <w:color w:val="000000" w:themeColor="text1"/>
-        </w:rPr>
-        <w:lastRenderedPageBreak/>
-        <w:t xml:space="preserve">Notice that the back panel requires a specific configuration to be reattached properly—the </w:t>
-      </w:r>
-      <w:r>
-        <w:rPr>
-          <w:color w:val="000000" w:themeColor="text1"/>
-        </w:rPr>
-        <w:t>rim has a notch that must interlock with the cutout portion of the enclosure tube</w:t>
-      </w:r>
-    </w:p>
-    <w:p>
-      <w:pPr>
-        <w:pStyle w:val="NoSpacing"/>
-        <w:numPr>
-          <w:ilvl w:val="0"/>
-          <w:numId w:val="9"/>
-        </w:numPr>
-        <w:rPr>
-          <w:color w:val="000000" w:themeColor="text1"/>
-        </w:rPr>
-      </w:pPr>
-      <w:r>
-        <w:rPr>
-          <w:color w:val="000000" w:themeColor="text1"/>
-        </w:rPr>
-        <w:t xml:space="preserve">Stow ROV and tether in cart and wheel to </w:t>
-      </w:r>
-      <w:r>
-        <w:rPr>
-          <w:color w:val="000000" w:themeColor="text1"/>
-        </w:rPr>
-        <w:t>old PCR habitats in shark holding</w:t>
-      </w:r>
-    </w:p>
-    <w:p>
-      <w:pPr>
-        <w:pStyle w:val="NoSpacing"/>
-        <w:rPr>
-          <w:color w:val="000000" w:themeColor="text1"/>
-        </w:rPr>
-      </w:pPr>
-    </w:p>
-    <w:p>
-      <w:pPr>
-        <w:pStyle w:val="NoSpacing"/>
-        <w:rPr>
-          <w:b/>
-          <w:bCs/>
-          <w:color w:val="0070C0"/>
-        </w:rPr>
-      </w:pPr>
-      <w:r>
-        <w:rPr>
-          <w:b/>
-          <w:bCs/>
-          <w:color w:val="0070C0"/>
-        </w:rPr>
-        <w:t>Miscellaneous considerations</w:t>
-      </w:r>
-    </w:p>
-    <w:p>
-      <w:pPr>
-        <w:pStyle w:val="NoSpacing"/>
-        <w:numPr>
-          <w:ilvl w:val="0"/>
-          <w:numId w:val="1"/>
-        </w:numPr>
-        <w:rPr>
-          <w:color w:val="000000" w:themeColor="text1"/>
-        </w:rPr>
-      </w:pPr>
-      <w:r>
-        <w:rPr>
-          <w:color w:val="000000" w:themeColor="text1"/>
-        </w:rPr>
-        <w:t>Don’t leave the ROV electronics enclosure exposed to direct sunlight for too long as UV can turn the acrylic opaque</w:t>
-      </w:r>
-      <w:r>
-        <w:rPr>
-          <w:color w:val="000000" w:themeColor="text1"/>
-        </w:rPr>
-        <w:t>—place a towel over top on sunny days during standby</w:t>
-      </w:r>
-    </w:p>
-    <w:p>
-      <w:pPr>
-        <w:pStyle w:val="NoSpacing"/>
-        <w:numPr>
-          <w:ilvl w:val="0"/>
-          <w:numId w:val="1"/>
-        </w:numPr>
-        <w:rPr>
-          <w:color w:val="000000" w:themeColor="text1"/>
-        </w:rPr>
-      </w:pPr>
-      <w:r>
-        <w:rPr>
-          <w:color w:val="000000" w:themeColor="text1"/>
-        </w:rPr>
-        <w:t>Avoid hard landings both on land and in the water to avoid degrading the payload skid (don’t drop the ROV!)</w:t>
-      </w:r>
-    </w:p>
-    <w:p>
-      <w:pPr>
-        <w:pStyle w:val="NoSpacing"/>
-        <w:rPr>
-          <w:color w:val="000000" w:themeColor="text1"/>
-        </w:rPr>
-      </w:pPr>
-    </w:p>
-    <w:p>
-      <w:pPr>
-        <w:pStyle w:val="NoSpacing"/>
-        <w:rPr>
-          <w:color w:val="000000" w:themeColor="text1"/>
-        </w:rPr>
-      </w:pPr>
-      <w:r>
-        <w:rPr>
-          <w:b/>
-          <w:bCs/>
-          <w:color w:val="0070C0"/>
-        </w:rPr>
-        <w:t>Troubleshooting</w:t>
-      </w:r>
-    </w:p>
-    <w:p>
-      <w:pPr>
-        <w:pStyle w:val="NoSpacing"/>
-        <w:numPr>
-          <w:ilvl w:val="0"/>
-          <w:numId w:val="1"/>
-        </w:numPr>
-        <w:rPr>
-          <w:color w:val="000000" w:themeColor="text1"/>
-        </w:rPr>
-      </w:pPr>
-      <w:r>
-        <w:rPr>
-          <w:color w:val="000000" w:themeColor="text1"/>
-        </w:rPr>
-        <w:t xml:space="preserve">Most software issues can be resolved </w:t>
-      </w:r>
-      <w:r>
-        <w:rPr>
-          <w:color w:val="000000" w:themeColor="text1"/>
-        </w:rPr>
-        <w:t>by cycling the power (turning the ROV off and on)</w:t>
-      </w:r>
-    </w:p>
-    <w:p>
-      <w:pPr>
-        <w:pStyle w:val="NoSpacing"/>
-        <w:numPr>
-          <w:ilvl w:val="1"/>
-          <w:numId w:val="1"/>
-        </w:numPr>
-        <w:rPr>
-          <w:color w:val="000000" w:themeColor="text1"/>
-        </w:rPr>
-      </w:pPr>
-      <w:r>
-        <w:rPr>
-          <w:color w:val="000000" w:themeColor="text1"/>
-        </w:rPr>
-        <w:t>In BlueOS, click the power icon at the bottom of the left panel</w:t>
-      </w:r>
-    </w:p>
-    <w:p>
-      <w:pPr>
-        <w:pStyle w:val="NoSpacing"/>
-        <w:numPr>
-          <w:ilvl w:val="1"/>
-          <w:numId w:val="1"/>
-        </w:numPr>
-        <w:rPr>
-          <w:color w:val="000000" w:themeColor="text1"/>
-        </w:rPr>
-      </w:pPr>
-      <w:r>
-        <w:rPr>
-          <w:color w:val="000000" w:themeColor="text1"/>
-        </w:rPr>
-        <w:t>Select “Restart Autopilot” from the pop-up and allow the ROV a minute or two to correct</w:t>
-      </w:r>
-    </w:p>
-    <w:p>
-      <w:pPr>
-        <w:pStyle w:val="NoSpacing"/>
-        <w:numPr>
-          <w:ilvl w:val="1"/>
-          <w:numId w:val="1"/>
-        </w:numPr>
-        <w:rPr>
-          <w:color w:val="000000" w:themeColor="text1"/>
-        </w:rPr>
-      </w:pPr>
-      <w:r>
-        <w:rPr>
-          <w:color w:val="000000" w:themeColor="text1"/>
-        </w:rPr>
-        <w:t>Should that fail to resolve the issue, select “Reboot” from the pop-up and wait for the ROV to power cycle, listening for the chimes</w:t>
-      </w:r>
-    </w:p>
-    <w:p>
-      <w:pPr>
-        <w:pStyle w:val="NoSpacing"/>
-        <w:numPr>
-          <w:ilvl w:val="0"/>
-          <w:numId w:val="1"/>
-        </w:numPr>
-        <w:rPr>
-          <w:color w:val="000000" w:themeColor="text1"/>
-        </w:rPr>
-      </w:pPr>
-      <w:r>
-        <w:rPr>
-          <w:color w:val="000000" w:themeColor="text1"/>
-        </w:rPr>
-        <w:t>Camera stream issues</w:t>
-      </w:r>
-    </w:p>
-    <w:p>
-      <w:pPr>
-        <w:pStyle w:val="NoSpacing"/>
-        <w:numPr>
-          <w:ilvl w:val="0"/>
-          <w:numId w:val="1"/>
-        </w:numPr>
-        <w:rPr>
-          <w:color w:val="000000" w:themeColor="text1"/>
-        </w:rPr>
-      </w:pPr>
-      <w:r>
-        <w:rPr>
-          <w:color w:val="000000" w:themeColor="text1"/>
-        </w:rPr>
-        <w:t>Unable to open BlueOS</w:t>
-      </w:r>
-    </w:p>
-    <w:p>
-      <w:pPr>
-        <w:pStyle w:val="NoSpacing"/>
-        <w:numPr>
-          <w:ilvl w:val="1"/>
-          <w:numId w:val="1"/>
-        </w:numPr>
-        <w:rPr>
-          <w:color w:val="000000" w:themeColor="text1"/>
-        </w:rPr>
-      </w:pPr>
-      <w:r>
-        <w:rPr>
-          <w:color w:val="000000" w:themeColor="text1"/>
-        </w:rPr>
-        <w:t>Close the browser with BlueOS</w:t>
-      </w:r>
-    </w:p>
-    <w:p>
-      <w:pPr>
-        <w:pStyle w:val="NoSpacing"/>
-        <w:numPr>
-          <w:ilvl w:val="1"/>
-          <w:numId w:val="1"/>
-        </w:numPr>
-        <w:rPr>
-          <w:color w:val="000000" w:themeColor="text1"/>
-        </w:rPr>
-      </w:pPr>
-      <w:r>
-        <w:rPr>
-          <w:color w:val="000000" w:themeColor="text1"/>
-        </w:rPr>
-        <w:t>Unplug FXTI USB from the laptop and plug back in</w:t>
-      </w:r>
-    </w:p>
-    <w:p>
-      <w:pPr>
-        <w:pStyle w:val="NoSpacing"/>
-        <w:numPr>
-          <w:ilvl w:val="1"/>
-          <w:numId w:val="1"/>
-        </w:numPr>
-        <w:rPr>
-          <w:color w:val="000000" w:themeColor="text1"/>
-        </w:rPr>
-      </w:pPr>
-      <w:r>
-        <w:rPr>
-          <w:color w:val="000000" w:themeColor="text1"/>
-        </w:rPr>
-        <w:t>Reopen BlueOS</w:t>
-      </w:r>
-    </w:p>
-    <w:p>
-      <w:pPr>
-        <w:pStyle w:val="NoSpacing"/>
-        <w:numPr>
-          <w:ilvl w:val="0"/>
-          <w:numId w:val="1"/>
-        </w:numPr>
-        <w:rPr>
-          <w:color w:val="000000" w:themeColor="text1"/>
-        </w:rPr>
-      </w:pPr>
-      <w:r>
-        <w:rPr>
-          <w:color w:val="000000" w:themeColor="text1"/>
-        </w:rPr>
-        <w:t>Controller not connecting to Cockpit</w:t>
-      </w:r>
-    </w:p>
-    <w:p>
-      <w:pPr>
-        <w:pStyle w:val="NoSpacing"/>
-        <w:numPr>
-          <w:ilvl w:val="1"/>
-          <w:numId w:val="1"/>
-        </w:numPr>
-        <w:rPr>
-          <w:color w:val="000000" w:themeColor="text1"/>
-        </w:rPr>
-      </w:pPr>
-      <w:r>
-        <w:rPr>
-          <w:color w:val="000000" w:themeColor="text1"/>
-        </w:rPr>
-        <w:t xml:space="preserve">Simply unplug and </w:t>
-      </w:r>
-      <w:proofErr w:type="spellStart"/>
-      <w:r>
-        <w:rPr>
-          <w:color w:val="000000" w:themeColor="text1"/>
-        </w:rPr>
-        <w:t>replug</w:t>
-      </w:r>
-      <w:proofErr w:type="spellEnd"/>
-      <w:r>
-        <w:rPr>
-          <w:color w:val="000000" w:themeColor="text1"/>
-        </w:rPr>
-        <w:t xml:space="preserve"> into laptop</w:t>
+          <w:numId w:val="27"/>
+        </w:numPr>
+        <w:rPr>
+          <w:color w:val="000000" w:themeColor="text1"/>
+        </w:rPr>
+      </w:pPr>
+      <w:r>
+        <w:rPr>
+          <w:color w:val="000000" w:themeColor="text1"/>
+        </w:rPr>
+        <w:t>U</w:t>
+      </w:r>
+      <w:r>
+        <w:rPr>
+          <w:color w:val="000000" w:themeColor="text1"/>
+        </w:rPr>
+        <w:t>nplug and replug into laptop</w:t>
       </w:r>
     </w:p>
     <w:p>
@@ -2946,6 +3140,208 @@
 <file path=word/numbering.xml><?xml version="1.0" encoding="utf-8"?>
 <w:numbering xmlns:wpc="http://schemas.microsoft.com/office/word/2010/wordprocessingCanvas" xmlns:cx="http://schemas.microsoft.com/office/drawing/2014/chartex" xmlns:cx1="http://schemas.microsoft.com/office/drawing/2015/9/8/chartex" xmlns:cx2="http://schemas.microsoft.com/office/drawing/2015/10/21/chartex" xmlns:cx3="http://schemas.microsoft.com/office/drawing/2016/5/9/chartex" xmlns:cx4="http://schemas.microsoft.com/office/drawing/2016/5/10/chartex" xmlns:cx5="http://schemas.microsoft.com/office/drawing/2016/5/11/chartex" xmlns:cx6="http://schemas.microsoft.com/office/drawing/2016/5/12/chartex" xmlns:cx7="http://schemas.microsoft.com/office/drawing/2016/5/13/chartex" xmlns:cx8="http://schemas.microsoft.com/office/drawing/2016/5/14/chartex" xmlns:mc="http://schemas.openxmlformats.org/markup-compatibility/2006" xmlns:aink="http://schemas.microsoft.com/office/drawing/2016/ink" xmlns:am3d="http://schemas.microsoft.com/office/drawing/2017/model3d" xmlns:o="urn:schemas-microsoft-com:office:office" xmlns:oel="http://schemas.microsoft.com/office/2019/extlst" xmlns:r="http://schemas.openxmlformats.org/officeDocument/2006/relationships" xmlns:m="http://schemas.openxmlformats.org/officeDocument/2006/math" xmlns:v="urn:schemas-microsoft-com:vml" xmlns:wp14="http://schemas.microsoft.com/office/word/2010/wordprocessingDrawing" xmlns:wp="http://schemas.openxmlformats.org/drawingml/2006/wordprocessingDrawing" xmlns:w10="urn:schemas-microsoft-com:office:word" xmlns:w="http://schemas.openxmlformats.org/wordprocessingml/2006/main" xmlns:w14="http://schemas.microsoft.com/office/word/2010/wordml" xmlns:w15="http://schemas.microsoft.com/office/word/2012/wordml" xmlns:w16cex="http://schemas.microsoft.com/office/word/2018/wordml/cex" xmlns:w16cid="http://schemas.microsoft.com/office/word/2016/wordml/cid" xmlns:w16="http://schemas.microsoft.com/office/word/2018/wordml" xmlns:w16du="http://schemas.microsoft.com/office/word/2023/wordml/word16du" xmlns:w16sdtdh="http://schemas.microsoft.com/office/word/2020/wordml/sdtdatahash" xmlns:w16sdtfl="http://schemas.microsoft.com/office/word/2024/wordml/sdtformatlock" xmlns:w16se="http://schemas.microsoft.com/office/word/2015/wordml/symex" xmlns:wpg="http://schemas.microsoft.com/office/word/2010/wordprocessingGroup" xmlns:wpi="http://schemas.microsoft.com/office/word/2010/wordprocessingInk" xmlns:wne="http://schemas.microsoft.com/office/word/2006/wordml" xmlns:wps="http://schemas.microsoft.com/office/word/2010/wordprocessingShape" mc:Ignorable="w14 w15 w16se w16cid w16 w16cex w16sdtdh w16sdtfl w16du wp14">
   <w:abstractNum w:abstractNumId="0" w15:restartNumberingAfterBreak="0">
+    <w:nsid w:val="03783287"/>
+    <w:multiLevelType w:val="hybridMultilevel"/>
+    <w:tmpl w:val="311ED9AE"/>
+    <w:lvl w:ilvl="0" w:tplc="04090001">
+      <w:start w:val="1"/>
+      <w:numFmt w:val="bullet"/>
+      <w:lvlText w:val=""/>
+      <w:lvlJc w:val="left"/>
+      <w:pPr>
+        <w:ind w:left="720" w:hanging="360"/>
+      </w:pPr>
+      <w:rPr>
+        <w:rFonts w:ascii="Symbol" w:hAnsi="Symbol" w:hint="default"/>
+      </w:rPr>
+    </w:lvl>
+    <w:lvl w:ilvl="1" w:tplc="04090003" w:tentative="1">
+      <w:start w:val="1"/>
+      <w:numFmt w:val="bullet"/>
+      <w:lvlText w:val="o"/>
+      <w:lvlJc w:val="left"/>
+      <w:pPr>
+        <w:ind w:left="1440" w:hanging="360"/>
+      </w:pPr>
+      <w:rPr>
+        <w:rFonts w:ascii="Courier New" w:hAnsi="Courier New" w:cs="Courier New" w:hint="default"/>
+      </w:rPr>
+    </w:lvl>
+    <w:lvl w:ilvl="2" w:tplc="04090005" w:tentative="1">
+      <w:start w:val="1"/>
+      <w:numFmt w:val="bullet"/>
+      <w:lvlText w:val=""/>
+      <w:lvlJc w:val="left"/>
+      <w:pPr>
+        <w:ind w:left="2160" w:hanging="360"/>
+      </w:pPr>
+      <w:rPr>
+        <w:rFonts w:ascii="Wingdings" w:hAnsi="Wingdings" w:hint="default"/>
+      </w:rPr>
+    </w:lvl>
+    <w:lvl w:ilvl="3" w:tplc="04090001" w:tentative="1">
+      <w:start w:val="1"/>
+      <w:numFmt w:val="bullet"/>
+      <w:lvlText w:val=""/>
+      <w:lvlJc w:val="left"/>
+      <w:pPr>
+        <w:ind w:left="2880" w:hanging="360"/>
+      </w:pPr>
+      <w:rPr>
+        <w:rFonts w:ascii="Symbol" w:hAnsi="Symbol" w:hint="default"/>
+      </w:rPr>
+    </w:lvl>
+    <w:lvl w:ilvl="4" w:tplc="04090003" w:tentative="1">
+      <w:start w:val="1"/>
+      <w:numFmt w:val="bullet"/>
+      <w:lvlText w:val="o"/>
+      <w:lvlJc w:val="left"/>
+      <w:pPr>
+        <w:ind w:left="3600" w:hanging="360"/>
+      </w:pPr>
+      <w:rPr>
+        <w:rFonts w:ascii="Courier New" w:hAnsi="Courier New" w:cs="Courier New" w:hint="default"/>
+      </w:rPr>
+    </w:lvl>
+    <w:lvl w:ilvl="5" w:tplc="04090005" w:tentative="1">
+      <w:start w:val="1"/>
+      <w:numFmt w:val="bullet"/>
+      <w:lvlText w:val=""/>
+      <w:lvlJc w:val="left"/>
+      <w:pPr>
+        <w:ind w:left="4320" w:hanging="360"/>
+      </w:pPr>
+      <w:rPr>
+        <w:rFonts w:ascii="Wingdings" w:hAnsi="Wingdings" w:hint="default"/>
+      </w:rPr>
+    </w:lvl>
+    <w:lvl w:ilvl="6" w:tplc="04090001" w:tentative="1">
+      <w:start w:val="1"/>
+      <w:numFmt w:val="bullet"/>
+      <w:lvlText w:val=""/>
+      <w:lvlJc w:val="left"/>
+      <w:pPr>
+        <w:ind w:left="5040" w:hanging="360"/>
+      </w:pPr>
+      <w:rPr>
+        <w:rFonts w:ascii="Symbol" w:hAnsi="Symbol" w:hint="default"/>
+      </w:rPr>
+    </w:lvl>
+    <w:lvl w:ilvl="7" w:tplc="04090003" w:tentative="1">
+      <w:start w:val="1"/>
+      <w:numFmt w:val="bullet"/>
+      <w:lvlText w:val="o"/>
+      <w:lvlJc w:val="left"/>
+      <w:pPr>
+        <w:ind w:left="5760" w:hanging="360"/>
+      </w:pPr>
+      <w:rPr>
+        <w:rFonts w:ascii="Courier New" w:hAnsi="Courier New" w:cs="Courier New" w:hint="default"/>
+      </w:rPr>
+    </w:lvl>
+    <w:lvl w:ilvl="8" w:tplc="04090005" w:tentative="1">
+      <w:start w:val="1"/>
+      <w:numFmt w:val="bullet"/>
+      <w:lvlText w:val=""/>
+      <w:lvlJc w:val="left"/>
+      <w:pPr>
+        <w:ind w:left="6480" w:hanging="360"/>
+      </w:pPr>
+      <w:rPr>
+        <w:rFonts w:ascii="Wingdings" w:hAnsi="Wingdings" w:hint="default"/>
+      </w:rPr>
+    </w:lvl>
+  </w:abstractNum>
+  <w:abstractNum w:abstractNumId="1" w15:restartNumberingAfterBreak="0">
+    <w:nsid w:val="045E3A08"/>
+    <w:multiLevelType w:val="hybridMultilevel"/>
+    <w:tmpl w:val="34981570"/>
+    <w:lvl w:ilvl="0" w:tplc="04090001">
+      <w:start w:val="1"/>
+      <w:numFmt w:val="bullet"/>
+      <w:lvlText w:val=""/>
+      <w:lvlJc w:val="left"/>
+      <w:pPr>
+        <w:ind w:left="720" w:hanging="360"/>
+      </w:pPr>
+      <w:rPr>
+        <w:rFonts w:ascii="Symbol" w:hAnsi="Symbol" w:hint="default"/>
+      </w:rPr>
+    </w:lvl>
+    <w:lvl w:ilvl="1" w:tplc="FFFFFFFF">
+      <w:start w:val="1"/>
+      <w:numFmt w:val="lowerLetter"/>
+      <w:lvlText w:val="%2."/>
+      <w:lvlJc w:val="left"/>
+      <w:pPr>
+        <w:ind w:left="1440" w:hanging="360"/>
+      </w:pPr>
+    </w:lvl>
+    <w:lvl w:ilvl="2" w:tplc="FFFFFFFF" w:tentative="1">
+      <w:start w:val="1"/>
+      <w:numFmt w:val="lowerRoman"/>
+      <w:lvlText w:val="%3."/>
+      <w:lvlJc w:val="right"/>
+      <w:pPr>
+        <w:ind w:left="2160" w:hanging="180"/>
+      </w:pPr>
+    </w:lvl>
+    <w:lvl w:ilvl="3" w:tplc="FFFFFFFF" w:tentative="1">
+      <w:start w:val="1"/>
+      <w:numFmt w:val="decimal"/>
+      <w:lvlText w:val="%4."/>
+      <w:lvlJc w:val="left"/>
+      <w:pPr>
+        <w:ind w:left="2880" w:hanging="360"/>
+      </w:pPr>
+    </w:lvl>
+    <w:lvl w:ilvl="4" w:tplc="FFFFFFFF" w:tentative="1">
+      <w:start w:val="1"/>
+      <w:numFmt w:val="lowerLetter"/>
+      <w:lvlText w:val="%5."/>
+      <w:lvlJc w:val="left"/>
+      <w:pPr>
+        <w:ind w:left="3600" w:hanging="360"/>
+      </w:pPr>
+    </w:lvl>
+    <w:lvl w:ilvl="5" w:tplc="FFFFFFFF" w:tentative="1">
+      <w:start w:val="1"/>
+      <w:numFmt w:val="lowerRoman"/>
+      <w:lvlText w:val="%6."/>
+      <w:lvlJc w:val="right"/>
+      <w:pPr>
+        <w:ind w:left="4320" w:hanging="180"/>
+      </w:pPr>
+    </w:lvl>
+    <w:lvl w:ilvl="6" w:tplc="FFFFFFFF" w:tentative="1">
+      <w:start w:val="1"/>
+      <w:numFmt w:val="decimal"/>
+      <w:lvlText w:val="%7."/>
+      <w:lvlJc w:val="left"/>
+      <w:pPr>
+        <w:ind w:left="5040" w:hanging="360"/>
+      </w:pPr>
+    </w:lvl>
+    <w:lvl w:ilvl="7" w:tplc="FFFFFFFF" w:tentative="1">
+      <w:start w:val="1"/>
+      <w:numFmt w:val="lowerLetter"/>
+      <w:lvlText w:val="%8."/>
+      <w:lvlJc w:val="left"/>
+      <w:pPr>
+        <w:ind w:left="5760" w:hanging="360"/>
+      </w:pPr>
+    </w:lvl>
+    <w:lvl w:ilvl="8" w:tplc="FFFFFFFF" w:tentative="1">
+      <w:start w:val="1"/>
+      <w:numFmt w:val="lowerRoman"/>
+      <w:lvlText w:val="%9."/>
+      <w:lvlJc w:val="right"/>
+      <w:pPr>
+        <w:ind w:left="6480" w:hanging="180"/>
+      </w:pPr>
+    </w:lvl>
+  </w:abstractNum>
+  <w:abstractNum w:abstractNumId="2" w15:restartNumberingAfterBreak="0">
     <w:nsid w:val="04D75449"/>
     <w:multiLevelType w:val="hybridMultilevel"/>
     <w:tmpl w:val="53EE3308"/>
@@ -3034,7 +3430,120 @@
       </w:pPr>
     </w:lvl>
   </w:abstractNum>
-  <w:abstractNum w:abstractNumId="1" w15:restartNumberingAfterBreak="0">
+  <w:abstractNum w:abstractNumId="3" w15:restartNumberingAfterBreak="0">
+    <w:nsid w:val="09291464"/>
+    <w:multiLevelType w:val="hybridMultilevel"/>
+    <w:tmpl w:val="D526CCC0"/>
+    <w:lvl w:ilvl="0" w:tplc="04090001">
+      <w:start w:val="1"/>
+      <w:numFmt w:val="bullet"/>
+      <w:lvlText w:val=""/>
+      <w:lvlJc w:val="left"/>
+      <w:pPr>
+        <w:ind w:left="1080" w:hanging="360"/>
+      </w:pPr>
+      <w:rPr>
+        <w:rFonts w:ascii="Symbol" w:hAnsi="Symbol" w:hint="default"/>
+      </w:rPr>
+    </w:lvl>
+    <w:lvl w:ilvl="1" w:tplc="04090003" w:tentative="1">
+      <w:start w:val="1"/>
+      <w:numFmt w:val="bullet"/>
+      <w:lvlText w:val="o"/>
+      <w:lvlJc w:val="left"/>
+      <w:pPr>
+        <w:ind w:left="1800" w:hanging="360"/>
+      </w:pPr>
+      <w:rPr>
+        <w:rFonts w:ascii="Courier New" w:hAnsi="Courier New" w:cs="Courier New" w:hint="default"/>
+      </w:rPr>
+    </w:lvl>
+    <w:lvl w:ilvl="2" w:tplc="04090005" w:tentative="1">
+      <w:start w:val="1"/>
+      <w:numFmt w:val="bullet"/>
+      <w:lvlText w:val=""/>
+      <w:lvlJc w:val="left"/>
+      <w:pPr>
+        <w:ind w:left="2520" w:hanging="360"/>
+      </w:pPr>
+      <w:rPr>
+        <w:rFonts w:ascii="Wingdings" w:hAnsi="Wingdings" w:hint="default"/>
+      </w:rPr>
+    </w:lvl>
+    <w:lvl w:ilvl="3" w:tplc="04090001" w:tentative="1">
+      <w:start w:val="1"/>
+      <w:numFmt w:val="bullet"/>
+      <w:lvlText w:val=""/>
+      <w:lvlJc w:val="left"/>
+      <w:pPr>
+        <w:ind w:left="3240" w:hanging="360"/>
+      </w:pPr>
+      <w:rPr>
+        <w:rFonts w:ascii="Symbol" w:hAnsi="Symbol" w:hint="default"/>
+      </w:rPr>
+    </w:lvl>
+    <w:lvl w:ilvl="4" w:tplc="04090003" w:tentative="1">
+      <w:start w:val="1"/>
+      <w:numFmt w:val="bullet"/>
+      <w:lvlText w:val="o"/>
+      <w:lvlJc w:val="left"/>
+      <w:pPr>
+        <w:ind w:left="3960" w:hanging="360"/>
+      </w:pPr>
+      <w:rPr>
+        <w:rFonts w:ascii="Courier New" w:hAnsi="Courier New" w:cs="Courier New" w:hint="default"/>
+      </w:rPr>
+    </w:lvl>
+    <w:lvl w:ilvl="5" w:tplc="04090005" w:tentative="1">
+      <w:start w:val="1"/>
+      <w:numFmt w:val="bullet"/>
+      <w:lvlText w:val=""/>
+      <w:lvlJc w:val="left"/>
+      <w:pPr>
+        <w:ind w:left="4680" w:hanging="360"/>
+      </w:pPr>
+      <w:rPr>
+        <w:rFonts w:ascii="Wingdings" w:hAnsi="Wingdings" w:hint="default"/>
+      </w:rPr>
+    </w:lvl>
+    <w:lvl w:ilvl="6" w:tplc="04090001" w:tentative="1">
+      <w:start w:val="1"/>
+      <w:numFmt w:val="bullet"/>
+      <w:lvlText w:val=""/>
+      <w:lvlJc w:val="left"/>
+      <w:pPr>
+        <w:ind w:left="5400" w:hanging="360"/>
+      </w:pPr>
+      <w:rPr>
+        <w:rFonts w:ascii="Symbol" w:hAnsi="Symbol" w:hint="default"/>
+      </w:rPr>
+    </w:lvl>
+    <w:lvl w:ilvl="7" w:tplc="04090003" w:tentative="1">
+      <w:start w:val="1"/>
+      <w:numFmt w:val="bullet"/>
+      <w:lvlText w:val="o"/>
+      <w:lvlJc w:val="left"/>
+      <w:pPr>
+        <w:ind w:left="6120" w:hanging="360"/>
+      </w:pPr>
+      <w:rPr>
+        <w:rFonts w:ascii="Courier New" w:hAnsi="Courier New" w:cs="Courier New" w:hint="default"/>
+      </w:rPr>
+    </w:lvl>
+    <w:lvl w:ilvl="8" w:tplc="04090005" w:tentative="1">
+      <w:start w:val="1"/>
+      <w:numFmt w:val="bullet"/>
+      <w:lvlText w:val=""/>
+      <w:lvlJc w:val="left"/>
+      <w:pPr>
+        <w:ind w:left="6840" w:hanging="360"/>
+      </w:pPr>
+      <w:rPr>
+        <w:rFonts w:ascii="Wingdings" w:hAnsi="Wingdings" w:hint="default"/>
+      </w:rPr>
+    </w:lvl>
+  </w:abstractNum>
+  <w:abstractNum w:abstractNumId="4" w15:restartNumberingAfterBreak="0">
     <w:nsid w:val="1D1E3C54"/>
     <w:multiLevelType w:val="hybridMultilevel"/>
     <w:tmpl w:val="14C8BE08"/>
@@ -3148,7 +3657,7 @@
       </w:rPr>
     </w:lvl>
   </w:abstractNum>
-  <w:abstractNum w:abstractNumId="2" w15:restartNumberingAfterBreak="0">
+  <w:abstractNum w:abstractNumId="5" w15:restartNumberingAfterBreak="0">
     <w:nsid w:val="1D5F7783"/>
     <w:multiLevelType w:val="hybridMultilevel"/>
     <w:tmpl w:val="DB6EB154"/>
@@ -3240,7 +3749,7 @@
       </w:pPr>
     </w:lvl>
   </w:abstractNum>
-  <w:abstractNum w:abstractNumId="3" w15:restartNumberingAfterBreak="0">
+  <w:abstractNum w:abstractNumId="6" w15:restartNumberingAfterBreak="0">
     <w:nsid w:val="2E1340BE"/>
     <w:multiLevelType w:val="hybridMultilevel"/>
     <w:tmpl w:val="F36878F8"/>
@@ -3329,7 +3838,7 @@
       </w:pPr>
     </w:lvl>
   </w:abstractNum>
-  <w:abstractNum w:abstractNumId="4" w15:restartNumberingAfterBreak="0">
+  <w:abstractNum w:abstractNumId="7" w15:restartNumberingAfterBreak="0">
     <w:nsid w:val="302540E8"/>
     <w:multiLevelType w:val="hybridMultilevel"/>
     <w:tmpl w:val="00D66CC4"/>
@@ -3418,7 +3927,7 @@
       </w:pPr>
     </w:lvl>
   </w:abstractNum>
-  <w:abstractNum w:abstractNumId="5" w15:restartNumberingAfterBreak="0">
+  <w:abstractNum w:abstractNumId="8" w15:restartNumberingAfterBreak="0">
     <w:nsid w:val="30BB2FE3"/>
     <w:multiLevelType w:val="hybridMultilevel"/>
     <w:tmpl w:val="9EC69AD2"/>
@@ -3507,7 +4016,7 @@
       </w:pPr>
     </w:lvl>
   </w:abstractNum>
-  <w:abstractNum w:abstractNumId="6" w15:restartNumberingAfterBreak="0">
+  <w:abstractNum w:abstractNumId="9" w15:restartNumberingAfterBreak="0">
     <w:nsid w:val="32854830"/>
     <w:multiLevelType w:val="hybridMultilevel"/>
     <w:tmpl w:val="06CAC5B8"/>
@@ -3596,7 +4105,298 @@
       </w:pPr>
     </w:lvl>
   </w:abstractNum>
-  <w:abstractNum w:abstractNumId="7" w15:restartNumberingAfterBreak="0">
+  <w:abstractNum w:abstractNumId="10" w15:restartNumberingAfterBreak="0">
+    <w:nsid w:val="34AF4955"/>
+    <w:multiLevelType w:val="hybridMultilevel"/>
+    <w:tmpl w:val="FBF6AF50"/>
+    <w:lvl w:ilvl="0" w:tplc="04090001">
+      <w:start w:val="1"/>
+      <w:numFmt w:val="bullet"/>
+      <w:lvlText w:val=""/>
+      <w:lvlJc w:val="left"/>
+      <w:pPr>
+        <w:ind w:left="720" w:hanging="360"/>
+      </w:pPr>
+      <w:rPr>
+        <w:rFonts w:ascii="Symbol" w:hAnsi="Symbol" w:hint="default"/>
+      </w:rPr>
+    </w:lvl>
+    <w:lvl w:ilvl="1" w:tplc="04090003">
+      <w:start w:val="1"/>
+      <w:numFmt w:val="bullet"/>
+      <w:lvlText w:val="o"/>
+      <w:lvlJc w:val="left"/>
+      <w:pPr>
+        <w:ind w:left="1440" w:hanging="360"/>
+      </w:pPr>
+      <w:rPr>
+        <w:rFonts w:ascii="Courier New" w:hAnsi="Courier New" w:cs="Courier New" w:hint="default"/>
+      </w:rPr>
+    </w:lvl>
+    <w:lvl w:ilvl="2" w:tplc="04090005">
+      <w:start w:val="1"/>
+      <w:numFmt w:val="bullet"/>
+      <w:lvlText w:val=""/>
+      <w:lvlJc w:val="left"/>
+      <w:pPr>
+        <w:ind w:left="2160" w:hanging="360"/>
+      </w:pPr>
+      <w:rPr>
+        <w:rFonts w:ascii="Wingdings" w:hAnsi="Wingdings" w:hint="default"/>
+      </w:rPr>
+    </w:lvl>
+    <w:lvl w:ilvl="3" w:tplc="04090001" w:tentative="1">
+      <w:start w:val="1"/>
+      <w:numFmt w:val="bullet"/>
+      <w:lvlText w:val=""/>
+      <w:lvlJc w:val="left"/>
+      <w:pPr>
+        <w:ind w:left="2880" w:hanging="360"/>
+      </w:pPr>
+      <w:rPr>
+        <w:rFonts w:ascii="Symbol" w:hAnsi="Symbol" w:hint="default"/>
+      </w:rPr>
+    </w:lvl>
+    <w:lvl w:ilvl="4" w:tplc="04090003" w:tentative="1">
+      <w:start w:val="1"/>
+      <w:numFmt w:val="bullet"/>
+      <w:lvlText w:val="o"/>
+      <w:lvlJc w:val="left"/>
+      <w:pPr>
+        <w:ind w:left="3600" w:hanging="360"/>
+      </w:pPr>
+      <w:rPr>
+        <w:rFonts w:ascii="Courier New" w:hAnsi="Courier New" w:cs="Courier New" w:hint="default"/>
+      </w:rPr>
+    </w:lvl>
+    <w:lvl w:ilvl="5" w:tplc="04090005" w:tentative="1">
+      <w:start w:val="1"/>
+      <w:numFmt w:val="bullet"/>
+      <w:lvlText w:val=""/>
+      <w:lvlJc w:val="left"/>
+      <w:pPr>
+        <w:ind w:left="4320" w:hanging="360"/>
+      </w:pPr>
+      <w:rPr>
+        <w:rFonts w:ascii="Wingdings" w:hAnsi="Wingdings" w:hint="default"/>
+      </w:rPr>
+    </w:lvl>
+    <w:lvl w:ilvl="6" w:tplc="04090001" w:tentative="1">
+      <w:start w:val="1"/>
+      <w:numFmt w:val="bullet"/>
+      <w:lvlText w:val=""/>
+      <w:lvlJc w:val="left"/>
+      <w:pPr>
+        <w:ind w:left="5040" w:hanging="360"/>
+      </w:pPr>
+      <w:rPr>
+        <w:rFonts w:ascii="Symbol" w:hAnsi="Symbol" w:hint="default"/>
+      </w:rPr>
+    </w:lvl>
+    <w:lvl w:ilvl="7" w:tplc="04090003" w:tentative="1">
+      <w:start w:val="1"/>
+      <w:numFmt w:val="bullet"/>
+      <w:lvlText w:val="o"/>
+      <w:lvlJc w:val="left"/>
+      <w:pPr>
+        <w:ind w:left="5760" w:hanging="360"/>
+      </w:pPr>
+      <w:rPr>
+        <w:rFonts w:ascii="Courier New" w:hAnsi="Courier New" w:cs="Courier New" w:hint="default"/>
+      </w:rPr>
+    </w:lvl>
+    <w:lvl w:ilvl="8" w:tplc="04090005" w:tentative="1">
+      <w:start w:val="1"/>
+      <w:numFmt w:val="bullet"/>
+      <w:lvlText w:val=""/>
+      <w:lvlJc w:val="left"/>
+      <w:pPr>
+        <w:ind w:left="6480" w:hanging="360"/>
+      </w:pPr>
+      <w:rPr>
+        <w:rFonts w:ascii="Wingdings" w:hAnsi="Wingdings" w:hint="default"/>
+      </w:rPr>
+    </w:lvl>
+  </w:abstractNum>
+  <w:abstractNum w:abstractNumId="11" w15:restartNumberingAfterBreak="0">
+    <w:nsid w:val="35A40C07"/>
+    <w:multiLevelType w:val="hybridMultilevel"/>
+    <w:tmpl w:val="BD04C050"/>
+    <w:lvl w:ilvl="0" w:tplc="04090001">
+      <w:start w:val="1"/>
+      <w:numFmt w:val="bullet"/>
+      <w:lvlText w:val=""/>
+      <w:lvlJc w:val="left"/>
+      <w:pPr>
+        <w:ind w:left="720" w:hanging="360"/>
+      </w:pPr>
+      <w:rPr>
+        <w:rFonts w:ascii="Symbol" w:hAnsi="Symbol" w:hint="default"/>
+      </w:rPr>
+    </w:lvl>
+    <w:lvl w:ilvl="1" w:tplc="FFFFFFFF" w:tentative="1">
+      <w:start w:val="1"/>
+      <w:numFmt w:val="lowerLetter"/>
+      <w:lvlText w:val="%2."/>
+      <w:lvlJc w:val="left"/>
+      <w:pPr>
+        <w:ind w:left="1440" w:hanging="360"/>
+      </w:pPr>
+    </w:lvl>
+    <w:lvl w:ilvl="2" w:tplc="FFFFFFFF" w:tentative="1">
+      <w:start w:val="1"/>
+      <w:numFmt w:val="lowerRoman"/>
+      <w:lvlText w:val="%3."/>
+      <w:lvlJc w:val="right"/>
+      <w:pPr>
+        <w:ind w:left="2160" w:hanging="180"/>
+      </w:pPr>
+    </w:lvl>
+    <w:lvl w:ilvl="3" w:tplc="FFFFFFFF" w:tentative="1">
+      <w:start w:val="1"/>
+      <w:numFmt w:val="decimal"/>
+      <w:lvlText w:val="%4."/>
+      <w:lvlJc w:val="left"/>
+      <w:pPr>
+        <w:ind w:left="2880" w:hanging="360"/>
+      </w:pPr>
+    </w:lvl>
+    <w:lvl w:ilvl="4" w:tplc="FFFFFFFF" w:tentative="1">
+      <w:start w:val="1"/>
+      <w:numFmt w:val="lowerLetter"/>
+      <w:lvlText w:val="%5."/>
+      <w:lvlJc w:val="left"/>
+      <w:pPr>
+        <w:ind w:left="3600" w:hanging="360"/>
+      </w:pPr>
+    </w:lvl>
+    <w:lvl w:ilvl="5" w:tplc="FFFFFFFF" w:tentative="1">
+      <w:start w:val="1"/>
+      <w:numFmt w:val="lowerRoman"/>
+      <w:lvlText w:val="%6."/>
+      <w:lvlJc w:val="right"/>
+      <w:pPr>
+        <w:ind w:left="4320" w:hanging="180"/>
+      </w:pPr>
+    </w:lvl>
+    <w:lvl w:ilvl="6" w:tplc="FFFFFFFF" w:tentative="1">
+      <w:start w:val="1"/>
+      <w:numFmt w:val="decimal"/>
+      <w:lvlText w:val="%7."/>
+      <w:lvlJc w:val="left"/>
+      <w:pPr>
+        <w:ind w:left="5040" w:hanging="360"/>
+      </w:pPr>
+    </w:lvl>
+    <w:lvl w:ilvl="7" w:tplc="FFFFFFFF" w:tentative="1">
+      <w:start w:val="1"/>
+      <w:numFmt w:val="lowerLetter"/>
+      <w:lvlText w:val="%8."/>
+      <w:lvlJc w:val="left"/>
+      <w:pPr>
+        <w:ind w:left="5760" w:hanging="360"/>
+      </w:pPr>
+    </w:lvl>
+    <w:lvl w:ilvl="8" w:tplc="FFFFFFFF" w:tentative="1">
+      <w:start w:val="1"/>
+      <w:numFmt w:val="lowerRoman"/>
+      <w:lvlText w:val="%9."/>
+      <w:lvlJc w:val="right"/>
+      <w:pPr>
+        <w:ind w:left="6480" w:hanging="180"/>
+      </w:pPr>
+    </w:lvl>
+  </w:abstractNum>
+  <w:abstractNum w:abstractNumId="12" w15:restartNumberingAfterBreak="0">
+    <w:nsid w:val="361468DD"/>
+    <w:multiLevelType w:val="hybridMultilevel"/>
+    <w:tmpl w:val="5B369536"/>
+    <w:lvl w:ilvl="0" w:tplc="04090001">
+      <w:start w:val="1"/>
+      <w:numFmt w:val="bullet"/>
+      <w:lvlText w:val=""/>
+      <w:lvlJc w:val="left"/>
+      <w:pPr>
+        <w:ind w:left="720" w:hanging="360"/>
+      </w:pPr>
+      <w:rPr>
+        <w:rFonts w:ascii="Symbol" w:hAnsi="Symbol" w:hint="default"/>
+      </w:rPr>
+    </w:lvl>
+    <w:lvl w:ilvl="1" w:tplc="FFFFFFFF">
+      <w:start w:val="1"/>
+      <w:numFmt w:val="lowerLetter"/>
+      <w:lvlText w:val="%2."/>
+      <w:lvlJc w:val="left"/>
+      <w:pPr>
+        <w:ind w:left="1440" w:hanging="360"/>
+      </w:pPr>
+    </w:lvl>
+    <w:lvl w:ilvl="2" w:tplc="FFFFFFFF" w:tentative="1">
+      <w:start w:val="1"/>
+      <w:numFmt w:val="lowerRoman"/>
+      <w:lvlText w:val="%3."/>
+      <w:lvlJc w:val="right"/>
+      <w:pPr>
+        <w:ind w:left="2160" w:hanging="180"/>
+      </w:pPr>
+    </w:lvl>
+    <w:lvl w:ilvl="3" w:tplc="FFFFFFFF" w:tentative="1">
+      <w:start w:val="1"/>
+      <w:numFmt w:val="decimal"/>
+      <w:lvlText w:val="%4."/>
+      <w:lvlJc w:val="left"/>
+      <w:pPr>
+        <w:ind w:left="2880" w:hanging="360"/>
+      </w:pPr>
+    </w:lvl>
+    <w:lvl w:ilvl="4" w:tplc="FFFFFFFF" w:tentative="1">
+      <w:start w:val="1"/>
+      <w:numFmt w:val="lowerLetter"/>
+      <w:lvlText w:val="%5."/>
+      <w:lvlJc w:val="left"/>
+      <w:pPr>
+        <w:ind w:left="3600" w:hanging="360"/>
+      </w:pPr>
+    </w:lvl>
+    <w:lvl w:ilvl="5" w:tplc="FFFFFFFF" w:tentative="1">
+      <w:start w:val="1"/>
+      <w:numFmt w:val="lowerRoman"/>
+      <w:lvlText w:val="%6."/>
+      <w:lvlJc w:val="right"/>
+      <w:pPr>
+        <w:ind w:left="4320" w:hanging="180"/>
+      </w:pPr>
+    </w:lvl>
+    <w:lvl w:ilvl="6" w:tplc="FFFFFFFF" w:tentative="1">
+      <w:start w:val="1"/>
+      <w:numFmt w:val="decimal"/>
+      <w:lvlText w:val="%7."/>
+      <w:lvlJc w:val="left"/>
+      <w:pPr>
+        <w:ind w:left="5040" w:hanging="360"/>
+      </w:pPr>
+    </w:lvl>
+    <w:lvl w:ilvl="7" w:tplc="FFFFFFFF" w:tentative="1">
+      <w:start w:val="1"/>
+      <w:numFmt w:val="lowerLetter"/>
+      <w:lvlText w:val="%8."/>
+      <w:lvlJc w:val="left"/>
+      <w:pPr>
+        <w:ind w:left="5760" w:hanging="360"/>
+      </w:pPr>
+    </w:lvl>
+    <w:lvl w:ilvl="8" w:tplc="FFFFFFFF" w:tentative="1">
+      <w:start w:val="1"/>
+      <w:numFmt w:val="lowerRoman"/>
+      <w:lvlText w:val="%9."/>
+      <w:lvlJc w:val="right"/>
+      <w:pPr>
+        <w:ind w:left="6480" w:hanging="180"/>
+      </w:pPr>
+    </w:lvl>
+  </w:abstractNum>
+  <w:abstractNum w:abstractNumId="13" w15:restartNumberingAfterBreak="0">
     <w:nsid w:val="37EC2919"/>
     <w:multiLevelType w:val="hybridMultilevel"/>
     <w:tmpl w:val="C4A8F758"/>
@@ -3709,7 +4509,7 @@
       </w:rPr>
     </w:lvl>
   </w:abstractNum>
-  <w:abstractNum w:abstractNumId="8" w15:restartNumberingAfterBreak="0">
+  <w:abstractNum w:abstractNumId="14" w15:restartNumberingAfterBreak="0">
     <w:nsid w:val="3A440541"/>
     <w:multiLevelType w:val="hybridMultilevel"/>
     <w:tmpl w:val="2BA023D8"/>
@@ -3800,7 +4600,7 @@
       </w:pPr>
     </w:lvl>
   </w:abstractNum>
-  <w:abstractNum w:abstractNumId="9" w15:restartNumberingAfterBreak="0">
+  <w:abstractNum w:abstractNumId="15" w15:restartNumberingAfterBreak="0">
     <w:nsid w:val="3B8D4220"/>
     <w:multiLevelType w:val="hybridMultilevel"/>
     <w:tmpl w:val="76A2B8EC"/>
@@ -3889,7 +4689,120 @@
       </w:pPr>
     </w:lvl>
   </w:abstractNum>
-  <w:abstractNum w:abstractNumId="10" w15:restartNumberingAfterBreak="0">
+  <w:abstractNum w:abstractNumId="16" w15:restartNumberingAfterBreak="0">
+    <w:nsid w:val="3C1A7A83"/>
+    <w:multiLevelType w:val="hybridMultilevel"/>
+    <w:tmpl w:val="8074842E"/>
+    <w:lvl w:ilvl="0" w:tplc="04090001">
+      <w:start w:val="1"/>
+      <w:numFmt w:val="bullet"/>
+      <w:lvlText w:val=""/>
+      <w:lvlJc w:val="left"/>
+      <w:pPr>
+        <w:ind w:left="720" w:hanging="360"/>
+      </w:pPr>
+      <w:rPr>
+        <w:rFonts w:ascii="Symbol" w:hAnsi="Symbol" w:hint="default"/>
+      </w:rPr>
+    </w:lvl>
+    <w:lvl w:ilvl="1" w:tplc="04090003">
+      <w:start w:val="1"/>
+      <w:numFmt w:val="bullet"/>
+      <w:lvlText w:val="o"/>
+      <w:lvlJc w:val="left"/>
+      <w:pPr>
+        <w:ind w:left="1440" w:hanging="360"/>
+      </w:pPr>
+      <w:rPr>
+        <w:rFonts w:ascii="Courier New" w:hAnsi="Courier New" w:cs="Courier New" w:hint="default"/>
+      </w:rPr>
+    </w:lvl>
+    <w:lvl w:ilvl="2" w:tplc="04090005" w:tentative="1">
+      <w:start w:val="1"/>
+      <w:numFmt w:val="bullet"/>
+      <w:lvlText w:val=""/>
+      <w:lvlJc w:val="left"/>
+      <w:pPr>
+        <w:ind w:left="2160" w:hanging="360"/>
+      </w:pPr>
+      <w:rPr>
+        <w:rFonts w:ascii="Wingdings" w:hAnsi="Wingdings" w:hint="default"/>
+      </w:rPr>
+    </w:lvl>
+    <w:lvl w:ilvl="3" w:tplc="04090001" w:tentative="1">
+      <w:start w:val="1"/>
+      <w:numFmt w:val="bullet"/>
+      <w:lvlText w:val=""/>
+      <w:lvlJc w:val="left"/>
+      <w:pPr>
+        <w:ind w:left="2880" w:hanging="360"/>
+      </w:pPr>
+      <w:rPr>
+        <w:rFonts w:ascii="Symbol" w:hAnsi="Symbol" w:hint="default"/>
+      </w:rPr>
+    </w:lvl>
+    <w:lvl w:ilvl="4" w:tplc="04090003" w:tentative="1">
+      <w:start w:val="1"/>
+      <w:numFmt w:val="bullet"/>
+      <w:lvlText w:val="o"/>
+      <w:lvlJc w:val="left"/>
+      <w:pPr>
+        <w:ind w:left="3600" w:hanging="360"/>
+      </w:pPr>
+      <w:rPr>
+        <w:rFonts w:ascii="Courier New" w:hAnsi="Courier New" w:cs="Courier New" w:hint="default"/>
+      </w:rPr>
+    </w:lvl>
+    <w:lvl w:ilvl="5" w:tplc="04090005" w:tentative="1">
+      <w:start w:val="1"/>
+      <w:numFmt w:val="bullet"/>
+      <w:lvlText w:val=""/>
+      <w:lvlJc w:val="left"/>
+      <w:pPr>
+        <w:ind w:left="4320" w:hanging="360"/>
+      </w:pPr>
+      <w:rPr>
+        <w:rFonts w:ascii="Wingdings" w:hAnsi="Wingdings" w:hint="default"/>
+      </w:rPr>
+    </w:lvl>
+    <w:lvl w:ilvl="6" w:tplc="04090001" w:tentative="1">
+      <w:start w:val="1"/>
+      <w:numFmt w:val="bullet"/>
+      <w:lvlText w:val=""/>
+      <w:lvlJc w:val="left"/>
+      <w:pPr>
+        <w:ind w:left="5040" w:hanging="360"/>
+      </w:pPr>
+      <w:rPr>
+        <w:rFonts w:ascii="Symbol" w:hAnsi="Symbol" w:hint="default"/>
+      </w:rPr>
+    </w:lvl>
+    <w:lvl w:ilvl="7" w:tplc="04090003" w:tentative="1">
+      <w:start w:val="1"/>
+      <w:numFmt w:val="bullet"/>
+      <w:lvlText w:val="o"/>
+      <w:lvlJc w:val="left"/>
+      <w:pPr>
+        <w:ind w:left="5760" w:hanging="360"/>
+      </w:pPr>
+      <w:rPr>
+        <w:rFonts w:ascii="Courier New" w:hAnsi="Courier New" w:cs="Courier New" w:hint="default"/>
+      </w:rPr>
+    </w:lvl>
+    <w:lvl w:ilvl="8" w:tplc="04090005" w:tentative="1">
+      <w:start w:val="1"/>
+      <w:numFmt w:val="bullet"/>
+      <w:lvlText w:val=""/>
+      <w:lvlJc w:val="left"/>
+      <w:pPr>
+        <w:ind w:left="6480" w:hanging="360"/>
+      </w:pPr>
+      <w:rPr>
+        <w:rFonts w:ascii="Wingdings" w:hAnsi="Wingdings" w:hint="default"/>
+      </w:rPr>
+    </w:lvl>
+  </w:abstractNum>
+  <w:abstractNum w:abstractNumId="17" w15:restartNumberingAfterBreak="0">
     <w:nsid w:val="3C3203A9"/>
     <w:multiLevelType w:val="hybridMultilevel"/>
     <w:tmpl w:val="2D0A4F1C"/>
@@ -3979,7 +4892,278 @@
       </w:pPr>
     </w:lvl>
   </w:abstractNum>
-  <w:abstractNum w:abstractNumId="11" w15:restartNumberingAfterBreak="0">
+  <w:abstractNum w:abstractNumId="18" w15:restartNumberingAfterBreak="0">
+    <w:nsid w:val="3D094C57"/>
+    <w:multiLevelType w:val="hybridMultilevel"/>
+    <w:tmpl w:val="2006D3EE"/>
+    <w:lvl w:ilvl="0" w:tplc="04090001">
+      <w:start w:val="1"/>
+      <w:numFmt w:val="bullet"/>
+      <w:lvlText w:val=""/>
+      <w:lvlJc w:val="left"/>
+      <w:pPr>
+        <w:ind w:left="720" w:hanging="360"/>
+      </w:pPr>
+      <w:rPr>
+        <w:rFonts w:ascii="Symbol" w:hAnsi="Symbol" w:hint="default"/>
+        <w:b w:val="0"/>
+        <w:bCs w:val="0"/>
+        <w:color w:val="000000" w:themeColor="text1"/>
+      </w:rPr>
+    </w:lvl>
+    <w:lvl w:ilvl="1" w:tplc="FFFFFFFF">
+      <w:start w:val="1"/>
+      <w:numFmt w:val="lowerLetter"/>
+      <w:lvlText w:val="%2."/>
+      <w:lvlJc w:val="left"/>
+      <w:pPr>
+        <w:ind w:left="1440" w:hanging="360"/>
+      </w:pPr>
+    </w:lvl>
+    <w:lvl w:ilvl="2" w:tplc="FFFFFFFF" w:tentative="1">
+      <w:start w:val="1"/>
+      <w:numFmt w:val="lowerRoman"/>
+      <w:lvlText w:val="%3."/>
+      <w:lvlJc w:val="right"/>
+      <w:pPr>
+        <w:ind w:left="2160" w:hanging="180"/>
+      </w:pPr>
+    </w:lvl>
+    <w:lvl w:ilvl="3" w:tplc="FFFFFFFF" w:tentative="1">
+      <w:start w:val="1"/>
+      <w:numFmt w:val="decimal"/>
+      <w:lvlText w:val="%4."/>
+      <w:lvlJc w:val="left"/>
+      <w:pPr>
+        <w:ind w:left="2880" w:hanging="360"/>
+      </w:pPr>
+    </w:lvl>
+    <w:lvl w:ilvl="4" w:tplc="FFFFFFFF" w:tentative="1">
+      <w:start w:val="1"/>
+      <w:numFmt w:val="lowerLetter"/>
+      <w:lvlText w:val="%5."/>
+      <w:lvlJc w:val="left"/>
+      <w:pPr>
+        <w:ind w:left="3600" w:hanging="360"/>
+      </w:pPr>
+    </w:lvl>
+    <w:lvl w:ilvl="5" w:tplc="FFFFFFFF" w:tentative="1">
+      <w:start w:val="1"/>
+      <w:numFmt w:val="lowerRoman"/>
+      <w:lvlText w:val="%6."/>
+      <w:lvlJc w:val="right"/>
+      <w:pPr>
+        <w:ind w:left="4320" w:hanging="180"/>
+      </w:pPr>
+    </w:lvl>
+    <w:lvl w:ilvl="6" w:tplc="FFFFFFFF" w:tentative="1">
+      <w:start w:val="1"/>
+      <w:numFmt w:val="decimal"/>
+      <w:lvlText w:val="%7."/>
+      <w:lvlJc w:val="left"/>
+      <w:pPr>
+        <w:ind w:left="5040" w:hanging="360"/>
+      </w:pPr>
+    </w:lvl>
+    <w:lvl w:ilvl="7" w:tplc="FFFFFFFF" w:tentative="1">
+      <w:start w:val="1"/>
+      <w:numFmt w:val="lowerLetter"/>
+      <w:lvlText w:val="%8."/>
+      <w:lvlJc w:val="left"/>
+      <w:pPr>
+        <w:ind w:left="5760" w:hanging="360"/>
+      </w:pPr>
+    </w:lvl>
+    <w:lvl w:ilvl="8" w:tplc="FFFFFFFF" w:tentative="1">
+      <w:start w:val="1"/>
+      <w:numFmt w:val="lowerRoman"/>
+      <w:lvlText w:val="%9."/>
+      <w:lvlJc w:val="right"/>
+      <w:pPr>
+        <w:ind w:left="6480" w:hanging="180"/>
+      </w:pPr>
+    </w:lvl>
+  </w:abstractNum>
+  <w:abstractNum w:abstractNumId="19" w15:restartNumberingAfterBreak="0">
+    <w:nsid w:val="41CB5293"/>
+    <w:multiLevelType w:val="hybridMultilevel"/>
+    <w:tmpl w:val="951A70F2"/>
+    <w:lvl w:ilvl="0" w:tplc="04090001">
+      <w:start w:val="1"/>
+      <w:numFmt w:val="bullet"/>
+      <w:lvlText w:val=""/>
+      <w:lvlJc w:val="left"/>
+      <w:pPr>
+        <w:ind w:left="720" w:hanging="360"/>
+      </w:pPr>
+      <w:rPr>
+        <w:rFonts w:ascii="Symbol" w:hAnsi="Symbol" w:hint="default"/>
+      </w:rPr>
+    </w:lvl>
+    <w:lvl w:ilvl="1" w:tplc="FFFFFFFF">
+      <w:start w:val="1"/>
+      <w:numFmt w:val="lowerLetter"/>
+      <w:lvlText w:val="%2."/>
+      <w:lvlJc w:val="left"/>
+      <w:pPr>
+        <w:ind w:left="1440" w:hanging="360"/>
+      </w:pPr>
+    </w:lvl>
+    <w:lvl w:ilvl="2" w:tplc="FFFFFFFF" w:tentative="1">
+      <w:start w:val="1"/>
+      <w:numFmt w:val="lowerRoman"/>
+      <w:lvlText w:val="%3."/>
+      <w:lvlJc w:val="right"/>
+      <w:pPr>
+        <w:ind w:left="2160" w:hanging="180"/>
+      </w:pPr>
+    </w:lvl>
+    <w:lvl w:ilvl="3" w:tplc="FFFFFFFF" w:tentative="1">
+      <w:start w:val="1"/>
+      <w:numFmt w:val="decimal"/>
+      <w:lvlText w:val="%4."/>
+      <w:lvlJc w:val="left"/>
+      <w:pPr>
+        <w:ind w:left="2880" w:hanging="360"/>
+      </w:pPr>
+    </w:lvl>
+    <w:lvl w:ilvl="4" w:tplc="FFFFFFFF" w:tentative="1">
+      <w:start w:val="1"/>
+      <w:numFmt w:val="lowerLetter"/>
+      <w:lvlText w:val="%5."/>
+      <w:lvlJc w:val="left"/>
+      <w:pPr>
+        <w:ind w:left="3600" w:hanging="360"/>
+      </w:pPr>
+    </w:lvl>
+    <w:lvl w:ilvl="5" w:tplc="FFFFFFFF" w:tentative="1">
+      <w:start w:val="1"/>
+      <w:numFmt w:val="lowerRoman"/>
+      <w:lvlText w:val="%6."/>
+      <w:lvlJc w:val="right"/>
+      <w:pPr>
+        <w:ind w:left="4320" w:hanging="180"/>
+      </w:pPr>
+    </w:lvl>
+    <w:lvl w:ilvl="6" w:tplc="FFFFFFFF" w:tentative="1">
+      <w:start w:val="1"/>
+      <w:numFmt w:val="decimal"/>
+      <w:lvlText w:val="%7."/>
+      <w:lvlJc w:val="left"/>
+      <w:pPr>
+        <w:ind w:left="5040" w:hanging="360"/>
+      </w:pPr>
+    </w:lvl>
+    <w:lvl w:ilvl="7" w:tplc="FFFFFFFF" w:tentative="1">
+      <w:start w:val="1"/>
+      <w:numFmt w:val="lowerLetter"/>
+      <w:lvlText w:val="%8."/>
+      <w:lvlJc w:val="left"/>
+      <w:pPr>
+        <w:ind w:left="5760" w:hanging="360"/>
+      </w:pPr>
+    </w:lvl>
+    <w:lvl w:ilvl="8" w:tplc="FFFFFFFF" w:tentative="1">
+      <w:start w:val="1"/>
+      <w:numFmt w:val="lowerRoman"/>
+      <w:lvlText w:val="%9."/>
+      <w:lvlJc w:val="right"/>
+      <w:pPr>
+        <w:ind w:left="6480" w:hanging="180"/>
+      </w:pPr>
+    </w:lvl>
+  </w:abstractNum>
+  <w:abstractNum w:abstractNumId="20" w15:restartNumberingAfterBreak="0">
+    <w:nsid w:val="44FE10DB"/>
+    <w:multiLevelType w:val="hybridMultilevel"/>
+    <w:tmpl w:val="A306A60C"/>
+    <w:lvl w:ilvl="0" w:tplc="04090001">
+      <w:start w:val="1"/>
+      <w:numFmt w:val="bullet"/>
+      <w:lvlText w:val=""/>
+      <w:lvlJc w:val="left"/>
+      <w:pPr>
+        <w:ind w:left="720" w:hanging="360"/>
+      </w:pPr>
+      <w:rPr>
+        <w:rFonts w:ascii="Symbol" w:hAnsi="Symbol" w:hint="default"/>
+        <w:b w:val="0"/>
+      </w:rPr>
+    </w:lvl>
+    <w:lvl w:ilvl="1" w:tplc="FFFFFFFF" w:tentative="1">
+      <w:start w:val="1"/>
+      <w:numFmt w:val="lowerLetter"/>
+      <w:lvlText w:val="%2."/>
+      <w:lvlJc w:val="left"/>
+      <w:pPr>
+        <w:ind w:left="1440" w:hanging="360"/>
+      </w:pPr>
+    </w:lvl>
+    <w:lvl w:ilvl="2" w:tplc="FFFFFFFF" w:tentative="1">
+      <w:start w:val="1"/>
+      <w:numFmt w:val="lowerRoman"/>
+      <w:lvlText w:val="%3."/>
+      <w:lvlJc w:val="right"/>
+      <w:pPr>
+        <w:ind w:left="2160" w:hanging="180"/>
+      </w:pPr>
+    </w:lvl>
+    <w:lvl w:ilvl="3" w:tplc="FFFFFFFF" w:tentative="1">
+      <w:start w:val="1"/>
+      <w:numFmt w:val="decimal"/>
+      <w:lvlText w:val="%4."/>
+      <w:lvlJc w:val="left"/>
+      <w:pPr>
+        <w:ind w:left="2880" w:hanging="360"/>
+      </w:pPr>
+    </w:lvl>
+    <w:lvl w:ilvl="4" w:tplc="FFFFFFFF" w:tentative="1">
+      <w:start w:val="1"/>
+      <w:numFmt w:val="lowerLetter"/>
+      <w:lvlText w:val="%5."/>
+      <w:lvlJc w:val="left"/>
+      <w:pPr>
+        <w:ind w:left="3600" w:hanging="360"/>
+      </w:pPr>
+    </w:lvl>
+    <w:lvl w:ilvl="5" w:tplc="FFFFFFFF" w:tentative="1">
+      <w:start w:val="1"/>
+      <w:numFmt w:val="lowerRoman"/>
+      <w:lvlText w:val="%6."/>
+      <w:lvlJc w:val="right"/>
+      <w:pPr>
+        <w:ind w:left="4320" w:hanging="180"/>
+      </w:pPr>
+    </w:lvl>
+    <w:lvl w:ilvl="6" w:tplc="FFFFFFFF" w:tentative="1">
+      <w:start w:val="1"/>
+      <w:numFmt w:val="decimal"/>
+      <w:lvlText w:val="%7."/>
+      <w:lvlJc w:val="left"/>
+      <w:pPr>
+        <w:ind w:left="5040" w:hanging="360"/>
+      </w:pPr>
+    </w:lvl>
+    <w:lvl w:ilvl="7" w:tplc="FFFFFFFF" w:tentative="1">
+      <w:start w:val="1"/>
+      <w:numFmt w:val="lowerLetter"/>
+      <w:lvlText w:val="%8."/>
+      <w:lvlJc w:val="left"/>
+      <w:pPr>
+        <w:ind w:left="5760" w:hanging="360"/>
+      </w:pPr>
+    </w:lvl>
+    <w:lvl w:ilvl="8" w:tplc="FFFFFFFF" w:tentative="1">
+      <w:start w:val="1"/>
+      <w:numFmt w:val="lowerRoman"/>
+      <w:lvlText w:val="%9."/>
+      <w:lvlJc w:val="right"/>
+      <w:pPr>
+        <w:ind w:left="6480" w:hanging="180"/>
+      </w:pPr>
+    </w:lvl>
+  </w:abstractNum>
+  <w:abstractNum w:abstractNumId="21" w15:restartNumberingAfterBreak="0">
     <w:nsid w:val="46EA3F65"/>
     <w:multiLevelType w:val="hybridMultilevel"/>
     <w:tmpl w:val="8BB07BB2"/>
@@ -4068,7 +5252,7 @@
       </w:pPr>
     </w:lvl>
   </w:abstractNum>
-  <w:abstractNum w:abstractNumId="12" w15:restartNumberingAfterBreak="0">
+  <w:abstractNum w:abstractNumId="22" w15:restartNumberingAfterBreak="0">
     <w:nsid w:val="55DD37C9"/>
     <w:multiLevelType w:val="hybridMultilevel"/>
     <w:tmpl w:val="C1209A40"/>
@@ -4084,7 +5268,7 @@
         <w:rFonts w:hint="default"/>
       </w:rPr>
     </w:lvl>
-    <w:lvl w:ilvl="1" w:tplc="04090019" w:tentative="1">
+    <w:lvl w:ilvl="1" w:tplc="04090019">
       <w:start w:val="1"/>
       <w:numFmt w:val="lowerLetter"/>
       <w:lvlText w:val="%2."/>
@@ -4157,7 +5341,7 @@
       </w:pPr>
     </w:lvl>
   </w:abstractNum>
-  <w:abstractNum w:abstractNumId="13" w15:restartNumberingAfterBreak="0">
+  <w:abstractNum w:abstractNumId="23" w15:restartNumberingAfterBreak="0">
     <w:nsid w:val="56277105"/>
     <w:multiLevelType w:val="hybridMultilevel"/>
     <w:tmpl w:val="8F427A6E"/>
@@ -4247,7 +5431,209 @@
       </w:pPr>
     </w:lvl>
   </w:abstractNum>
-  <w:abstractNum w:abstractNumId="14" w15:restartNumberingAfterBreak="0">
+  <w:abstractNum w:abstractNumId="24" w15:restartNumberingAfterBreak="0">
+    <w:nsid w:val="64AE4641"/>
+    <w:multiLevelType w:val="hybridMultilevel"/>
+    <w:tmpl w:val="F07C87BE"/>
+    <w:lvl w:ilvl="0" w:tplc="04090001">
+      <w:start w:val="1"/>
+      <w:numFmt w:val="bullet"/>
+      <w:lvlText w:val=""/>
+      <w:lvlJc w:val="left"/>
+      <w:pPr>
+        <w:ind w:left="720" w:hanging="360"/>
+      </w:pPr>
+      <w:rPr>
+        <w:rFonts w:ascii="Symbol" w:hAnsi="Symbol" w:hint="default"/>
+      </w:rPr>
+    </w:lvl>
+    <w:lvl w:ilvl="1" w:tplc="04090003">
+      <w:start w:val="1"/>
+      <w:numFmt w:val="bullet"/>
+      <w:lvlText w:val="o"/>
+      <w:lvlJc w:val="left"/>
+      <w:pPr>
+        <w:ind w:left="1440" w:hanging="360"/>
+      </w:pPr>
+      <w:rPr>
+        <w:rFonts w:ascii="Courier New" w:hAnsi="Courier New" w:cs="Courier New" w:hint="default"/>
+      </w:rPr>
+    </w:lvl>
+    <w:lvl w:ilvl="2" w:tplc="04090005" w:tentative="1">
+      <w:start w:val="1"/>
+      <w:numFmt w:val="bullet"/>
+      <w:lvlText w:val=""/>
+      <w:lvlJc w:val="left"/>
+      <w:pPr>
+        <w:ind w:left="2160" w:hanging="360"/>
+      </w:pPr>
+      <w:rPr>
+        <w:rFonts w:ascii="Wingdings" w:hAnsi="Wingdings" w:hint="default"/>
+      </w:rPr>
+    </w:lvl>
+    <w:lvl w:ilvl="3" w:tplc="04090001" w:tentative="1">
+      <w:start w:val="1"/>
+      <w:numFmt w:val="bullet"/>
+      <w:lvlText w:val=""/>
+      <w:lvlJc w:val="left"/>
+      <w:pPr>
+        <w:ind w:left="2880" w:hanging="360"/>
+      </w:pPr>
+      <w:rPr>
+        <w:rFonts w:ascii="Symbol" w:hAnsi="Symbol" w:hint="default"/>
+      </w:rPr>
+    </w:lvl>
+    <w:lvl w:ilvl="4" w:tplc="04090003" w:tentative="1">
+      <w:start w:val="1"/>
+      <w:numFmt w:val="bullet"/>
+      <w:lvlText w:val="o"/>
+      <w:lvlJc w:val="left"/>
+      <w:pPr>
+        <w:ind w:left="3600" w:hanging="360"/>
+      </w:pPr>
+      <w:rPr>
+        <w:rFonts w:ascii="Courier New" w:hAnsi="Courier New" w:cs="Courier New" w:hint="default"/>
+      </w:rPr>
+    </w:lvl>
+    <w:lvl w:ilvl="5" w:tplc="04090005" w:tentative="1">
+      <w:start w:val="1"/>
+      <w:numFmt w:val="bullet"/>
+      <w:lvlText w:val=""/>
+      <w:lvlJc w:val="left"/>
+      <w:pPr>
+        <w:ind w:left="4320" w:hanging="360"/>
+      </w:pPr>
+      <w:rPr>
+        <w:rFonts w:ascii="Wingdings" w:hAnsi="Wingdings" w:hint="default"/>
+      </w:rPr>
+    </w:lvl>
+    <w:lvl w:ilvl="6" w:tplc="04090001" w:tentative="1">
+      <w:start w:val="1"/>
+      <w:numFmt w:val="bullet"/>
+      <w:lvlText w:val=""/>
+      <w:lvlJc w:val="left"/>
+      <w:pPr>
+        <w:ind w:left="5040" w:hanging="360"/>
+      </w:pPr>
+      <w:rPr>
+        <w:rFonts w:ascii="Symbol" w:hAnsi="Symbol" w:hint="default"/>
+      </w:rPr>
+    </w:lvl>
+    <w:lvl w:ilvl="7" w:tplc="04090003" w:tentative="1">
+      <w:start w:val="1"/>
+      <w:numFmt w:val="bullet"/>
+      <w:lvlText w:val="o"/>
+      <w:lvlJc w:val="left"/>
+      <w:pPr>
+        <w:ind w:left="5760" w:hanging="360"/>
+      </w:pPr>
+      <w:rPr>
+        <w:rFonts w:ascii="Courier New" w:hAnsi="Courier New" w:cs="Courier New" w:hint="default"/>
+      </w:rPr>
+    </w:lvl>
+    <w:lvl w:ilvl="8" w:tplc="04090005" w:tentative="1">
+      <w:start w:val="1"/>
+      <w:numFmt w:val="bullet"/>
+      <w:lvlText w:val=""/>
+      <w:lvlJc w:val="left"/>
+      <w:pPr>
+        <w:ind w:left="6480" w:hanging="360"/>
+      </w:pPr>
+      <w:rPr>
+        <w:rFonts w:ascii="Wingdings" w:hAnsi="Wingdings" w:hint="default"/>
+      </w:rPr>
+    </w:lvl>
+  </w:abstractNum>
+  <w:abstractNum w:abstractNumId="25" w15:restartNumberingAfterBreak="0">
+    <w:nsid w:val="68815FE4"/>
+    <w:multiLevelType w:val="hybridMultilevel"/>
+    <w:tmpl w:val="5A002EF8"/>
+    <w:lvl w:ilvl="0" w:tplc="04090001">
+      <w:start w:val="1"/>
+      <w:numFmt w:val="bullet"/>
+      <w:lvlText w:val=""/>
+      <w:lvlJc w:val="left"/>
+      <w:pPr>
+        <w:ind w:left="720" w:hanging="360"/>
+      </w:pPr>
+      <w:rPr>
+        <w:rFonts w:ascii="Symbol" w:hAnsi="Symbol" w:hint="default"/>
+      </w:rPr>
+    </w:lvl>
+    <w:lvl w:ilvl="1" w:tplc="FFFFFFFF" w:tentative="1">
+      <w:start w:val="1"/>
+      <w:numFmt w:val="lowerLetter"/>
+      <w:lvlText w:val="%2."/>
+      <w:lvlJc w:val="left"/>
+      <w:pPr>
+        <w:ind w:left="1440" w:hanging="360"/>
+      </w:pPr>
+    </w:lvl>
+    <w:lvl w:ilvl="2" w:tplc="FFFFFFFF" w:tentative="1">
+      <w:start w:val="1"/>
+      <w:numFmt w:val="lowerRoman"/>
+      <w:lvlText w:val="%3."/>
+      <w:lvlJc w:val="right"/>
+      <w:pPr>
+        <w:ind w:left="2160" w:hanging="180"/>
+      </w:pPr>
+    </w:lvl>
+    <w:lvl w:ilvl="3" w:tplc="FFFFFFFF" w:tentative="1">
+      <w:start w:val="1"/>
+      <w:numFmt w:val="decimal"/>
+      <w:lvlText w:val="%4."/>
+      <w:lvlJc w:val="left"/>
+      <w:pPr>
+        <w:ind w:left="2880" w:hanging="360"/>
+      </w:pPr>
+    </w:lvl>
+    <w:lvl w:ilvl="4" w:tplc="FFFFFFFF" w:tentative="1">
+      <w:start w:val="1"/>
+      <w:numFmt w:val="lowerLetter"/>
+      <w:lvlText w:val="%5."/>
+      <w:lvlJc w:val="left"/>
+      <w:pPr>
+        <w:ind w:left="3600" w:hanging="360"/>
+      </w:pPr>
+    </w:lvl>
+    <w:lvl w:ilvl="5" w:tplc="FFFFFFFF" w:tentative="1">
+      <w:start w:val="1"/>
+      <w:numFmt w:val="lowerRoman"/>
+      <w:lvlText w:val="%6."/>
+      <w:lvlJc w:val="right"/>
+      <w:pPr>
+        <w:ind w:left="4320" w:hanging="180"/>
+      </w:pPr>
+    </w:lvl>
+    <w:lvl w:ilvl="6" w:tplc="FFFFFFFF" w:tentative="1">
+      <w:start w:val="1"/>
+      <w:numFmt w:val="decimal"/>
+      <w:lvlText w:val="%7."/>
+      <w:lvlJc w:val="left"/>
+      <w:pPr>
+        <w:ind w:left="5040" w:hanging="360"/>
+      </w:pPr>
+    </w:lvl>
+    <w:lvl w:ilvl="7" w:tplc="FFFFFFFF" w:tentative="1">
+      <w:start w:val="1"/>
+      <w:numFmt w:val="lowerLetter"/>
+      <w:lvlText w:val="%8."/>
+      <w:lvlJc w:val="left"/>
+      <w:pPr>
+        <w:ind w:left="5760" w:hanging="360"/>
+      </w:pPr>
+    </w:lvl>
+    <w:lvl w:ilvl="8" w:tplc="FFFFFFFF" w:tentative="1">
+      <w:start w:val="1"/>
+      <w:numFmt w:val="lowerRoman"/>
+      <w:lvlText w:val="%9."/>
+      <w:lvlJc w:val="right"/>
+      <w:pPr>
+        <w:ind w:left="6480" w:hanging="180"/>
+      </w:pPr>
+    </w:lvl>
+  </w:abstractNum>
+  <w:abstractNum w:abstractNumId="26" w15:restartNumberingAfterBreak="0">
     <w:nsid w:val="78854E2D"/>
     <w:multiLevelType w:val="hybridMultilevel"/>
     <w:tmpl w:val="7BB448D6"/>
@@ -4337,49 +5723,85 @@
     </w:lvl>
   </w:abstractNum>
   <w:num w:numId="1" w16cid:durableId="1830972992">
+    <w:abstractNumId w:val="13"/>
+  </w:num>
+  <w:num w:numId="2" w16cid:durableId="1224416040">
+    <w:abstractNumId w:val="9"/>
+  </w:num>
+  <w:num w:numId="3" w16cid:durableId="1399741329">
+    <w:abstractNumId w:val="14"/>
+  </w:num>
+  <w:num w:numId="4" w16cid:durableId="1838035488">
+    <w:abstractNumId w:val="2"/>
+  </w:num>
+  <w:num w:numId="5" w16cid:durableId="950472674">
+    <w:abstractNumId w:val="6"/>
+  </w:num>
+  <w:num w:numId="6" w16cid:durableId="1341007403">
     <w:abstractNumId w:val="7"/>
   </w:num>
-  <w:num w:numId="2" w16cid:durableId="1224416040">
-    <w:abstractNumId w:val="6"/>
+  <w:num w:numId="7" w16cid:durableId="1570000295">
+    <w:abstractNumId w:val="15"/>
   </w:num>
-  <w:num w:numId="3" w16cid:durableId="1399741329">
+  <w:num w:numId="8" w16cid:durableId="1720124574">
+    <w:abstractNumId w:val="4"/>
+  </w:num>
+  <w:num w:numId="9" w16cid:durableId="1714771895">
+    <w:abstractNumId w:val="26"/>
+  </w:num>
+  <w:num w:numId="10" w16cid:durableId="97526011">
+    <w:abstractNumId w:val="5"/>
+  </w:num>
+  <w:num w:numId="11" w16cid:durableId="1770540645">
     <w:abstractNumId w:val="8"/>
   </w:num>
-  <w:num w:numId="4" w16cid:durableId="1838035488">
+  <w:num w:numId="12" w16cid:durableId="224218522">
+    <w:abstractNumId w:val="23"/>
+  </w:num>
+  <w:num w:numId="13" w16cid:durableId="41446656">
+    <w:abstractNumId w:val="22"/>
+  </w:num>
+  <w:num w:numId="14" w16cid:durableId="1068528822">
+    <w:abstractNumId w:val="21"/>
+  </w:num>
+  <w:num w:numId="15" w16cid:durableId="1193612699">
+    <w:abstractNumId w:val="17"/>
+  </w:num>
+  <w:num w:numId="16" w16cid:durableId="1742945300">
+    <w:abstractNumId w:val="18"/>
+  </w:num>
+  <w:num w:numId="17" w16cid:durableId="498541260">
+    <w:abstractNumId w:val="10"/>
+  </w:num>
+  <w:num w:numId="18" w16cid:durableId="758453266">
+    <w:abstractNumId w:val="12"/>
+  </w:num>
+  <w:num w:numId="19" w16cid:durableId="1933390009">
+    <w:abstractNumId w:val="24"/>
+  </w:num>
+  <w:num w:numId="20" w16cid:durableId="759179308">
+    <w:abstractNumId w:val="11"/>
+  </w:num>
+  <w:num w:numId="21" w16cid:durableId="188876044">
+    <w:abstractNumId w:val="19"/>
+  </w:num>
+  <w:num w:numId="22" w16cid:durableId="289823236">
     <w:abstractNumId w:val="0"/>
   </w:num>
-  <w:num w:numId="5" w16cid:durableId="950472674">
+  <w:num w:numId="23" w16cid:durableId="1258557646">
+    <w:abstractNumId w:val="20"/>
+  </w:num>
+  <w:num w:numId="24" w16cid:durableId="143279566">
+    <w:abstractNumId w:val="25"/>
+  </w:num>
+  <w:num w:numId="25" w16cid:durableId="125508973">
+    <w:abstractNumId w:val="1"/>
+  </w:num>
+  <w:num w:numId="26" w16cid:durableId="987629985">
     <w:abstractNumId w:val="3"/>
   </w:num>
-  <w:num w:numId="6" w16cid:durableId="1341007403">
-    <w:abstractNumId w:val="4"/>
-  </w:num>
-  <w:num w:numId="7" w16cid:durableId="1570000295">
-    <w:abstractNumId w:val="9"/>
-  </w:num>
-  <w:num w:numId="8" w16cid:durableId="1720124574">
-    <w:abstractNumId w:val="1"/>
-  </w:num>
-  <w:num w:numId="9" w16cid:durableId="1714771895">
-    <w:abstractNumId w:val="14"/>
-  </w:num>
-  <w:num w:numId="10" w16cid:durableId="97526011">
-    <w:abstractNumId w:val="2"/>
-  </w:num>
-  <w:num w:numId="11" w16cid:durableId="1770540645">
-    <w:abstractNumId w:val="5"/>
-  </w:num>
-  <w:num w:numId="12" w16cid:durableId="224218522">
-    <w:abstractNumId w:val="13"/>
-  </w:num>
-  <w:num w:numId="13" w16cid:durableId="41446656">
-    <w:abstractNumId w:val="12"/>
-  </w:num>
-  <w:num w:numId="14" w16cid:durableId="1068528822">
-    <w:abstractNumId w:val="11"/>
-  </w:num>
-  <w:num w:numId="15" w16cid:durableId="1193612699">
-    <w:abstractNumId w:val="10"/>
+  <w:num w:numId="27" w16cid:durableId="484978608">
+    <w:abstractNumId w:val="16"/>
   </w:num>
 </w:numbering>
 </file>

--- a/CEaL_training_material/ROV_protocols.docx
+++ b/CEaL_training_material/ROV_protocols.docx
@@ -103,72 +103,38 @@
         </w:rPr>
         <w:t xml:space="preserve">Assessing </w:t>
       </w:r>
+      <w:proofErr w:type="gramStart"/>
       <w:r>
         <w:rPr>
           <w:b/>
           <w:bCs/>
           <w:color w:val="0070C0"/>
         </w:rPr>
-        <w:t xml:space="preserve">topside and underwater </w:t>
-      </w:r>
+        <w:t>topside</w:t>
+      </w:r>
+      <w:proofErr w:type="gramEnd"/>
       <w:r>
         <w:rPr>
           <w:b/>
           <w:bCs/>
           <w:color w:val="0070C0"/>
         </w:rPr>
-        <w:t>conditions</w:t>
-      </w:r>
-    </w:p>
-    <w:p>
-      <w:pPr>
-        <w:pStyle w:val="NoSpacing"/>
-        <w:numPr>
-          <w:ilvl w:val="0"/>
-          <w:numId w:val="8"/>
-        </w:numPr>
+        <w:t xml:space="preserve"> and underwater </w:t>
+      </w:r>
+      <w:r>
         <w:rPr>
           <w:b/>
           <w:bCs/>
           <w:color w:val="0070C0"/>
         </w:rPr>
-      </w:pPr>
-      <w:r>
-        <w:rPr>
-          <w:color w:val="000000" w:themeColor="text1"/>
-        </w:rPr>
-        <w:t>Check weather</w:t>
-      </w:r>
-      <w:r>
-        <w:rPr>
-          <w:color w:val="000000" w:themeColor="text1"/>
-        </w:rPr>
-        <w:t xml:space="preserve">, tides, and sea surface state </w:t>
-      </w:r>
-      <w:r>
-        <w:rPr>
-          <w:color w:val="000000" w:themeColor="text1"/>
-        </w:rPr>
-        <w:t>before initiating flight protocol</w:t>
-      </w:r>
-      <w:r>
-        <w:rPr>
-          <w:color w:val="000000" w:themeColor="text1"/>
-        </w:rPr>
-        <w:t>. There are a variety of ways to obtain information about the tide, wind</w:t>
-      </w:r>
-      <w:r>
-        <w:rPr>
-          <w:color w:val="000000" w:themeColor="text1"/>
-        </w:rPr>
-        <w:t>. Two options include</w:t>
-      </w:r>
-    </w:p>
-    <w:p>
-      <w:pPr>
-        <w:pStyle w:val="NoSpacing"/>
-        <w:numPr>
-          <w:ilvl w:val="1"/>
+        <w:t>conditions</w:t>
+      </w:r>
+    </w:p>
+    <w:p>
+      <w:pPr>
+        <w:pStyle w:val="NoSpacing"/>
+        <w:numPr>
+          <w:ilvl w:val="0"/>
           <w:numId w:val="8"/>
         </w:numPr>
         <w:rPr>
@@ -178,7 +144,48 @@
         </w:rPr>
       </w:pPr>
       <w:r>
-        <w:t xml:space="preserve">Tides app on iPhone, </w:t>
+        <w:rPr>
+          <w:color w:val="000000" w:themeColor="text1"/>
+        </w:rPr>
+        <w:t>Check weather</w:t>
+      </w:r>
+      <w:r>
+        <w:rPr>
+          <w:color w:val="000000" w:themeColor="text1"/>
+        </w:rPr>
+        <w:t xml:space="preserve">, tides, and sea surface state </w:t>
+      </w:r>
+      <w:r>
+        <w:rPr>
+          <w:color w:val="000000" w:themeColor="text1"/>
+        </w:rPr>
+        <w:t>before initiating flight protocol</w:t>
+      </w:r>
+      <w:r>
+        <w:rPr>
+          <w:color w:val="000000" w:themeColor="text1"/>
+        </w:rPr>
+        <w:t xml:space="preserve">. There are a variety of ways to obtain information about the </w:t>
+      </w:r>
+      <w:proofErr w:type="gramStart"/>
+      <w:r>
+        <w:rPr>
+          <w:color w:val="000000" w:themeColor="text1"/>
+        </w:rPr>
+        <w:t>tide,</w:t>
+      </w:r>
+      <w:proofErr w:type="gramEnd"/>
+      <w:r>
+        <w:rPr>
+          <w:color w:val="000000" w:themeColor="text1"/>
+        </w:rPr>
+        <w:t xml:space="preserve"> wind</w:t>
+      </w:r>
+      <w:r>
+        <w:rPr>
+          <w:color w:val="000000" w:themeColor="text1"/>
+        </w:rPr>
+        <w:t>. Two options include</w:t>
       </w:r>
     </w:p>
     <w:p>
@@ -195,13 +202,7 @@
         </w:rPr>
       </w:pPr>
       <w:r>
-        <w:t>Wind</w:t>
-      </w:r>
-      <w:r>
-        <w:t>Finder</w:t>
-      </w:r>
-      <w:r>
-        <w:t xml:space="preserve"> app on iPhone</w:t>
+        <w:t xml:space="preserve">Tides app on iPhone, </w:t>
       </w:r>
     </w:p>
     <w:p>
@@ -217,11 +218,16 @@
           <w:color w:val="0070C0"/>
         </w:rPr>
       </w:pPr>
-      <w:r>
-        <w:t xml:space="preserve">Do not operate </w:t>
-      </w:r>
-      <w:r>
-        <w:t>on a tide lower than 1 foot (the ramp will be too steep / can’t reach the sea surface)</w:t>
+      <w:proofErr w:type="spellStart"/>
+      <w:r>
+        <w:t>Wind</w:t>
+      </w:r>
+      <w:r>
+        <w:t>Finder</w:t>
+      </w:r>
+      <w:proofErr w:type="spellEnd"/>
+      <w:r>
+        <w:t xml:space="preserve"> app on iPhone</w:t>
       </w:r>
     </w:p>
     <w:p>
@@ -238,7 +244,10 @@
         </w:rPr>
       </w:pPr>
       <w:r>
-        <w:t>Do not operate with winds greater than 15 kts if out of the north.</w:t>
+        <w:t xml:space="preserve">Do not operate </w:t>
+      </w:r>
+      <w:r>
+        <w:t>on a tide lower than 1 foot (the ramp will be too steep / can’t reach the sea surface)</w:t>
       </w:r>
     </w:p>
     <w:p>
@@ -255,17 +264,14 @@
         </w:rPr>
       </w:pPr>
       <w:r>
-        <w:t xml:space="preserve">Winds out of the south are largely </w:t>
-      </w:r>
-      <w:r>
-        <w:t>blocked by Pier 59, though you may have water movement / chop.</w:t>
-      </w:r>
-    </w:p>
-    <w:p>
-      <w:pPr>
-        <w:pStyle w:val="NoSpacing"/>
-        <w:numPr>
-          <w:ilvl w:val="0"/>
+        <w:t>Do not operate with winds greater than 15 kts if out of the north.</w:t>
+      </w:r>
+    </w:p>
+    <w:p>
+      <w:pPr>
+        <w:pStyle w:val="NoSpacing"/>
+        <w:numPr>
+          <w:ilvl w:val="1"/>
           <w:numId w:val="8"/>
         </w:numPr>
         <w:rPr>
@@ -275,6 +281,26 @@
         </w:rPr>
       </w:pPr>
       <w:r>
+        <w:t xml:space="preserve">Winds out of the south are largely </w:t>
+      </w:r>
+      <w:r>
+        <w:t>blocked by Pier 59, though you may have water movement / chop.</w:t>
+      </w:r>
+    </w:p>
+    <w:p>
+      <w:pPr>
+        <w:pStyle w:val="NoSpacing"/>
+        <w:numPr>
+          <w:ilvl w:val="0"/>
+          <w:numId w:val="8"/>
+        </w:numPr>
+        <w:rPr>
+          <w:b/>
+          <w:bCs/>
+          <w:color w:val="0070C0"/>
+        </w:rPr>
+      </w:pPr>
+      <w:r>
         <w:rPr>
           <w:color w:val="000000" w:themeColor="text1"/>
         </w:rPr>
@@ -401,13 +427,7 @@
         </w:rPr>
       </w:pPr>
       <w:r>
-        <w:t>Set up a pop-up tent if required to alleviate rain / bright sun</w:t>
-      </w:r>
-      <w:r>
-        <w:t xml:space="preserve"> or glare off the water</w:t>
-      </w:r>
-      <w:r>
-        <w:t xml:space="preserve">. </w:t>
+        <w:t xml:space="preserve">Set up a pop-up tent if required to alleviate rain / bright sun or glare off the water. </w:t>
       </w:r>
     </w:p>
     <w:p>
@@ -548,7 +568,13 @@
         <w:t xml:space="preserve"> </w:t>
       </w:r>
       <w:r>
-        <w:t>cart to the dive ramp, positioned such that the cart is to the right of the ramp.</w:t>
+        <w:t>cart to the dive ramp, positioned such that the cart is to the right of</w:t>
+      </w:r>
+      <w:r>
+        <w:t xml:space="preserve"> the end of</w:t>
+      </w:r>
+      <w:r>
+        <w:t xml:space="preserve"> the ramp.</w:t>
       </w:r>
     </w:p>
     <w:p>
@@ -736,8 +762,13 @@
         <w:t>Check</w:t>
       </w:r>
       <w:r>
-        <w:t xml:space="preserve"> the status of silicone lubrication on the two rear endcap o-rings</w:t>
-      </w:r>
+        <w:t xml:space="preserve"> the status of silicone lubrication on the two rear endcap </w:t>
+      </w:r>
+      <w:proofErr w:type="spellStart"/>
+      <w:r>
+        <w:t>o-rings</w:t>
+      </w:r>
+      <w:proofErr w:type="spellEnd"/>
     </w:p>
     <w:p>
       <w:pPr>
@@ -760,7 +791,31 @@
         </w:numPr>
       </w:pPr>
       <w:r>
-        <w:t xml:space="preserve">Remove the o-rings with the o-ring pick, clean them with a dust cloth, apply silicone grease, reapply the o-rings, or </w:t>
+        <w:t xml:space="preserve">Remove the </w:t>
+      </w:r>
+      <w:proofErr w:type="spellStart"/>
+      <w:r>
+        <w:t>o-rings</w:t>
+      </w:r>
+      <w:proofErr w:type="spellEnd"/>
+      <w:r>
+        <w:t xml:space="preserve"> with the </w:t>
+      </w:r>
+      <w:proofErr w:type="spellStart"/>
+      <w:r>
+        <w:t>o-ring</w:t>
+      </w:r>
+      <w:proofErr w:type="spellEnd"/>
+      <w:r>
+        <w:t xml:space="preserve"> pick, clean them with a dust cloth, apply silicone grease, reapply the </w:t>
+      </w:r>
+      <w:proofErr w:type="spellStart"/>
+      <w:r>
+        <w:t>o-rings</w:t>
+      </w:r>
+      <w:proofErr w:type="spellEnd"/>
+      <w:r>
+        <w:t xml:space="preserve">, or </w:t>
       </w:r>
     </w:p>
     <w:p>
@@ -772,7 +827,15 @@
         </w:numPr>
       </w:pPr>
       <w:r>
-        <w:t xml:space="preserve">Apply a small amount of silicone grease to the outside of the x2 o-rings </w:t>
+        <w:t xml:space="preserve">Apply a small amount of silicone grease to the outside of the x2 </w:t>
+      </w:r>
+      <w:proofErr w:type="spellStart"/>
+      <w:r>
+        <w:t>o-rings</w:t>
+      </w:r>
+      <w:proofErr w:type="spellEnd"/>
+      <w:r>
+        <w:t xml:space="preserve"> </w:t>
       </w:r>
       <w:r>
         <w:t xml:space="preserve"> </w:t>
@@ -820,14 +883,36 @@
         </w:rPr>
       </w:pPr>
       <w:r>
-        <w:t xml:space="preserve">Care is required when re-connecting the end cap – ensure that all cables are out of the way and that the end cap can seat properly. </w:t>
-      </w:r>
-    </w:p>
-    <w:p>
-      <w:pPr>
-        <w:pStyle w:val="NoSpacing"/>
-        <w:numPr>
-          <w:ilvl w:val="0"/>
+        <w:t>Gently replace the end cap</w:t>
+      </w:r>
+      <w:r>
+        <w:t xml:space="preserve">; the cap should rest flush against the tube, with two </w:t>
+      </w:r>
+      <w:r>
+        <w:t xml:space="preserve">solid black lines forming inside where the </w:t>
+      </w:r>
+      <w:proofErr w:type="spellStart"/>
+      <w:r>
+        <w:t>o-rings</w:t>
+      </w:r>
+      <w:proofErr w:type="spellEnd"/>
+      <w:r>
+        <w:t xml:space="preserve"> </w:t>
+      </w:r>
+      <w:proofErr w:type="gramStart"/>
+      <w:r>
+        <w:t>make contact with</w:t>
+      </w:r>
+      <w:proofErr w:type="gramEnd"/>
+      <w:r>
+        <w:t xml:space="preserve"> the tube.</w:t>
+      </w:r>
+    </w:p>
+    <w:p>
+      <w:pPr>
+        <w:pStyle w:val="NoSpacing"/>
+        <w:numPr>
+          <w:ilvl w:val="1"/>
           <w:numId w:val="17"/>
         </w:numPr>
         <w:rPr>
@@ -836,7 +921,7 @@
         </w:rPr>
       </w:pPr>
       <w:r>
-        <w:t xml:space="preserve">Gently replace the end cap. </w:t>
+        <w:t>Care is required when re-connecting the end cap – ensure that all cables are out of the way and that the end cap can seat properly, then match the rectangular notch (located about a cm up from the bottom) to fit the groove in the acrylic tube.</w:t>
       </w:r>
     </w:p>
     <w:p>
@@ -1015,10 +1100,30 @@
           <w:i/>
           <w:iCs/>
         </w:rPr>
+        <w:t xml:space="preserve">Pilot </w:t>
+      </w:r>
+      <w:r>
+        <w:t>carries the ROV</w:t>
+      </w:r>
+      <w:r>
+        <w:rPr>
+          <w:i/>
+          <w:iCs/>
+        </w:rPr>
+        <w:t xml:space="preserve">, </w:t>
+      </w:r>
+      <w:r>
+        <w:rPr>
+          <w:i/>
+          <w:iCs/>
+        </w:rPr>
         <w:t>Copilot</w:t>
       </w:r>
       <w:r>
-        <w:t xml:space="preserve"> powers the dive ramp, tests the ramp: 1s down, 1s up </w:t>
+        <w:t xml:space="preserve"> </w:t>
+      </w:r>
+      <w:r>
+        <w:t xml:space="preserve">carries the tether – they both walk out to the end of the ramp and place both items at the end of the ramp. </w:t>
       </w:r>
     </w:p>
     <w:p>
@@ -1030,34 +1135,190 @@
         </w:numPr>
       </w:pPr>
       <w:r>
+        <w:t xml:space="preserve">The </w:t>
+      </w:r>
+      <w:r>
         <w:rPr>
           <w:i/>
           <w:iCs/>
         </w:rPr>
-        <w:t xml:space="preserve">Pilot </w:t>
-      </w:r>
-      <w:r>
-        <w:t>carries the ROV</w:t>
+        <w:t>Copilot</w:t>
+      </w:r>
+      <w:r>
+        <w:t xml:space="preserve"> stays at the end of the ramp</w:t>
+      </w:r>
+      <w:r>
+        <w:t>;</w:t>
+      </w:r>
+      <w:r>
+        <w:t xml:space="preserve"> the </w:t>
       </w:r>
       <w:r>
         <w:rPr>
           <w:i/>
           <w:iCs/>
         </w:rPr>
-        <w:t xml:space="preserve">, </w:t>
+        <w:t>Pilot</w:t>
+      </w:r>
+      <w:r>
+        <w:t xml:space="preserve"> return</w:t>
+      </w:r>
+      <w:r>
+        <w:t>s</w:t>
+      </w:r>
+      <w:r>
+        <w:t xml:space="preserve"> to the cart</w:t>
+      </w:r>
+      <w:r>
+        <w:t xml:space="preserve">, closing but not locking the ramp (keep the unlocked lock threaded in </w:t>
+      </w:r>
+      <w:r>
+        <w:t xml:space="preserve">its spot) </w:t>
+      </w:r>
+      <w:r>
+        <w:t xml:space="preserve"> </w:t>
+      </w:r>
+    </w:p>
+    <w:p>
+      <w:pPr>
+        <w:pStyle w:val="NoSpacing"/>
+        <w:numPr>
+          <w:ilvl w:val="0"/>
+          <w:numId w:val="18"/>
+        </w:numPr>
+      </w:pPr>
+      <w:r>
+        <w:t>The</w:t>
       </w:r>
       <w:r>
         <w:rPr>
           <w:i/>
           <w:iCs/>
         </w:rPr>
+        <w:t xml:space="preserve"> </w:t>
+      </w:r>
+      <w:r>
+        <w:rPr>
+          <w:i/>
+          <w:iCs/>
+        </w:rPr>
         <w:t>Copilot</w:t>
       </w:r>
       <w:r>
+        <w:rPr>
+          <w:i/>
+          <w:iCs/>
+        </w:rPr>
         <w:t xml:space="preserve"> </w:t>
       </w:r>
       <w:r>
-        <w:t xml:space="preserve">carries the tether – they both walk out to the end of the ramp and place both items at the end of the ramp. </w:t>
+        <w:t>hands the tether up and over to the</w:t>
+      </w:r>
+      <w:r>
+        <w:rPr>
+          <w:i/>
+          <w:iCs/>
+        </w:rPr>
+        <w:t xml:space="preserve"> </w:t>
+      </w:r>
+      <w:r>
+        <w:rPr>
+          <w:i/>
+          <w:iCs/>
+        </w:rPr>
+        <w:t>P</w:t>
+      </w:r>
+      <w:r>
+        <w:rPr>
+          <w:i/>
+          <w:iCs/>
+        </w:rPr>
+        <w:t>ilot</w:t>
+      </w:r>
+      <w:r>
+        <w:rPr>
+          <w:i/>
+          <w:iCs/>
+        </w:rPr>
+        <w:t xml:space="preserve"> – </w:t>
+      </w:r>
+      <w:r>
+        <w:t xml:space="preserve">the </w:t>
+      </w:r>
+      <w:r>
+        <w:rPr>
+          <w:i/>
+          <w:iCs/>
+        </w:rPr>
+        <w:t>P</w:t>
+      </w:r>
+      <w:r>
+        <w:rPr>
+          <w:i/>
+          <w:iCs/>
+        </w:rPr>
+        <w:t>ilot</w:t>
+      </w:r>
+      <w:r>
+        <w:t xml:space="preserve"> </w:t>
+      </w:r>
+      <w:r>
+        <w:t xml:space="preserve">will verify they have the </w:t>
+      </w:r>
+      <w:r>
+        <w:t>tether</w:t>
+      </w:r>
+      <w:r>
+        <w:t xml:space="preserve"> </w:t>
+      </w:r>
+      <w:r>
+        <w:t xml:space="preserve">via a verbal </w:t>
+      </w:r>
+      <w:r>
+        <w:t>“</w:t>
+      </w:r>
+      <w:r>
+        <w:rPr>
+          <w:b/>
+          <w:bCs/>
+        </w:rPr>
+        <w:t>Got it</w:t>
+      </w:r>
+      <w:r>
+        <w:rPr>
+          <w:b/>
+          <w:bCs/>
+        </w:rPr>
+        <w:t>!</w:t>
+      </w:r>
+      <w:r>
+        <w:t xml:space="preserve">” before </w:t>
+      </w:r>
+      <w:r>
+        <w:t xml:space="preserve">the </w:t>
+      </w:r>
+      <w:r>
+        <w:rPr>
+          <w:i/>
+          <w:iCs/>
+        </w:rPr>
+        <w:t>Cop</w:t>
+      </w:r>
+      <w:r>
+        <w:rPr>
+          <w:i/>
+          <w:iCs/>
+        </w:rPr>
+        <w:t xml:space="preserve">ilot </w:t>
+      </w:r>
+      <w:r>
+        <w:t>releas</w:t>
+      </w:r>
+      <w:r>
+        <w:t>es</w:t>
+      </w:r>
+      <w:r>
+        <w:t xml:space="preserve"> the tether.</w:t>
       </w:r>
     </w:p>
     <w:p>
@@ -1076,224 +1337,26 @@
           <w:i/>
           <w:iCs/>
         </w:rPr>
-        <w:t>Copilot</w:t>
-      </w:r>
-      <w:r>
-        <w:t xml:space="preserve"> stays at the end of the ramp</w:t>
-      </w:r>
-      <w:r>
-        <w:t>;</w:t>
-      </w:r>
-      <w:r>
-        <w:t xml:space="preserve"> the </w:t>
+        <w:t>P</w:t>
       </w:r>
       <w:r>
         <w:rPr>
           <w:i/>
           <w:iCs/>
         </w:rPr>
-        <w:t>Pilot</w:t>
-      </w:r>
-      <w:r>
-        <w:t xml:space="preserve"> return</w:t>
+        <w:t>ilot</w:t>
+      </w:r>
+      <w:r>
+        <w:t xml:space="preserve"> s</w:t>
+      </w:r>
+      <w:r>
+        <w:t>et</w:t>
       </w:r>
       <w:r>
         <w:t>s</w:t>
       </w:r>
       <w:r>
-        <w:t xml:space="preserve"> to the cart</w:t>
-      </w:r>
-      <w:r>
-        <w:t xml:space="preserve">, closing but not locking the ramp (keep the unlocked lock threaded in </w:t>
-      </w:r>
-      <w:r>
-        <w:t xml:space="preserve">its spot) </w:t>
-      </w:r>
-      <w:r>
-        <w:t xml:space="preserve"> </w:t>
-      </w:r>
-    </w:p>
-    <w:p>
-      <w:pPr>
-        <w:pStyle w:val="NoSpacing"/>
-        <w:numPr>
-          <w:ilvl w:val="0"/>
-          <w:numId w:val="18"/>
-        </w:numPr>
-      </w:pPr>
-      <w:r>
-        <w:t>The</w:t>
-      </w:r>
-      <w:r>
-        <w:rPr>
-          <w:i/>
-          <w:iCs/>
-        </w:rPr>
-        <w:t xml:space="preserve"> </w:t>
-      </w:r>
-      <w:r>
-        <w:rPr>
-          <w:i/>
-          <w:iCs/>
-        </w:rPr>
-        <w:t>Copilot</w:t>
-      </w:r>
-      <w:r>
-        <w:rPr>
-          <w:i/>
-          <w:iCs/>
-        </w:rPr>
-        <w:t xml:space="preserve"> </w:t>
-      </w:r>
-      <w:r>
-        <w:t>hands the tether up and over to the</w:t>
-      </w:r>
-      <w:r>
-        <w:rPr>
-          <w:i/>
-          <w:iCs/>
-        </w:rPr>
-        <w:t xml:space="preserve"> </w:t>
-      </w:r>
-      <w:r>
-        <w:rPr>
-          <w:i/>
-          <w:iCs/>
-        </w:rPr>
-        <w:t>P</w:t>
-      </w:r>
-      <w:r>
-        <w:rPr>
-          <w:i/>
-          <w:iCs/>
-        </w:rPr>
-        <w:t>ilot</w:t>
-      </w:r>
-      <w:r>
-        <w:rPr>
-          <w:i/>
-          <w:iCs/>
-        </w:rPr>
-        <w:t xml:space="preserve"> – </w:t>
-      </w:r>
-      <w:r>
-        <w:t xml:space="preserve">the </w:t>
-      </w:r>
-      <w:r>
-        <w:rPr>
-          <w:i/>
-          <w:iCs/>
-        </w:rPr>
-        <w:t>P</w:t>
-      </w:r>
-      <w:r>
-        <w:rPr>
-          <w:i/>
-          <w:iCs/>
-        </w:rPr>
-        <w:t>ilot</w:t>
-      </w:r>
-      <w:r>
-        <w:t xml:space="preserve"> </w:t>
-      </w:r>
-      <w:r>
-        <w:t xml:space="preserve">will verify they have the </w:t>
-      </w:r>
-      <w:r>
-        <w:t>tether</w:t>
-      </w:r>
-      <w:r>
-        <w:t xml:space="preserve"> </w:t>
-      </w:r>
-      <w:r>
-        <w:t xml:space="preserve">via a verbal </w:t>
-      </w:r>
-      <w:r>
-        <w:t>“</w:t>
-      </w:r>
-      <w:r>
-        <w:rPr>
-          <w:b/>
-          <w:bCs/>
-        </w:rPr>
-        <w:t>Got it</w:t>
-      </w:r>
-      <w:r>
-        <w:rPr>
-          <w:b/>
-          <w:bCs/>
-        </w:rPr>
-        <w:t>!</w:t>
-      </w:r>
-      <w:r>
-        <w:t xml:space="preserve">” before </w:t>
-      </w:r>
-      <w:r>
-        <w:t xml:space="preserve">the </w:t>
-      </w:r>
-      <w:r>
-        <w:rPr>
-          <w:i/>
-          <w:iCs/>
-        </w:rPr>
-        <w:t>Cop</w:t>
-      </w:r>
-      <w:r>
-        <w:rPr>
-          <w:i/>
-          <w:iCs/>
-        </w:rPr>
-        <w:t xml:space="preserve">ilot </w:t>
-      </w:r>
-      <w:r>
-        <w:t>releas</w:t>
-      </w:r>
-      <w:r>
-        <w:t>es</w:t>
-      </w:r>
-      <w:r>
-        <w:t xml:space="preserve"> the tether.</w:t>
-      </w:r>
-    </w:p>
-    <w:p>
-      <w:pPr>
-        <w:pStyle w:val="NoSpacing"/>
-        <w:numPr>
-          <w:ilvl w:val="0"/>
-          <w:numId w:val="18"/>
-        </w:numPr>
-      </w:pPr>
-      <w:r>
-        <w:t xml:space="preserve">The </w:t>
-      </w:r>
-      <w:r>
-        <w:rPr>
-          <w:i/>
-          <w:iCs/>
-        </w:rPr>
-        <w:t>P</w:t>
-      </w:r>
-      <w:r>
-        <w:rPr>
-          <w:i/>
-          <w:iCs/>
-        </w:rPr>
-        <w:t>ilot</w:t>
-      </w:r>
-      <w:r>
-        <w:t xml:space="preserve"> s</w:t>
-      </w:r>
-      <w:r>
-        <w:t>et</w:t>
-      </w:r>
-      <w:r>
-        <w:t>s</w:t>
-      </w:r>
-      <w:r>
-        <w:t xml:space="preserve"> the tether </w:t>
-      </w:r>
-      <w:r>
-        <w:t>on the ground to the left of the cart</w:t>
+        <w:t xml:space="preserve"> the tether on the ground to the left of the cart</w:t>
       </w:r>
       <w:r>
         <w:t>.</w:t>
@@ -1378,7 +1441,13 @@
         </w:numPr>
       </w:pPr>
       <w:r>
-        <w:t>Ensure the yellow cable is routed such that does impede the tether</w:t>
+        <w:t xml:space="preserve">Ensure the yellow cable is routed such that does </w:t>
+      </w:r>
+      <w:r>
+        <w:t xml:space="preserve">not </w:t>
+      </w:r>
+      <w:r>
+        <w:t>impede the tether</w:t>
       </w:r>
       <w:r>
         <w:t>, i.e., ensure the tether can freely unspool</w:t>
@@ -1438,7 +1507,15 @@
         <w:t>A</w:t>
       </w:r>
       <w:r>
-        <w:t xml:space="preserve">ccess BlueOS running the ROV’s Raspberry Pi </w:t>
+        <w:t xml:space="preserve">ccess </w:t>
+      </w:r>
+      <w:proofErr w:type="spellStart"/>
+      <w:r>
+        <w:t>BlueOS</w:t>
+      </w:r>
+      <w:proofErr w:type="spellEnd"/>
+      <w:r>
+        <w:t xml:space="preserve"> running the ROV’s Raspberry Pi </w:t>
       </w:r>
       <w:r>
         <w:t xml:space="preserve">by opening a Google Chrome tab and proceeding to </w:t>
@@ -1456,7 +1533,15 @@
         </w:numPr>
       </w:pPr>
       <w:r>
-        <w:t xml:space="preserve">Verify BlueOS connection, check ROV voltage </w:t>
+        <w:t xml:space="preserve">Verify </w:t>
+      </w:r>
+      <w:proofErr w:type="spellStart"/>
+      <w:r>
+        <w:t>BlueOS</w:t>
+      </w:r>
+      <w:proofErr w:type="spellEnd"/>
+      <w:r>
+        <w:t xml:space="preserve"> connection, check ROV voltage </w:t>
       </w:r>
     </w:p>
     <w:p>
@@ -1543,6 +1628,7 @@
         </w:numPr>
       </w:pPr>
       <w:r>
+        <w:lastRenderedPageBreak/>
         <w:t>Cycle light</w:t>
       </w:r>
       <w:r>
@@ -1843,44 +1929,62 @@
       <w:pPr>
         <w:pStyle w:val="NoSpacing"/>
         <w:numPr>
-          <w:ilvl w:val="0"/>
-          <w:numId w:val="20"/>
-        </w:numPr>
-      </w:pPr>
-      <w:r>
-        <w:t xml:space="preserve">Our CCR team surveys with the ROV at 20—40% thruster gain, depending upon current. </w:t>
-      </w:r>
-    </w:p>
-    <w:p>
-      <w:pPr>
-        <w:pStyle w:val="NoSpacing"/>
-        <w:numPr>
-          <w:ilvl w:val="0"/>
-          <w:numId w:val="20"/>
-        </w:numPr>
-      </w:pPr>
-      <w:r>
-        <w:t xml:space="preserve">20—40% gain works well for smaller movements when investigating and exploring. </w:t>
-      </w:r>
-    </w:p>
-    <w:p>
-      <w:pPr>
-        <w:pStyle w:val="NoSpacing"/>
-        <w:numPr>
-          <w:ilvl w:val="0"/>
-          <w:numId w:val="20"/>
-        </w:numPr>
-      </w:pPr>
-      <w:r>
-        <w:t xml:space="preserve">40—70% gain can be utilized to cover longer distances quickly. </w:t>
-      </w:r>
-    </w:p>
-    <w:p>
-      <w:pPr>
-        <w:pStyle w:val="NoSpacing"/>
-        <w:numPr>
-          <w:ilvl w:val="0"/>
-          <w:numId w:val="20"/>
+          <w:ilvl w:val="1"/>
+          <w:numId w:val="28"/>
+        </w:numPr>
+      </w:pPr>
+      <w:r>
+        <w:t>Our CCR team surveys with the ROV at 20</w:t>
+      </w:r>
+      <w:r>
+        <w:t>-</w:t>
+      </w:r>
+      <w:r>
+        <w:t xml:space="preserve">40% thruster gain, depending upon current. </w:t>
+      </w:r>
+    </w:p>
+    <w:p>
+      <w:pPr>
+        <w:pStyle w:val="NoSpacing"/>
+        <w:numPr>
+          <w:ilvl w:val="1"/>
+          <w:numId w:val="28"/>
+        </w:numPr>
+      </w:pPr>
+      <w:r>
+        <w:t>20</w:t>
+      </w:r>
+      <w:r>
+        <w:t>-</w:t>
+      </w:r>
+      <w:r>
+        <w:t xml:space="preserve">40% gain works well for smaller movements when investigating and exploring. </w:t>
+      </w:r>
+    </w:p>
+    <w:p>
+      <w:pPr>
+        <w:pStyle w:val="NoSpacing"/>
+        <w:numPr>
+          <w:ilvl w:val="1"/>
+          <w:numId w:val="28"/>
+        </w:numPr>
+      </w:pPr>
+      <w:r>
+        <w:t>40</w:t>
+      </w:r>
+      <w:r>
+        <w:t>-</w:t>
+      </w:r>
+      <w:r>
+        <w:t xml:space="preserve">70% gain can be utilized to cover longer distances quickly. </w:t>
+      </w:r>
+    </w:p>
+    <w:p>
+      <w:pPr>
+        <w:pStyle w:val="NoSpacing"/>
+        <w:numPr>
+          <w:ilvl w:val="1"/>
+          <w:numId w:val="28"/>
         </w:numPr>
       </w:pPr>
       <w:r>
@@ -1891,8 +1995,8 @@
       <w:pPr>
         <w:pStyle w:val="NoSpacing"/>
         <w:numPr>
-          <w:ilvl w:val="0"/>
-          <w:numId w:val="20"/>
+          <w:ilvl w:val="1"/>
+          <w:numId w:val="28"/>
         </w:numPr>
       </w:pPr>
       <w:r>
@@ -2027,189 +2131,189 @@
       <w:pPr>
         <w:pStyle w:val="NoSpacing"/>
         <w:numPr>
-          <w:ilvl w:val="0"/>
-          <w:numId w:val="21"/>
-        </w:numPr>
-      </w:pPr>
-      <w:r>
-        <w:t xml:space="preserve">The ROV’s tether is buoyant </w:t>
-      </w:r>
-      <w:r>
-        <w:t xml:space="preserve">– </w:t>
-      </w:r>
-      <w:r>
-        <w:t>it your</w:t>
-      </w:r>
-      <w:r>
-        <w:t xml:space="preserve"> visual guide – where </w:t>
-      </w:r>
-      <w:r>
-        <w:t>the tether</w:t>
-      </w:r>
-      <w:r>
-        <w:t xml:space="preserve"> drops down towards the seafloor indicates where the ROV is. </w:t>
-      </w:r>
-      <w:r>
-        <w:t xml:space="preserve">You have no other form of ROV localization. </w:t>
-      </w:r>
-      <w:r>
-        <w:t>However, the placement of the tether at the surface can be shifted by wind</w:t>
-      </w:r>
-      <w:r>
-        <w:t xml:space="preserve">, current, and other water movement. </w:t>
-      </w:r>
-    </w:p>
-    <w:p>
-      <w:pPr>
-        <w:pStyle w:val="NoSpacing"/>
-        <w:numPr>
-          <w:ilvl w:val="0"/>
-          <w:numId w:val="21"/>
-        </w:numPr>
-      </w:pPr>
-      <w:r>
-        <w:t xml:space="preserve">Be especially aware and alert when the tether is </w:t>
-      </w:r>
-      <w:r>
-        <w:t>bunched against the pilings – there are hazards that can snag the tether</w:t>
-      </w:r>
-      <w:r>
-        <w:t xml:space="preserve">, especially further under the pier. </w:t>
-      </w:r>
-      <w:r>
-        <w:t xml:space="preserve"> </w:t>
-      </w:r>
-    </w:p>
-    <w:p>
-      <w:pPr>
-        <w:pStyle w:val="NoSpacing"/>
-        <w:numPr>
-          <w:ilvl w:val="0"/>
-          <w:numId w:val="21"/>
-        </w:numPr>
-      </w:pPr>
-      <w:r>
-        <w:t>Do not let excess amount of tether gather at the surfac</w:t>
-      </w:r>
-      <w:r>
-        <w:t xml:space="preserve">e – actively manager the tether. </w:t>
-      </w:r>
-    </w:p>
-    <w:p>
-      <w:pPr>
-        <w:pStyle w:val="NoSpacing"/>
-        <w:numPr>
-          <w:ilvl w:val="0"/>
-          <w:numId w:val="21"/>
-        </w:numPr>
-      </w:pPr>
-      <w:r>
-        <w:t xml:space="preserve">If you </w:t>
-      </w:r>
-      <w:r>
-        <w:t xml:space="preserve">the ROV’s forward movement is sluggish, or it </w:t>
-      </w:r>
-      <w:r>
-        <w:t>can’t move forward</w:t>
-      </w:r>
-      <w:r>
-        <w:t xml:space="preserve"> . . . </w:t>
-      </w:r>
-      <w:r>
-        <w:t>you might need to let out tether</w:t>
-      </w:r>
-      <w:r>
-        <w:t xml:space="preserve">. </w:t>
-      </w:r>
-    </w:p>
-    <w:p>
-      <w:pPr>
-        <w:pStyle w:val="NoSpacing"/>
-        <w:numPr>
-          <w:ilvl w:val="0"/>
-          <w:numId w:val="21"/>
-        </w:numPr>
-      </w:pPr>
-      <w:r>
-        <w:t>If you get the tether wrapped around something</w:t>
-      </w:r>
-      <w:r>
-        <w:t>,</w:t>
-      </w:r>
-      <w:r>
-        <w:t xml:space="preserve"> you can likely undo that wrap</w:t>
-      </w:r>
-      <w:r>
-        <w:t>. S</w:t>
-      </w:r>
-      <w:r>
-        <w:t xml:space="preserve">tay calm, be patient, and conduct your movements carefully </w:t>
-      </w:r>
-    </w:p>
-    <w:p>
-      <w:pPr>
-        <w:pStyle w:val="NoSpacing"/>
-        <w:numPr>
-          <w:ilvl w:val="0"/>
-          <w:numId w:val="21"/>
-        </w:numPr>
-      </w:pPr>
-      <w:r>
-        <w:t xml:space="preserve">When navigating </w:t>
-      </w:r>
-      <w:r>
-        <w:t>back to the ramp</w:t>
-      </w:r>
-      <w:r>
-        <w:t xml:space="preserve"> in dark water, if you don’t know </w:t>
-      </w:r>
-      <w:r>
-        <w:t xml:space="preserve">which was to go: </w:t>
-      </w:r>
-      <w:r>
-        <w:t xml:space="preserve">turn around, pivot the camera up, and find the tether </w:t>
-      </w:r>
-      <w:r>
-        <w:t>–</w:t>
-      </w:r>
-      <w:r>
-        <w:t xml:space="preserve"> that is your path home </w:t>
-      </w:r>
-      <w:r>
-        <w:t>–</w:t>
-      </w:r>
-      <w:r>
-        <w:t xml:space="preserve"> follow it.</w:t>
-      </w:r>
-      <w:r>
-        <w:t xml:space="preserve"> </w:t>
-      </w:r>
-    </w:p>
-    <w:p>
-      <w:pPr>
-        <w:pStyle w:val="NoSpacing"/>
-        <w:numPr>
           <w:ilvl w:val="1"/>
           <w:numId w:val="21"/>
         </w:numPr>
       </w:pPr>
       <w:r>
-        <w:t>Sun glare shining down into the water can obscure the yellow tether</w:t>
-      </w:r>
-      <w:r>
-        <w:t xml:space="preserve">. </w:t>
-      </w:r>
-    </w:p>
-    <w:p>
-      <w:pPr>
-        <w:pStyle w:val="NoSpacing"/>
-        <w:numPr>
-          <w:ilvl w:val="0"/>
-          <w:numId w:val="22"/>
+        <w:t xml:space="preserve">The ROV’s tether is buoyant </w:t>
+      </w:r>
+      <w:r>
+        <w:t xml:space="preserve">– </w:t>
+      </w:r>
+      <w:r>
+        <w:t>it your</w:t>
+      </w:r>
+      <w:r>
+        <w:t xml:space="preserve"> visual guide – where </w:t>
+      </w:r>
+      <w:r>
+        <w:t>the tether</w:t>
+      </w:r>
+      <w:r>
+        <w:t xml:space="preserve"> drops down towards the seafloor indicates where the ROV is. </w:t>
+      </w:r>
+      <w:r>
+        <w:t xml:space="preserve">You have no other form of ROV localization. </w:t>
+      </w:r>
+      <w:r>
+        <w:t>However, the placement of the tether at the surface can be shifted by wind</w:t>
+      </w:r>
+      <w:r>
+        <w:t xml:space="preserve">, current, and other water movement. </w:t>
+      </w:r>
+    </w:p>
+    <w:p>
+      <w:pPr>
+        <w:pStyle w:val="NoSpacing"/>
+        <w:numPr>
+          <w:ilvl w:val="1"/>
+          <w:numId w:val="21"/>
+        </w:numPr>
+      </w:pPr>
+      <w:r>
+        <w:t xml:space="preserve">Be especially aware and alert when the tether is </w:t>
+      </w:r>
+      <w:r>
+        <w:t>bunched against the pilings – there are hazards that can snag the tether</w:t>
+      </w:r>
+      <w:r>
+        <w:t xml:space="preserve">, especially further under the pier. </w:t>
+      </w:r>
+      <w:r>
+        <w:t xml:space="preserve"> </w:t>
+      </w:r>
+    </w:p>
+    <w:p>
+      <w:pPr>
+        <w:pStyle w:val="NoSpacing"/>
+        <w:numPr>
+          <w:ilvl w:val="1"/>
+          <w:numId w:val="21"/>
+        </w:numPr>
+      </w:pPr>
+      <w:r>
+        <w:t>Do not let excess amount of tether gather at the surfac</w:t>
+      </w:r>
+      <w:r>
+        <w:t xml:space="preserve">e – actively manage the tether. </w:t>
+      </w:r>
+    </w:p>
+    <w:p>
+      <w:pPr>
+        <w:pStyle w:val="NoSpacing"/>
+        <w:numPr>
+          <w:ilvl w:val="1"/>
+          <w:numId w:val="21"/>
+        </w:numPr>
+      </w:pPr>
+      <w:r>
+        <w:t xml:space="preserve">If </w:t>
+      </w:r>
+      <w:r>
+        <w:t xml:space="preserve">the ROV’s forward movement is sluggish, or it </w:t>
+      </w:r>
+      <w:r>
+        <w:t>can’t move forward</w:t>
+      </w:r>
+      <w:r>
+        <w:t xml:space="preserve"> . . . </w:t>
+      </w:r>
+      <w:r>
+        <w:t>you might need to let out tether</w:t>
+      </w:r>
+      <w:r>
+        <w:t>.</w:t>
+      </w:r>
+    </w:p>
+    <w:p>
+      <w:pPr>
+        <w:pStyle w:val="NoSpacing"/>
+        <w:numPr>
+          <w:ilvl w:val="1"/>
+          <w:numId w:val="21"/>
+        </w:numPr>
+      </w:pPr>
+      <w:r>
+        <w:t>If you get the tether wrapped around something</w:t>
+      </w:r>
+      <w:r>
+        <w:t>,</w:t>
+      </w:r>
+      <w:r>
+        <w:t xml:space="preserve"> you can likely undo that wrap</w:t>
+      </w:r>
+      <w:r>
+        <w:t>. S</w:t>
+      </w:r>
+      <w:r>
+        <w:t>tay calm, be patient, and conduct your movements carefully</w:t>
+      </w:r>
+      <w:r>
+        <w:t>.</w:t>
+      </w:r>
+    </w:p>
+    <w:p>
+      <w:pPr>
+        <w:pStyle w:val="NoSpacing"/>
+        <w:numPr>
+          <w:ilvl w:val="1"/>
+          <w:numId w:val="21"/>
         </w:numPr>
       </w:pPr>
       <w:r>
         <w:lastRenderedPageBreak/>
+        <w:t xml:space="preserve">When navigating </w:t>
+      </w:r>
+      <w:r>
+        <w:t>back to the ramp</w:t>
+      </w:r>
+      <w:r>
+        <w:t xml:space="preserve"> in dark water, if you don’t know </w:t>
+      </w:r>
+      <w:r>
+        <w:t xml:space="preserve">which was to go: </w:t>
+      </w:r>
+      <w:r>
+        <w:t xml:space="preserve">turn around, pivot the camera up, and find the tether </w:t>
+      </w:r>
+      <w:r>
+        <w:t>–</w:t>
+      </w:r>
+      <w:r>
+        <w:t xml:space="preserve"> that is your path home </w:t>
+      </w:r>
+      <w:r>
+        <w:t>–</w:t>
+      </w:r>
+      <w:r>
+        <w:t xml:space="preserve"> follow it.</w:t>
+      </w:r>
+      <w:r>
+        <w:t xml:space="preserve"> </w:t>
+      </w:r>
+    </w:p>
+    <w:p>
+      <w:pPr>
+        <w:pStyle w:val="NoSpacing"/>
+        <w:numPr>
+          <w:ilvl w:val="2"/>
+          <w:numId w:val="31"/>
+        </w:numPr>
+      </w:pPr>
+      <w:r>
+        <w:t xml:space="preserve">Sun glare shining down into the water can obscure the yellow tether. </w:t>
+      </w:r>
+    </w:p>
+    <w:p>
+      <w:pPr>
+        <w:pStyle w:val="NoSpacing"/>
+        <w:numPr>
+          <w:ilvl w:val="1"/>
+          <w:numId w:val="21"/>
+        </w:numPr>
+      </w:pPr>
+      <w:r>
         <w:t xml:space="preserve">You can always ascend your vehicle to the surface to visually locate it. </w:t>
       </w:r>
       <w:r>
@@ -2301,7 +2405,31 @@
         </w:rPr>
       </w:pPr>
       <w:r>
-        <w:t>Higher gain 80% is useful to ensure the ROV is fully docked</w:t>
+        <w:t>A h</w:t>
+      </w:r>
+      <w:r>
+        <w:t>igher gain</w:t>
+      </w:r>
+      <w:r>
+        <w:t xml:space="preserve"> of 70%</w:t>
+      </w:r>
+      <w:r>
+        <w:t xml:space="preserve"> </w:t>
+      </w:r>
+      <w:r>
+        <w:t>or greater</w:t>
+      </w:r>
+      <w:r>
+        <w:t xml:space="preserve"> is </w:t>
+      </w:r>
+      <w:r>
+        <w:t>recommended</w:t>
+      </w:r>
+      <w:r>
+        <w:t xml:space="preserve"> to ensure the ROV is fully docked</w:t>
+      </w:r>
+      <w:r>
+        <w:t xml:space="preserve"> when thrust forward</w:t>
       </w:r>
       <w:r>
         <w:t>.</w:t>
@@ -2320,7 +2448,22 @@
         </w:rPr>
       </w:pPr>
       <w:r>
-        <w:t xml:space="preserve">Release the ROV via switching to Manual flight mode; observe the ROV affixed in place, i.e., it should jostle extensively. </w:t>
+        <w:t xml:space="preserve">Release the ROV via switching to Manual flight mode; observe the ROV affixed in place, i.e., it should jostle </w:t>
+      </w:r>
+      <w:r>
+        <w:t>extensively but</w:t>
+      </w:r>
+      <w:r>
+        <w:t xml:space="preserve"> display a clear hold to the station (i.e., doesn’t float up</w:t>
+      </w:r>
+      <w:r>
+        <w:t>/away</w:t>
+      </w:r>
+      <w:r>
+        <w:t>)</w:t>
+      </w:r>
+      <w:r>
+        <w:t xml:space="preserve">. </w:t>
       </w:r>
     </w:p>
     <w:p>
@@ -2342,539 +2485,458 @@
           <w:color w:val="0070C0"/>
         </w:rPr>
       </w:pPr>
+      <w:proofErr w:type="gramStart"/>
       <w:r>
         <w:rPr>
           <w:b/>
           <w:bCs/>
           <w:color w:val="0070C0"/>
         </w:rPr>
-        <w:t>Retrieve ROV</w:t>
-      </w:r>
-    </w:p>
-    <w:p>
-      <w:pPr>
-        <w:pStyle w:val="NoSpacing"/>
-        <w:numPr>
-          <w:ilvl w:val="0"/>
-          <w:numId w:val="24"/>
-        </w:numPr>
-      </w:pPr>
-      <w:r>
-        <w:rPr>
-          <w:i/>
-          <w:iCs/>
-        </w:rPr>
-        <w:t>Pilot</w:t>
-      </w:r>
-      <w:r>
-        <w:t xml:space="preserve"> has the ROV on the surface and is ready to land</w:t>
-      </w:r>
-      <w:r>
-        <w:t>.</w:t>
-      </w:r>
-    </w:p>
-    <w:p>
-      <w:pPr>
-        <w:pStyle w:val="NoSpacing"/>
-        <w:numPr>
-          <w:ilvl w:val="0"/>
-          <w:numId w:val="24"/>
-        </w:numPr>
-      </w:pPr>
-      <w:r>
-        <w:rPr>
-          <w:i/>
-          <w:iCs/>
-        </w:rPr>
-        <w:t>Copilot</w:t>
-      </w:r>
-      <w:r>
-        <w:t xml:space="preserve"> verifies ramp power, </w:t>
-      </w:r>
-      <w:r>
-        <w:t xml:space="preserve">grabs PFD, </w:t>
-      </w:r>
-      <w:r>
-        <w:t xml:space="preserve">lowers ramp to </w:t>
-      </w:r>
-      <w:r>
-        <w:t xml:space="preserve">just </w:t>
-      </w:r>
-      <w:r>
-        <w:t>above water level, unlocks gate</w:t>
-      </w:r>
-      <w:r>
-        <w:t>,</w:t>
-      </w:r>
-      <w:r>
-        <w:t xml:space="preserve"> and heads out to the end of the ramp. </w:t>
-      </w:r>
-    </w:p>
-    <w:p>
-      <w:pPr>
-        <w:pStyle w:val="NoSpacing"/>
-        <w:numPr>
-          <w:ilvl w:val="0"/>
-          <w:numId w:val="24"/>
-        </w:numPr>
-      </w:pPr>
-      <w:r>
-        <w:rPr>
-          <w:i/>
-          <w:iCs/>
-        </w:rPr>
-        <w:t>Pilot</w:t>
-      </w:r>
-      <w:r>
-        <w:t xml:space="preserve"> approaches ramp, switches to </w:t>
-      </w:r>
-      <w:r>
-        <w:rPr>
-          <w:b/>
-          <w:bCs/>
-        </w:rPr>
-        <w:t>Manual</w:t>
-      </w:r>
-      <w:r>
-        <w:t>, makes final approach, side turn for easy removal</w:t>
-      </w:r>
-      <w:r>
-        <w:t>.</w:t>
-      </w:r>
-    </w:p>
-    <w:p>
-      <w:pPr>
-        <w:pStyle w:val="NoSpacing"/>
-        <w:numPr>
-          <w:ilvl w:val="0"/>
-          <w:numId w:val="24"/>
-        </w:numPr>
-      </w:pPr>
-      <w:r>
-        <w:rPr>
-          <w:i/>
-          <w:iCs/>
-        </w:rPr>
-        <w:t>Copilot</w:t>
-      </w:r>
-      <w:r>
-        <w:rPr>
-          <w:i/>
-          <w:iCs/>
-        </w:rPr>
-        <w:t xml:space="preserve">, </w:t>
-      </w:r>
-      <w:r>
-        <w:t>with one hand on rail, puts the other hand on the ROV and issues a verbal “</w:t>
-      </w:r>
-      <w:r>
-        <w:rPr>
-          <w:b/>
-          <w:bCs/>
-        </w:rPr>
-        <w:t>Got it!</w:t>
-      </w:r>
-      <w:r>
-        <w:t xml:space="preserve">” to the </w:t>
-      </w:r>
-      <w:r>
-        <w:rPr>
-          <w:i/>
-          <w:iCs/>
-        </w:rPr>
-        <w:t>Pilot</w:t>
-      </w:r>
-      <w:r>
-        <w:t xml:space="preserve"> – the Pilot then responds “</w:t>
-      </w:r>
-      <w:r>
-        <w:rPr>
-          <w:b/>
-          <w:bCs/>
-        </w:rPr>
-        <w:t>Manual!</w:t>
-      </w:r>
-      <w:r>
-        <w:t xml:space="preserve">” to verify the ROV is in ready to retrieve (pulling the ROV out of the water in Stabilize or Depth Hold will result in the thrusters continuing to fire </w:t>
-      </w:r>
-      <w:r>
-        <w:t xml:space="preserve">in and attempt to minimize ROV movement, i.e., </w:t>
-      </w:r>
-      <w:r>
-        <w:t>you will get wet as the ROV is pulled out of the water</w:t>
-      </w:r>
-      <w:r>
-        <w:t>)</w:t>
-      </w:r>
-      <w:r>
-        <w:t>.</w:t>
-      </w:r>
-      <w:r>
-        <w:t xml:space="preserve"> </w:t>
-      </w:r>
-    </w:p>
-    <w:p>
-      <w:pPr>
-        <w:pStyle w:val="NoSpacing"/>
-        <w:numPr>
-          <w:ilvl w:val="0"/>
-          <w:numId w:val="24"/>
-        </w:numPr>
-      </w:pPr>
-      <w:r>
-        <w:rPr>
-          <w:i/>
-          <w:iCs/>
-        </w:rPr>
-        <w:t>Copilot</w:t>
-      </w:r>
-      <w:r>
-        <w:t xml:space="preserve"> lifts ROV out of </w:t>
-      </w:r>
-      <w:r>
-        <w:t xml:space="preserve">the </w:t>
-      </w:r>
-      <w:r>
-        <w:t>water</w:t>
-      </w:r>
-      <w:r>
-        <w:t>.</w:t>
-      </w:r>
-    </w:p>
-    <w:p>
-      <w:pPr>
-        <w:pStyle w:val="NoSpacing"/>
-        <w:numPr>
-          <w:ilvl w:val="0"/>
-          <w:numId w:val="24"/>
-        </w:numPr>
-      </w:pPr>
-      <w:r>
-        <w:rPr>
-          <w:i/>
-          <w:iCs/>
-        </w:rPr>
-        <w:t>Pilot</w:t>
-      </w:r>
-      <w:r>
-        <w:t xml:space="preserve"> </w:t>
-      </w:r>
-      <w:r>
-        <w:t>Disarms</w:t>
-      </w:r>
-      <w:r>
-        <w:t xml:space="preserve"> vehicle and raises ramp. </w:t>
-      </w:r>
-    </w:p>
-    <w:p>
-      <w:pPr>
-        <w:pStyle w:val="NoSpacing"/>
-        <w:numPr>
-          <w:ilvl w:val="0"/>
-          <w:numId w:val="24"/>
-        </w:numPr>
-      </w:pPr>
-      <w:r>
-        <w:rPr>
-          <w:i/>
-          <w:iCs/>
-        </w:rPr>
-        <w:t>Pilot</w:t>
-      </w:r>
-      <w:r>
-        <w:t xml:space="preserve"> spools up and clears tether</w:t>
-      </w:r>
-      <w:r>
-        <w:t>.</w:t>
-      </w:r>
-    </w:p>
-    <w:p>
-      <w:pPr>
-        <w:pStyle w:val="NoSpacing"/>
-        <w:ind w:left="360"/>
-      </w:pPr>
-    </w:p>
-    <w:p>
-      <w:pPr>
-        <w:pStyle w:val="NoSpacing"/>
+        <w:t>Retrieve</w:t>
+      </w:r>
+      <w:proofErr w:type="gramEnd"/>
+      <w:r>
         <w:rPr>
           <w:b/>
           <w:bCs/>
           <w:color w:val="0070C0"/>
         </w:rPr>
-      </w:pPr>
-      <w:r>
+        <w:t xml:space="preserve"> ROV</w:t>
+      </w:r>
+    </w:p>
+    <w:p>
+      <w:pPr>
+        <w:pStyle w:val="NoSpacing"/>
+        <w:numPr>
+          <w:ilvl w:val="0"/>
+          <w:numId w:val="24"/>
+        </w:numPr>
+      </w:pPr>
+      <w:r>
+        <w:rPr>
+          <w:i/>
+          <w:iCs/>
+        </w:rPr>
+        <w:t>Pilot</w:t>
+      </w:r>
+      <w:r>
+        <w:t xml:space="preserve"> has the ROV on the surface and is ready to land</w:t>
+      </w:r>
+      <w:r>
+        <w:t>.</w:t>
+      </w:r>
+    </w:p>
+    <w:p>
+      <w:pPr>
+        <w:pStyle w:val="NoSpacing"/>
+        <w:numPr>
+          <w:ilvl w:val="0"/>
+          <w:numId w:val="24"/>
+        </w:numPr>
+      </w:pPr>
+      <w:r>
+        <w:rPr>
+          <w:i/>
+          <w:iCs/>
+        </w:rPr>
+        <w:t>Copilot</w:t>
+      </w:r>
+      <w:r>
+        <w:t xml:space="preserve"> verifies ramp power, </w:t>
+      </w:r>
+      <w:r>
+        <w:t xml:space="preserve">grabs PFD, </w:t>
+      </w:r>
+      <w:r>
+        <w:t xml:space="preserve">lowers ramp to </w:t>
+      </w:r>
+      <w:r>
+        <w:t xml:space="preserve">just </w:t>
+      </w:r>
+      <w:r>
+        <w:t>above water level, unlocks gate</w:t>
+      </w:r>
+      <w:r>
+        <w:t>,</w:t>
+      </w:r>
+      <w:r>
+        <w:t xml:space="preserve"> and heads out to the end of the ramp. </w:t>
+      </w:r>
+    </w:p>
+    <w:p>
+      <w:pPr>
+        <w:pStyle w:val="NoSpacing"/>
+        <w:numPr>
+          <w:ilvl w:val="0"/>
+          <w:numId w:val="24"/>
+        </w:numPr>
+      </w:pPr>
+      <w:r>
+        <w:rPr>
+          <w:i/>
+          <w:iCs/>
+        </w:rPr>
+        <w:t>Pilot</w:t>
+      </w:r>
+      <w:r>
+        <w:t xml:space="preserve"> approaches ramp, switches to </w:t>
+      </w:r>
+      <w:r>
+        <w:rPr>
+          <w:b/>
+          <w:bCs/>
+        </w:rPr>
+        <w:t>Manual</w:t>
+      </w:r>
+      <w:r>
+        <w:t>, makes final approach, side turn for easy removal</w:t>
+      </w:r>
+      <w:r>
+        <w:t>.</w:t>
+      </w:r>
+    </w:p>
+    <w:p>
+      <w:pPr>
+        <w:pStyle w:val="NoSpacing"/>
+        <w:numPr>
+          <w:ilvl w:val="0"/>
+          <w:numId w:val="24"/>
+        </w:numPr>
+      </w:pPr>
+      <w:r>
+        <w:rPr>
+          <w:i/>
+          <w:iCs/>
+        </w:rPr>
+        <w:t>Copilot</w:t>
+      </w:r>
+      <w:r>
+        <w:rPr>
+          <w:i/>
+          <w:iCs/>
+        </w:rPr>
+        <w:t xml:space="preserve">, </w:t>
+      </w:r>
+      <w:r>
+        <w:t>with one hand on rail, puts the other hand on the ROV and issues a verbal “</w:t>
+      </w:r>
+      <w:r>
+        <w:rPr>
+          <w:b/>
+          <w:bCs/>
+        </w:rPr>
+        <w:t>Got it!</w:t>
+      </w:r>
+      <w:r>
+        <w:t xml:space="preserve">” to the </w:t>
+      </w:r>
+      <w:r>
+        <w:rPr>
+          <w:i/>
+          <w:iCs/>
+        </w:rPr>
+        <w:t>Pilot</w:t>
+      </w:r>
+      <w:r>
+        <w:t xml:space="preserve"> – the Pilot then responds “</w:t>
+      </w:r>
+      <w:r>
+        <w:rPr>
+          <w:b/>
+          <w:bCs/>
+        </w:rPr>
+        <w:t>Manual!</w:t>
+      </w:r>
+      <w:r>
+        <w:t xml:space="preserve">” to verify the ROV is in ready to retrieve (pulling the ROV out of the water in Stabilize or Depth Hold will result in the thrusters continuing to fire </w:t>
+      </w:r>
+      <w:r>
+        <w:t xml:space="preserve">in an attempt to minimize ROV movement, i.e., </w:t>
+      </w:r>
+      <w:r>
+        <w:t>you will get wet as the ROV is pulled out of the water</w:t>
+      </w:r>
+      <w:r>
+        <w:t>)</w:t>
+      </w:r>
+      <w:r>
+        <w:t>.</w:t>
+      </w:r>
+      <w:r>
+        <w:t xml:space="preserve"> </w:t>
+      </w:r>
+    </w:p>
+    <w:p>
+      <w:pPr>
+        <w:pStyle w:val="NoSpacing"/>
+        <w:numPr>
+          <w:ilvl w:val="0"/>
+          <w:numId w:val="24"/>
+        </w:numPr>
+      </w:pPr>
+      <w:r>
+        <w:rPr>
+          <w:i/>
+          <w:iCs/>
+        </w:rPr>
+        <w:t>Copilot</w:t>
+      </w:r>
+      <w:r>
+        <w:t xml:space="preserve"> lifts ROV out of </w:t>
+      </w:r>
+      <w:r>
+        <w:t xml:space="preserve">the </w:t>
+      </w:r>
+      <w:r>
+        <w:t>water</w:t>
+      </w:r>
+      <w:r>
+        <w:t>.</w:t>
+      </w:r>
+    </w:p>
+    <w:p>
+      <w:pPr>
+        <w:pStyle w:val="NoSpacing"/>
+        <w:numPr>
+          <w:ilvl w:val="0"/>
+          <w:numId w:val="24"/>
+        </w:numPr>
+      </w:pPr>
+      <w:r>
+        <w:rPr>
+          <w:i/>
+          <w:iCs/>
+        </w:rPr>
+        <w:t>Pilot</w:t>
+      </w:r>
+      <w:r>
+        <w:t xml:space="preserve"> </w:t>
+      </w:r>
+      <w:r>
+        <w:t>Disarms</w:t>
+      </w:r>
+      <w:r>
+        <w:t xml:space="preserve"> vehicle and raises ramp. </w:t>
+      </w:r>
+    </w:p>
+    <w:p>
+      <w:pPr>
+        <w:pStyle w:val="NoSpacing"/>
+        <w:numPr>
+          <w:ilvl w:val="0"/>
+          <w:numId w:val="24"/>
+        </w:numPr>
+      </w:pPr>
+      <w:r>
+        <w:rPr>
+          <w:i/>
+          <w:iCs/>
+        </w:rPr>
+        <w:t>Pilot</w:t>
+      </w:r>
+      <w:r>
+        <w:t xml:space="preserve"> spools up and clears tether</w:t>
+      </w:r>
+      <w:r>
+        <w:t>.</w:t>
+      </w:r>
+    </w:p>
+    <w:p>
+      <w:pPr>
+        <w:pStyle w:val="NoSpacing"/>
+        <w:ind w:left="360"/>
+      </w:pPr>
+    </w:p>
+    <w:p>
+      <w:pPr>
+        <w:pStyle w:val="NoSpacing"/>
         <w:rPr>
           <w:b/>
           <w:bCs/>
           <w:color w:val="0070C0"/>
         </w:rPr>
-        <w:t>Post-flight care</w:t>
-      </w:r>
-    </w:p>
-    <w:p>
-      <w:pPr>
-        <w:pStyle w:val="NoSpacing"/>
-        <w:numPr>
-          <w:ilvl w:val="0"/>
-          <w:numId w:val="25"/>
-        </w:numPr>
-        <w:rPr>
-          <w:color w:val="000000" w:themeColor="text1"/>
-        </w:rPr>
-      </w:pPr>
-      <w:r>
-        <w:rPr>
-          <w:color w:val="000000" w:themeColor="text1"/>
-        </w:rPr>
-        <w:t>Take the ROV and tether to the back of Pier 59 and spray thoroughly with freshwater from the hose</w:t>
-      </w:r>
-      <w:r>
-        <w:rPr>
-          <w:color w:val="000000" w:themeColor="text1"/>
-        </w:rPr>
-        <w:t>.</w:t>
-      </w:r>
-    </w:p>
-    <w:p>
-      <w:pPr>
-        <w:pStyle w:val="NoSpacing"/>
-        <w:numPr>
-          <w:ilvl w:val="0"/>
-          <w:numId w:val="25"/>
-        </w:numPr>
-        <w:rPr>
-          <w:color w:val="000000" w:themeColor="text1"/>
-        </w:rPr>
-      </w:pPr>
-      <w:r>
-        <w:rPr>
-          <w:color w:val="000000" w:themeColor="text1"/>
-        </w:rPr>
-        <w:t>Focus particularly on thrusters, areas with wire connections, and any exposed metal</w:t>
-      </w:r>
-      <w:r>
-        <w:rPr>
-          <w:color w:val="000000" w:themeColor="text1"/>
-        </w:rPr>
-        <w:t xml:space="preserve">. </w:t>
-      </w:r>
-    </w:p>
-    <w:p>
-      <w:pPr>
-        <w:pStyle w:val="NoSpacing"/>
-        <w:numPr>
-          <w:ilvl w:val="0"/>
-          <w:numId w:val="25"/>
-        </w:numPr>
-        <w:rPr>
-          <w:color w:val="000000" w:themeColor="text1"/>
-        </w:rPr>
-      </w:pPr>
-      <w:r>
-        <w:rPr>
-          <w:color w:val="000000" w:themeColor="text1"/>
-        </w:rPr>
-        <w:t>Once ROV has been rinsed, remove vent plug from battery enclosure and disconnect battery</w:t>
-      </w:r>
-    </w:p>
-    <w:p>
-      <w:pPr>
-        <w:pStyle w:val="NoSpacing"/>
-        <w:numPr>
-          <w:ilvl w:val="0"/>
-          <w:numId w:val="25"/>
-        </w:numPr>
-        <w:rPr>
-          <w:color w:val="000000" w:themeColor="text1"/>
-        </w:rPr>
-      </w:pPr>
-      <w:r>
-        <w:rPr>
-          <w:color w:val="000000" w:themeColor="text1"/>
-        </w:rPr>
-        <w:t>R</w:t>
-      </w:r>
-      <w:r>
-        <w:rPr>
-          <w:color w:val="000000" w:themeColor="text1"/>
-        </w:rPr>
-        <w:t>eattach battery enclosure panel</w:t>
-      </w:r>
-      <w:r>
-        <w:rPr>
-          <w:color w:val="000000" w:themeColor="text1"/>
-        </w:rPr>
-        <w:t xml:space="preserve">. </w:t>
-      </w:r>
-      <w:r>
-        <w:rPr>
-          <w:color w:val="000000" w:themeColor="text1"/>
-        </w:rPr>
-        <w:t xml:space="preserve">Notice that the back panel requires a specific configuration to be reattached properly—the </w:t>
-      </w:r>
-      <w:r>
-        <w:rPr>
-          <w:color w:val="000000" w:themeColor="text1"/>
-        </w:rPr>
-        <w:t>rim has a notch that must interlock with the cutout portion of the enclosure tube</w:t>
-      </w:r>
-      <w:r>
-        <w:rPr>
-          <w:color w:val="000000" w:themeColor="text1"/>
-        </w:rPr>
-        <w:t xml:space="preserve">. </w:t>
-      </w:r>
-    </w:p>
-    <w:p>
-      <w:pPr>
-        <w:pStyle w:val="NoSpacing"/>
-        <w:numPr>
-          <w:ilvl w:val="0"/>
-          <w:numId w:val="25"/>
-        </w:numPr>
-        <w:rPr>
-          <w:color w:val="000000" w:themeColor="text1"/>
-        </w:rPr>
-      </w:pPr>
-      <w:r>
-        <w:rPr>
-          <w:color w:val="000000" w:themeColor="text1"/>
-        </w:rPr>
-        <w:t xml:space="preserve">Replace vent plug. </w:t>
-      </w:r>
-    </w:p>
-    <w:p>
-      <w:pPr>
-        <w:pStyle w:val="NoSpacing"/>
-        <w:numPr>
-          <w:ilvl w:val="0"/>
-          <w:numId w:val="25"/>
-        </w:numPr>
-        <w:rPr>
-          <w:color w:val="000000" w:themeColor="text1"/>
-        </w:rPr>
-      </w:pPr>
-      <w:r>
-        <w:rPr>
-          <w:color w:val="000000" w:themeColor="text1"/>
-        </w:rPr>
-        <w:t>Stow ROV and tether in</w:t>
-      </w:r>
-      <w:r>
-        <w:rPr>
-          <w:color w:val="000000" w:themeColor="text1"/>
-        </w:rPr>
-        <w:t xml:space="preserve"> the</w:t>
-      </w:r>
-      <w:r>
-        <w:rPr>
-          <w:color w:val="000000" w:themeColor="text1"/>
-        </w:rPr>
-        <w:t xml:space="preserve"> cart and wheel to </w:t>
-      </w:r>
-      <w:r>
-        <w:rPr>
-          <w:color w:val="000000" w:themeColor="text1"/>
-        </w:rPr>
-        <w:t>old PCR habitats in shark holding</w:t>
-      </w:r>
-      <w:r>
-        <w:rPr>
-          <w:color w:val="000000" w:themeColor="text1"/>
-        </w:rPr>
-        <w:t>.</w:t>
-      </w:r>
-    </w:p>
-    <w:p>
-      <w:pPr>
-        <w:pStyle w:val="NoSpacing"/>
-        <w:rPr>
-          <w:color w:val="000000" w:themeColor="text1"/>
-        </w:rPr>
-      </w:pPr>
-    </w:p>
-    <w:p>
-      <w:pPr>
-        <w:pStyle w:val="NoSpacing"/>
+      </w:pPr>
+      <w:r>
         <w:rPr>
           <w:b/>
           <w:bCs/>
           <w:color w:val="0070C0"/>
         </w:rPr>
-      </w:pPr>
-      <w:r>
+        <w:t>Post-flight care</w:t>
+      </w:r>
+    </w:p>
+    <w:p>
+      <w:pPr>
+        <w:pStyle w:val="NoSpacing"/>
+        <w:numPr>
+          <w:ilvl w:val="0"/>
+          <w:numId w:val="25"/>
+        </w:numPr>
+        <w:rPr>
+          <w:color w:val="000000" w:themeColor="text1"/>
+        </w:rPr>
+      </w:pPr>
+      <w:r>
+        <w:rPr>
+          <w:color w:val="000000" w:themeColor="text1"/>
+        </w:rPr>
+        <w:t>Take the ROV and tether to the back of Pier 59 and spray thoroughly with freshwater from the hose</w:t>
+      </w:r>
+      <w:r>
+        <w:rPr>
+          <w:color w:val="000000" w:themeColor="text1"/>
+        </w:rPr>
+        <w:t>.</w:t>
+      </w:r>
+    </w:p>
+    <w:p>
+      <w:pPr>
+        <w:pStyle w:val="NoSpacing"/>
+        <w:numPr>
+          <w:ilvl w:val="1"/>
+          <w:numId w:val="25"/>
+        </w:numPr>
+        <w:rPr>
+          <w:color w:val="000000" w:themeColor="text1"/>
+        </w:rPr>
+      </w:pPr>
+      <w:r>
+        <w:rPr>
+          <w:color w:val="000000" w:themeColor="text1"/>
+        </w:rPr>
+        <w:t>Focus particularly on thrusters, areas with wire connections, and any exposed metal</w:t>
+      </w:r>
+      <w:r>
+        <w:rPr>
+          <w:color w:val="000000" w:themeColor="text1"/>
+        </w:rPr>
+        <w:t xml:space="preserve">. </w:t>
+      </w:r>
+    </w:p>
+    <w:p>
+      <w:pPr>
+        <w:pStyle w:val="NoSpacing"/>
+        <w:numPr>
+          <w:ilvl w:val="0"/>
+          <w:numId w:val="25"/>
+        </w:numPr>
+        <w:rPr>
+          <w:color w:val="000000" w:themeColor="text1"/>
+        </w:rPr>
+      </w:pPr>
+      <w:r>
+        <w:rPr>
+          <w:color w:val="000000" w:themeColor="text1"/>
+        </w:rPr>
+        <w:t>Once ROV has been rinsed, remove vent plug from battery enclosure and disconnect battery</w:t>
+      </w:r>
+    </w:p>
+    <w:p>
+      <w:pPr>
+        <w:pStyle w:val="NoSpacing"/>
+        <w:numPr>
+          <w:ilvl w:val="0"/>
+          <w:numId w:val="25"/>
+        </w:numPr>
+        <w:rPr>
+          <w:color w:val="000000" w:themeColor="text1"/>
+        </w:rPr>
+      </w:pPr>
+      <w:r>
+        <w:rPr>
+          <w:color w:val="000000" w:themeColor="text1"/>
+        </w:rPr>
+        <w:t>R</w:t>
+      </w:r>
+      <w:r>
+        <w:rPr>
+          <w:color w:val="000000" w:themeColor="text1"/>
+        </w:rPr>
+        <w:t>eattach battery enclosure panel</w:t>
+      </w:r>
+      <w:r>
+        <w:rPr>
+          <w:color w:val="000000" w:themeColor="text1"/>
+        </w:rPr>
+        <w:t xml:space="preserve">. </w:t>
+      </w:r>
+    </w:p>
+    <w:p>
+      <w:pPr>
+        <w:pStyle w:val="NoSpacing"/>
+        <w:numPr>
+          <w:ilvl w:val="0"/>
+          <w:numId w:val="25"/>
+        </w:numPr>
+        <w:rPr>
+          <w:color w:val="000000" w:themeColor="text1"/>
+        </w:rPr>
+      </w:pPr>
+      <w:r>
+        <w:rPr>
+          <w:color w:val="000000" w:themeColor="text1"/>
+        </w:rPr>
+        <w:t>Replace vent plug.</w:t>
+      </w:r>
+    </w:p>
+    <w:p>
+      <w:pPr>
+        <w:pStyle w:val="NoSpacing"/>
+        <w:numPr>
+          <w:ilvl w:val="0"/>
+          <w:numId w:val="25"/>
+        </w:numPr>
+        <w:rPr>
+          <w:color w:val="000000" w:themeColor="text1"/>
+        </w:rPr>
+      </w:pPr>
+      <w:r>
+        <w:rPr>
+          <w:color w:val="000000" w:themeColor="text1"/>
+        </w:rPr>
+        <w:t>Stow ROV and tether in</w:t>
+      </w:r>
+      <w:r>
+        <w:rPr>
+          <w:color w:val="000000" w:themeColor="text1"/>
+        </w:rPr>
+        <w:t xml:space="preserve"> the</w:t>
+      </w:r>
+      <w:r>
+        <w:rPr>
+          <w:color w:val="000000" w:themeColor="text1"/>
+        </w:rPr>
+        <w:t xml:space="preserve"> cart and wheel to </w:t>
+      </w:r>
+      <w:r>
+        <w:rPr>
+          <w:color w:val="000000" w:themeColor="text1"/>
+        </w:rPr>
+        <w:t>old PCR habitats in shark holding</w:t>
+      </w:r>
+      <w:r>
+        <w:rPr>
+          <w:color w:val="000000" w:themeColor="text1"/>
+        </w:rPr>
+        <w:t>.</w:t>
+      </w:r>
+    </w:p>
+    <w:p>
+      <w:pPr>
+        <w:pStyle w:val="NoSpacing"/>
+        <w:rPr>
+          <w:color w:val="000000" w:themeColor="text1"/>
+        </w:rPr>
+      </w:pPr>
+    </w:p>
+    <w:p>
+      <w:pPr>
+        <w:pStyle w:val="NoSpacing"/>
         <w:rPr>
           <w:b/>
           <w:bCs/>
           <w:color w:val="0070C0"/>
         </w:rPr>
-        <w:t>Miscellaneous</w:t>
-      </w:r>
-    </w:p>
-    <w:p>
-      <w:pPr>
-        <w:pStyle w:val="NoSpacing"/>
-        <w:numPr>
-          <w:ilvl w:val="0"/>
-          <w:numId w:val="26"/>
-        </w:numPr>
-        <w:rPr>
-          <w:color w:val="000000" w:themeColor="text1"/>
-        </w:rPr>
-      </w:pPr>
-      <w:r>
-        <w:rPr>
-          <w:color w:val="000000" w:themeColor="text1"/>
-        </w:rPr>
-        <w:t>Don’t leave the ROV electronics enclosure exposed to direct sunlight for too long as UV can turn the acrylic opaque</w:t>
-      </w:r>
-      <w:r>
-        <w:rPr>
-          <w:color w:val="000000" w:themeColor="text1"/>
-        </w:rPr>
-        <w:t>—place a towel over top on sunny days during standby</w:t>
-      </w:r>
-      <w:r>
-        <w:rPr>
-          <w:color w:val="000000" w:themeColor="text1"/>
-        </w:rPr>
-        <w:t xml:space="preserve"> (give the ROV a hat!). </w:t>
-      </w:r>
-    </w:p>
-    <w:p>
-      <w:pPr>
-        <w:pStyle w:val="NoSpacing"/>
-        <w:numPr>
-          <w:ilvl w:val="0"/>
-          <w:numId w:val="26"/>
-        </w:numPr>
-        <w:rPr>
-          <w:color w:val="000000" w:themeColor="text1"/>
-        </w:rPr>
-      </w:pPr>
-      <w:r>
-        <w:rPr>
-          <w:color w:val="000000" w:themeColor="text1"/>
-        </w:rPr>
-        <w:lastRenderedPageBreak/>
-        <w:t>Avoid hard landings both on land and in the water to avoid degrading the payload skid (don’t drop the ROV!)</w:t>
-      </w:r>
-    </w:p>
-    <w:p>
-      <w:pPr>
-        <w:pStyle w:val="NoSpacing"/>
-        <w:rPr>
-          <w:color w:val="000000" w:themeColor="text1"/>
-        </w:rPr>
-      </w:pPr>
-    </w:p>
-    <w:p>
-      <w:pPr>
-        <w:pStyle w:val="NoSpacing"/>
-        <w:rPr>
-          <w:color w:val="000000" w:themeColor="text1"/>
-        </w:rPr>
       </w:pPr>
       <w:r>
         <w:rPr>
@@ -2882,6 +2944,97 @@
           <w:bCs/>
           <w:color w:val="0070C0"/>
         </w:rPr>
+        <w:t>Miscellaneous</w:t>
+      </w:r>
+    </w:p>
+    <w:p>
+      <w:pPr>
+        <w:pStyle w:val="NoSpacing"/>
+        <w:numPr>
+          <w:ilvl w:val="0"/>
+          <w:numId w:val="26"/>
+        </w:numPr>
+        <w:rPr>
+          <w:color w:val="000000" w:themeColor="text1"/>
+        </w:rPr>
+      </w:pPr>
+      <w:r>
+        <w:rPr>
+          <w:color w:val="000000" w:themeColor="text1"/>
+        </w:rPr>
+        <w:lastRenderedPageBreak/>
+        <w:t>Don’t leave the ROV electronics enclosure exposed to direct sunlight for too long as UV can turn the acrylic opaque</w:t>
+      </w:r>
+      <w:r>
+        <w:rPr>
+          <w:color w:val="000000" w:themeColor="text1"/>
+        </w:rPr>
+        <w:t>—place a towel over top on sunny days during standby</w:t>
+      </w:r>
+      <w:r>
+        <w:rPr>
+          <w:color w:val="000000" w:themeColor="text1"/>
+        </w:rPr>
+        <w:t xml:space="preserve"> (give the ROV a hat!).</w:t>
+      </w:r>
+    </w:p>
+    <w:p>
+      <w:pPr>
+        <w:pStyle w:val="NoSpacing"/>
+        <w:numPr>
+          <w:ilvl w:val="0"/>
+          <w:numId w:val="26"/>
+        </w:numPr>
+        <w:rPr>
+          <w:color w:val="000000" w:themeColor="text1"/>
+        </w:rPr>
+      </w:pPr>
+      <w:r>
+        <w:rPr>
+          <w:color w:val="000000" w:themeColor="text1"/>
+        </w:rPr>
+        <w:t xml:space="preserve">Whenever you need a better angle to perform work on the ROV (e.g., when removing/attaching the battery), avoid supporting the full weight of the ROV on its “nose,” any wires, or other small points of contact. </w:t>
+      </w:r>
+    </w:p>
+    <w:p>
+      <w:pPr>
+        <w:pStyle w:val="NoSpacing"/>
+        <w:numPr>
+          <w:ilvl w:val="0"/>
+          <w:numId w:val="26"/>
+        </w:numPr>
+        <w:rPr>
+          <w:color w:val="000000" w:themeColor="text1"/>
+        </w:rPr>
+      </w:pPr>
+      <w:r>
+        <w:rPr>
+          <w:color w:val="000000" w:themeColor="text1"/>
+        </w:rPr>
+        <w:t>Avoid hard landings both on land and in the water to avoid degrading the payload skid (don’t drop the ROV!)</w:t>
+      </w:r>
+    </w:p>
+    <w:p>
+      <w:pPr>
+        <w:pStyle w:val="NoSpacing"/>
+        <w:rPr>
+          <w:color w:val="000000" w:themeColor="text1"/>
+        </w:rPr>
+      </w:pPr>
+    </w:p>
+    <w:p>
+      <w:pPr>
+        <w:pStyle w:val="NoSpacing"/>
+        <w:rPr>
+          <w:color w:val="000000" w:themeColor="text1"/>
+        </w:rPr>
+      </w:pPr>
+      <w:r>
+        <w:rPr>
+          <w:b/>
+          <w:bCs/>
+          <w:color w:val="0070C0"/>
+        </w:rPr>
         <w:t>Troubleshooting</w:t>
       </w:r>
     </w:p>
@@ -2924,7 +3077,21 @@
         <w:rPr>
           <w:color w:val="000000" w:themeColor="text1"/>
         </w:rPr>
-        <w:t>In BlueOS, click the power icon at the bottom of the left panel</w:t>
+        <w:t xml:space="preserve">In </w:t>
+      </w:r>
+      <w:proofErr w:type="spellStart"/>
+      <w:r>
+        <w:rPr>
+          <w:color w:val="000000" w:themeColor="text1"/>
+        </w:rPr>
+        <w:t>BlueOS</w:t>
+      </w:r>
+      <w:proofErr w:type="spellEnd"/>
+      <w:r>
+        <w:rPr>
+          <w:color w:val="000000" w:themeColor="text1"/>
+        </w:rPr>
+        <w:t>, click the power icon at the bottom of the left panel</w:t>
       </w:r>
     </w:p>
     <w:p>
@@ -2984,7 +3151,37 @@
         <w:rPr>
           <w:color w:val="000000" w:themeColor="text1"/>
         </w:rPr>
-        <w:t xml:space="preserve">You can also shutdown the ROV via BlueOS, unplug the battery, wait a minute, and re-plug the battery. This is a full restart. </w:t>
+        <w:t xml:space="preserve">You can also </w:t>
+      </w:r>
+      <w:proofErr w:type="spellStart"/>
+      <w:proofErr w:type="gramStart"/>
+      <w:r>
+        <w:rPr>
+          <w:color w:val="000000" w:themeColor="text1"/>
+        </w:rPr>
+        <w:t>shutdown</w:t>
+      </w:r>
+      <w:proofErr w:type="spellEnd"/>
+      <w:proofErr w:type="gramEnd"/>
+      <w:r>
+        <w:rPr>
+          <w:color w:val="000000" w:themeColor="text1"/>
+        </w:rPr>
+        <w:t xml:space="preserve"> the ROV via </w:t>
+      </w:r>
+      <w:proofErr w:type="spellStart"/>
+      <w:r>
+        <w:rPr>
+          <w:color w:val="000000" w:themeColor="text1"/>
+        </w:rPr>
+        <w:t>BlueOS</w:t>
+      </w:r>
+      <w:proofErr w:type="spellEnd"/>
+      <w:r>
+        <w:rPr>
+          <w:color w:val="000000" w:themeColor="text1"/>
+        </w:rPr>
+        <w:t xml:space="preserve">, unplug the battery, wait a minute, and re-plug the battery. This is a full restart. </w:t>
       </w:r>
     </w:p>
     <w:p>
@@ -3020,8 +3217,16 @@
         <w:rPr>
           <w:color w:val="000000" w:themeColor="text1"/>
         </w:rPr>
-        <w:t>Unable to open BlueOS</w:t>
-      </w:r>
+        <w:t xml:space="preserve">Unable to open </w:t>
+      </w:r>
+      <w:proofErr w:type="spellStart"/>
+      <w:r>
+        <w:rPr>
+          <w:color w:val="000000" w:themeColor="text1"/>
+        </w:rPr>
+        <w:t>BlueOS</w:t>
+      </w:r>
+      <w:proofErr w:type="spellEnd"/>
     </w:p>
     <w:p>
       <w:pPr>
@@ -3038,8 +3243,16 @@
         <w:rPr>
           <w:color w:val="000000" w:themeColor="text1"/>
         </w:rPr>
-        <w:t>Close the browser with BlueOS</w:t>
-      </w:r>
+        <w:t xml:space="preserve">Close the browser with </w:t>
+      </w:r>
+      <w:proofErr w:type="spellStart"/>
+      <w:r>
+        <w:rPr>
+          <w:color w:val="000000" w:themeColor="text1"/>
+        </w:rPr>
+        <w:t>BlueOS</w:t>
+      </w:r>
+      <w:proofErr w:type="spellEnd"/>
     </w:p>
     <w:p>
       <w:pPr>
@@ -3074,8 +3287,16 @@
         <w:rPr>
           <w:color w:val="000000" w:themeColor="text1"/>
         </w:rPr>
-        <w:t>Reopen BlueOS</w:t>
-      </w:r>
+        <w:t xml:space="preserve">Reopen </w:t>
+      </w:r>
+      <w:proofErr w:type="spellStart"/>
+      <w:r>
+        <w:rPr>
+          <w:color w:val="000000" w:themeColor="text1"/>
+        </w:rPr>
+        <w:t>BlueOS</w:t>
+      </w:r>
+      <w:proofErr w:type="spellEnd"/>
     </w:p>
     <w:p>
       <w:pPr>
@@ -3116,7 +3337,21 @@
         <w:rPr>
           <w:color w:val="000000" w:themeColor="text1"/>
         </w:rPr>
-        <w:t>nplug and replug into laptop</w:t>
+        <w:t xml:space="preserve">nplug and </w:t>
+      </w:r>
+      <w:proofErr w:type="spellStart"/>
+      <w:r>
+        <w:rPr>
+          <w:color w:val="000000" w:themeColor="text1"/>
+        </w:rPr>
+        <w:t>replug</w:t>
+      </w:r>
+      <w:proofErr w:type="spellEnd"/>
+      <w:r>
+        <w:rPr>
+          <w:color w:val="000000" w:themeColor="text1"/>
+        </w:rPr>
+        <w:t xml:space="preserve"> into laptop</w:t>
       </w:r>
     </w:p>
     <w:p>
@@ -3255,7 +3490,7 @@
   <w:abstractNum w:abstractNumId="1" w15:restartNumberingAfterBreak="0">
     <w:nsid w:val="045E3A08"/>
     <w:multiLevelType w:val="hybridMultilevel"/>
-    <w:tmpl w:val="34981570"/>
+    <w:tmpl w:val="8C681458"/>
     <w:lvl w:ilvl="0" w:tplc="04090001">
       <w:start w:val="1"/>
       <w:numFmt w:val="bullet"/>
@@ -3268,14 +3503,17 @@
         <w:rFonts w:ascii="Symbol" w:hAnsi="Symbol" w:hint="default"/>
       </w:rPr>
     </w:lvl>
-    <w:lvl w:ilvl="1" w:tplc="FFFFFFFF">
-      <w:start w:val="1"/>
-      <w:numFmt w:val="lowerLetter"/>
-      <w:lvlText w:val="%2."/>
+    <w:lvl w:ilvl="1" w:tplc="04090003">
+      <w:start w:val="1"/>
+      <w:numFmt w:val="bullet"/>
+      <w:lvlText w:val="o"/>
       <w:lvlJc w:val="left"/>
       <w:pPr>
         <w:ind w:left="1440" w:hanging="360"/>
       </w:pPr>
+      <w:rPr>
+        <w:rFonts w:ascii="Courier New" w:hAnsi="Courier New" w:cs="Courier New" w:hint="default"/>
+      </w:rPr>
     </w:lvl>
     <w:lvl w:ilvl="2" w:tplc="FFFFFFFF" w:tentative="1">
       <w:start w:val="1"/>
@@ -3544,18 +3782,227 @@
     </w:lvl>
   </w:abstractNum>
   <w:abstractNum w:abstractNumId="4" w15:restartNumberingAfterBreak="0">
+    <w:nsid w:val="0A440C17"/>
+    <w:multiLevelType w:val="hybridMultilevel"/>
+    <w:tmpl w:val="50D0BA2E"/>
+    <w:lvl w:ilvl="0" w:tplc="FFFFFFFF">
+      <w:start w:val="1"/>
+      <w:numFmt w:val="bullet"/>
+      <w:lvlText w:val=""/>
+      <w:lvlJc w:val="left"/>
+      <w:pPr>
+        <w:ind w:left="720" w:hanging="360"/>
+      </w:pPr>
+      <w:rPr>
+        <w:rFonts w:ascii="Symbol" w:hAnsi="Symbol" w:hint="default"/>
+      </w:rPr>
+    </w:lvl>
+    <w:lvl w:ilvl="1" w:tplc="FFFFFFFF">
+      <w:start w:val="1"/>
+      <w:numFmt w:val="bullet"/>
+      <w:lvlText w:val="o"/>
+      <w:lvlJc w:val="left"/>
+      <w:pPr>
+        <w:ind w:left="1440" w:hanging="360"/>
+      </w:pPr>
+      <w:rPr>
+        <w:rFonts w:ascii="Courier New" w:hAnsi="Courier New" w:cs="Courier New" w:hint="default"/>
+      </w:rPr>
+    </w:lvl>
+    <w:lvl w:ilvl="2" w:tplc="04090001">
+      <w:start w:val="1"/>
+      <w:numFmt w:val="bullet"/>
+      <w:lvlText w:val=""/>
+      <w:lvlJc w:val="left"/>
+      <w:pPr>
+        <w:ind w:left="2340" w:hanging="360"/>
+      </w:pPr>
+      <w:rPr>
+        <w:rFonts w:ascii="Symbol" w:hAnsi="Symbol" w:hint="default"/>
+      </w:rPr>
+    </w:lvl>
+    <w:lvl w:ilvl="3" w:tplc="FFFFFFFF" w:tentative="1">
+      <w:start w:val="1"/>
+      <w:numFmt w:val="decimal"/>
+      <w:lvlText w:val="%4."/>
+      <w:lvlJc w:val="left"/>
+      <w:pPr>
+        <w:ind w:left="2880" w:hanging="360"/>
+      </w:pPr>
+    </w:lvl>
+    <w:lvl w:ilvl="4" w:tplc="FFFFFFFF" w:tentative="1">
+      <w:start w:val="1"/>
+      <w:numFmt w:val="lowerLetter"/>
+      <w:lvlText w:val="%5."/>
+      <w:lvlJc w:val="left"/>
+      <w:pPr>
+        <w:ind w:left="3600" w:hanging="360"/>
+      </w:pPr>
+    </w:lvl>
+    <w:lvl w:ilvl="5" w:tplc="FFFFFFFF" w:tentative="1">
+      <w:start w:val="1"/>
+      <w:numFmt w:val="lowerRoman"/>
+      <w:lvlText w:val="%6."/>
+      <w:lvlJc w:val="right"/>
+      <w:pPr>
+        <w:ind w:left="4320" w:hanging="180"/>
+      </w:pPr>
+    </w:lvl>
+    <w:lvl w:ilvl="6" w:tplc="FFFFFFFF" w:tentative="1">
+      <w:start w:val="1"/>
+      <w:numFmt w:val="decimal"/>
+      <w:lvlText w:val="%7."/>
+      <w:lvlJc w:val="left"/>
+      <w:pPr>
+        <w:ind w:left="5040" w:hanging="360"/>
+      </w:pPr>
+    </w:lvl>
+    <w:lvl w:ilvl="7" w:tplc="FFFFFFFF" w:tentative="1">
+      <w:start w:val="1"/>
+      <w:numFmt w:val="lowerLetter"/>
+      <w:lvlText w:val="%8."/>
+      <w:lvlJc w:val="left"/>
+      <w:pPr>
+        <w:ind w:left="5760" w:hanging="360"/>
+      </w:pPr>
+    </w:lvl>
+    <w:lvl w:ilvl="8" w:tplc="FFFFFFFF" w:tentative="1">
+      <w:start w:val="1"/>
+      <w:numFmt w:val="lowerRoman"/>
+      <w:lvlText w:val="%9."/>
+      <w:lvlJc w:val="right"/>
+      <w:pPr>
+        <w:ind w:left="6480" w:hanging="180"/>
+      </w:pPr>
+    </w:lvl>
+  </w:abstractNum>
+  <w:abstractNum w:abstractNumId="5" w15:restartNumberingAfterBreak="0">
+    <w:nsid w:val="10E96D91"/>
+    <w:multiLevelType w:val="hybridMultilevel"/>
+    <w:tmpl w:val="F1BC5E8C"/>
+    <w:lvl w:ilvl="0" w:tplc="04090003">
+      <w:start w:val="1"/>
+      <w:numFmt w:val="bullet"/>
+      <w:lvlText w:val="o"/>
+      <w:lvlJc w:val="left"/>
+      <w:pPr>
+        <w:ind w:left="1080" w:hanging="360"/>
+      </w:pPr>
+      <w:rPr>
+        <w:rFonts w:ascii="Courier New" w:hAnsi="Courier New" w:cs="Courier New" w:hint="default"/>
+      </w:rPr>
+    </w:lvl>
+    <w:lvl w:ilvl="1" w:tplc="04090001">
+      <w:start w:val="1"/>
+      <w:numFmt w:val="bullet"/>
+      <w:lvlText w:val=""/>
+      <w:lvlJc w:val="left"/>
+      <w:pPr>
+        <w:ind w:left="1080" w:hanging="360"/>
+      </w:pPr>
+      <w:rPr>
+        <w:rFonts w:ascii="Symbol" w:hAnsi="Symbol" w:hint="default"/>
+      </w:rPr>
+    </w:lvl>
+    <w:lvl w:ilvl="2" w:tplc="04090005">
+      <w:start w:val="1"/>
+      <w:numFmt w:val="bullet"/>
+      <w:lvlText w:val=""/>
+      <w:lvlJc w:val="left"/>
+      <w:pPr>
+        <w:ind w:left="2520" w:hanging="360"/>
+      </w:pPr>
+      <w:rPr>
+        <w:rFonts w:ascii="Wingdings" w:hAnsi="Wingdings" w:hint="default"/>
+      </w:rPr>
+    </w:lvl>
+    <w:lvl w:ilvl="3" w:tplc="04090001" w:tentative="1">
+      <w:start w:val="1"/>
+      <w:numFmt w:val="bullet"/>
+      <w:lvlText w:val=""/>
+      <w:lvlJc w:val="left"/>
+      <w:pPr>
+        <w:ind w:left="3240" w:hanging="360"/>
+      </w:pPr>
+      <w:rPr>
+        <w:rFonts w:ascii="Symbol" w:hAnsi="Symbol" w:hint="default"/>
+      </w:rPr>
+    </w:lvl>
+    <w:lvl w:ilvl="4" w:tplc="04090003" w:tentative="1">
+      <w:start w:val="1"/>
+      <w:numFmt w:val="bullet"/>
+      <w:lvlText w:val="o"/>
+      <w:lvlJc w:val="left"/>
+      <w:pPr>
+        <w:ind w:left="3960" w:hanging="360"/>
+      </w:pPr>
+      <w:rPr>
+        <w:rFonts w:ascii="Courier New" w:hAnsi="Courier New" w:cs="Courier New" w:hint="default"/>
+      </w:rPr>
+    </w:lvl>
+    <w:lvl w:ilvl="5" w:tplc="04090005" w:tentative="1">
+      <w:start w:val="1"/>
+      <w:numFmt w:val="bullet"/>
+      <w:lvlText w:val=""/>
+      <w:lvlJc w:val="left"/>
+      <w:pPr>
+        <w:ind w:left="4680" w:hanging="360"/>
+      </w:pPr>
+      <w:rPr>
+        <w:rFonts w:ascii="Wingdings" w:hAnsi="Wingdings" w:hint="default"/>
+      </w:rPr>
+    </w:lvl>
+    <w:lvl w:ilvl="6" w:tplc="04090001" w:tentative="1">
+      <w:start w:val="1"/>
+      <w:numFmt w:val="bullet"/>
+      <w:lvlText w:val=""/>
+      <w:lvlJc w:val="left"/>
+      <w:pPr>
+        <w:ind w:left="5400" w:hanging="360"/>
+      </w:pPr>
+      <w:rPr>
+        <w:rFonts w:ascii="Symbol" w:hAnsi="Symbol" w:hint="default"/>
+      </w:rPr>
+    </w:lvl>
+    <w:lvl w:ilvl="7" w:tplc="04090003" w:tentative="1">
+      <w:start w:val="1"/>
+      <w:numFmt w:val="bullet"/>
+      <w:lvlText w:val="o"/>
+      <w:lvlJc w:val="left"/>
+      <w:pPr>
+        <w:ind w:left="6120" w:hanging="360"/>
+      </w:pPr>
+      <w:rPr>
+        <w:rFonts w:ascii="Courier New" w:hAnsi="Courier New" w:cs="Courier New" w:hint="default"/>
+      </w:rPr>
+    </w:lvl>
+    <w:lvl w:ilvl="8" w:tplc="04090005" w:tentative="1">
+      <w:start w:val="1"/>
+      <w:numFmt w:val="bullet"/>
+      <w:lvlText w:val=""/>
+      <w:lvlJc w:val="left"/>
+      <w:pPr>
+        <w:ind w:left="6840" w:hanging="360"/>
+      </w:pPr>
+      <w:rPr>
+        <w:rFonts w:ascii="Wingdings" w:hAnsi="Wingdings" w:hint="default"/>
+      </w:rPr>
+    </w:lvl>
+  </w:abstractNum>
+  <w:abstractNum w:abstractNumId="6" w15:restartNumberingAfterBreak="0">
     <w:nsid w:val="1D1E3C54"/>
     <w:multiLevelType w:val="hybridMultilevel"/>
-    <w:tmpl w:val="14C8BE08"/>
-    <w:lvl w:ilvl="0" w:tplc="2336347A">
-      <w:numFmt w:val="bullet"/>
-      <w:lvlText w:val="-"/>
+    <w:tmpl w:val="BA0273B0"/>
+    <w:lvl w:ilvl="0" w:tplc="04090001">
+      <w:start w:val="1"/>
+      <w:numFmt w:val="bullet"/>
+      <w:lvlText w:val=""/>
       <w:lvlJc w:val="left"/>
       <w:pPr>
         <w:ind w:left="720" w:hanging="360"/>
       </w:pPr>
       <w:rPr>
-        <w:rFonts w:ascii="Aptos" w:eastAsiaTheme="minorHAnsi" w:hAnsi="Aptos" w:cstheme="minorBidi" w:hint="default"/>
+        <w:rFonts w:ascii="Symbol" w:hAnsi="Symbol" w:hint="default"/>
         <w:color w:val="000000" w:themeColor="text1"/>
       </w:rPr>
     </w:lvl>
@@ -3657,7 +4104,7 @@
       </w:rPr>
     </w:lvl>
   </w:abstractNum>
-  <w:abstractNum w:abstractNumId="5" w15:restartNumberingAfterBreak="0">
+  <w:abstractNum w:abstractNumId="7" w15:restartNumberingAfterBreak="0">
     <w:nsid w:val="1D5F7783"/>
     <w:multiLevelType w:val="hybridMultilevel"/>
     <w:tmpl w:val="DB6EB154"/>
@@ -3749,7 +4196,99 @@
       </w:pPr>
     </w:lvl>
   </w:abstractNum>
-  <w:abstractNum w:abstractNumId="6" w15:restartNumberingAfterBreak="0">
+  <w:abstractNum w:abstractNumId="8" w15:restartNumberingAfterBreak="0">
+    <w:nsid w:val="23BC289F"/>
+    <w:multiLevelType w:val="hybridMultilevel"/>
+    <w:tmpl w:val="7C2C0F3E"/>
+    <w:lvl w:ilvl="0" w:tplc="FFFFFFFF">
+      <w:start w:val="1"/>
+      <w:numFmt w:val="bullet"/>
+      <w:lvlText w:val=""/>
+      <w:lvlJc w:val="left"/>
+      <w:pPr>
+        <w:ind w:left="720" w:hanging="360"/>
+      </w:pPr>
+      <w:rPr>
+        <w:rFonts w:ascii="Symbol" w:hAnsi="Symbol" w:hint="default"/>
+      </w:rPr>
+    </w:lvl>
+    <w:lvl w:ilvl="1" w:tplc="04090003">
+      <w:start w:val="1"/>
+      <w:numFmt w:val="bullet"/>
+      <w:lvlText w:val="o"/>
+      <w:lvlJc w:val="left"/>
+      <w:pPr>
+        <w:ind w:left="1440" w:hanging="360"/>
+      </w:pPr>
+      <w:rPr>
+        <w:rFonts w:ascii="Courier New" w:hAnsi="Courier New" w:cs="Courier New" w:hint="default"/>
+      </w:rPr>
+    </w:lvl>
+    <w:lvl w:ilvl="2" w:tplc="FFFFFFFF" w:tentative="1">
+      <w:start w:val="1"/>
+      <w:numFmt w:val="lowerRoman"/>
+      <w:lvlText w:val="%3."/>
+      <w:lvlJc w:val="right"/>
+      <w:pPr>
+        <w:ind w:left="2160" w:hanging="180"/>
+      </w:pPr>
+    </w:lvl>
+    <w:lvl w:ilvl="3" w:tplc="FFFFFFFF" w:tentative="1">
+      <w:start w:val="1"/>
+      <w:numFmt w:val="decimal"/>
+      <w:lvlText w:val="%4."/>
+      <w:lvlJc w:val="left"/>
+      <w:pPr>
+        <w:ind w:left="2880" w:hanging="360"/>
+      </w:pPr>
+    </w:lvl>
+    <w:lvl w:ilvl="4" w:tplc="FFFFFFFF" w:tentative="1">
+      <w:start w:val="1"/>
+      <w:numFmt w:val="lowerLetter"/>
+      <w:lvlText w:val="%5."/>
+      <w:lvlJc w:val="left"/>
+      <w:pPr>
+        <w:ind w:left="3600" w:hanging="360"/>
+      </w:pPr>
+    </w:lvl>
+    <w:lvl w:ilvl="5" w:tplc="FFFFFFFF" w:tentative="1">
+      <w:start w:val="1"/>
+      <w:numFmt w:val="lowerRoman"/>
+      <w:lvlText w:val="%6."/>
+      <w:lvlJc w:val="right"/>
+      <w:pPr>
+        <w:ind w:left="4320" w:hanging="180"/>
+      </w:pPr>
+    </w:lvl>
+    <w:lvl w:ilvl="6" w:tplc="FFFFFFFF" w:tentative="1">
+      <w:start w:val="1"/>
+      <w:numFmt w:val="decimal"/>
+      <w:lvlText w:val="%7."/>
+      <w:lvlJc w:val="left"/>
+      <w:pPr>
+        <w:ind w:left="5040" w:hanging="360"/>
+      </w:pPr>
+    </w:lvl>
+    <w:lvl w:ilvl="7" w:tplc="FFFFFFFF" w:tentative="1">
+      <w:start w:val="1"/>
+      <w:numFmt w:val="lowerLetter"/>
+      <w:lvlText w:val="%8."/>
+      <w:lvlJc w:val="left"/>
+      <w:pPr>
+        <w:ind w:left="5760" w:hanging="360"/>
+      </w:pPr>
+    </w:lvl>
+    <w:lvl w:ilvl="8" w:tplc="FFFFFFFF" w:tentative="1">
+      <w:start w:val="1"/>
+      <w:numFmt w:val="lowerRoman"/>
+      <w:lvlText w:val="%9."/>
+      <w:lvlJc w:val="right"/>
+      <w:pPr>
+        <w:ind w:left="6480" w:hanging="180"/>
+      </w:pPr>
+    </w:lvl>
+  </w:abstractNum>
+  <w:abstractNum w:abstractNumId="9" w15:restartNumberingAfterBreak="0">
     <w:nsid w:val="2E1340BE"/>
     <w:multiLevelType w:val="hybridMultilevel"/>
     <w:tmpl w:val="F36878F8"/>
@@ -3838,7 +4377,7 @@
       </w:pPr>
     </w:lvl>
   </w:abstractNum>
-  <w:abstractNum w:abstractNumId="7" w15:restartNumberingAfterBreak="0">
+  <w:abstractNum w:abstractNumId="10" w15:restartNumberingAfterBreak="0">
     <w:nsid w:val="302540E8"/>
     <w:multiLevelType w:val="hybridMultilevel"/>
     <w:tmpl w:val="00D66CC4"/>
@@ -3927,7 +4466,7 @@
       </w:pPr>
     </w:lvl>
   </w:abstractNum>
-  <w:abstractNum w:abstractNumId="8" w15:restartNumberingAfterBreak="0">
+  <w:abstractNum w:abstractNumId="11" w15:restartNumberingAfterBreak="0">
     <w:nsid w:val="30BB2FE3"/>
     <w:multiLevelType w:val="hybridMultilevel"/>
     <w:tmpl w:val="9EC69AD2"/>
@@ -4016,7 +4555,7 @@
       </w:pPr>
     </w:lvl>
   </w:abstractNum>
-  <w:abstractNum w:abstractNumId="9" w15:restartNumberingAfterBreak="0">
+  <w:abstractNum w:abstractNumId="12" w15:restartNumberingAfterBreak="0">
     <w:nsid w:val="32854830"/>
     <w:multiLevelType w:val="hybridMultilevel"/>
     <w:tmpl w:val="06CAC5B8"/>
@@ -4105,7 +4644,7 @@
       </w:pPr>
     </w:lvl>
   </w:abstractNum>
-  <w:abstractNum w:abstractNumId="10" w15:restartNumberingAfterBreak="0">
+  <w:abstractNum w:abstractNumId="13" w15:restartNumberingAfterBreak="0">
     <w:nsid w:val="34AF4955"/>
     <w:multiLevelType w:val="hybridMultilevel"/>
     <w:tmpl w:val="FBF6AF50"/>
@@ -4218,7 +4757,7 @@
       </w:rPr>
     </w:lvl>
   </w:abstractNum>
-  <w:abstractNum w:abstractNumId="11" w15:restartNumberingAfterBreak="0">
+  <w:abstractNum w:abstractNumId="14" w15:restartNumberingAfterBreak="0">
     <w:nsid w:val="35A40C07"/>
     <w:multiLevelType w:val="hybridMultilevel"/>
     <w:tmpl w:val="BD04C050"/>
@@ -4234,7 +4773,7 @@
         <w:rFonts w:ascii="Symbol" w:hAnsi="Symbol" w:hint="default"/>
       </w:rPr>
     </w:lvl>
-    <w:lvl w:ilvl="1" w:tplc="FFFFFFFF" w:tentative="1">
+    <w:lvl w:ilvl="1" w:tplc="FFFFFFFF">
       <w:start w:val="1"/>
       <w:numFmt w:val="lowerLetter"/>
       <w:lvlText w:val="%2."/>
@@ -4307,7 +4846,7 @@
       </w:pPr>
     </w:lvl>
   </w:abstractNum>
-  <w:abstractNum w:abstractNumId="12" w15:restartNumberingAfterBreak="0">
+  <w:abstractNum w:abstractNumId="15" w15:restartNumberingAfterBreak="0">
     <w:nsid w:val="361468DD"/>
     <w:multiLevelType w:val="hybridMultilevel"/>
     <w:tmpl w:val="5B369536"/>
@@ -4396,7 +4935,7 @@
       </w:pPr>
     </w:lvl>
   </w:abstractNum>
-  <w:abstractNum w:abstractNumId="13" w15:restartNumberingAfterBreak="0">
+  <w:abstractNum w:abstractNumId="16" w15:restartNumberingAfterBreak="0">
     <w:nsid w:val="37EC2919"/>
     <w:multiLevelType w:val="hybridMultilevel"/>
     <w:tmpl w:val="C4A8F758"/>
@@ -4509,7 +5048,7 @@
       </w:rPr>
     </w:lvl>
   </w:abstractNum>
-  <w:abstractNum w:abstractNumId="14" w15:restartNumberingAfterBreak="0">
+  <w:abstractNum w:abstractNumId="17" w15:restartNumberingAfterBreak="0">
     <w:nsid w:val="3A440541"/>
     <w:multiLevelType w:val="hybridMultilevel"/>
     <w:tmpl w:val="2BA023D8"/>
@@ -4600,7 +5139,7 @@
       </w:pPr>
     </w:lvl>
   </w:abstractNum>
-  <w:abstractNum w:abstractNumId="15" w15:restartNumberingAfterBreak="0">
+  <w:abstractNum w:abstractNumId="18" w15:restartNumberingAfterBreak="0">
     <w:nsid w:val="3B8D4220"/>
     <w:multiLevelType w:val="hybridMultilevel"/>
     <w:tmpl w:val="76A2B8EC"/>
@@ -4689,7 +5228,7 @@
       </w:pPr>
     </w:lvl>
   </w:abstractNum>
-  <w:abstractNum w:abstractNumId="16" w15:restartNumberingAfterBreak="0">
+  <w:abstractNum w:abstractNumId="19" w15:restartNumberingAfterBreak="0">
     <w:nsid w:val="3C1A7A83"/>
     <w:multiLevelType w:val="hybridMultilevel"/>
     <w:tmpl w:val="8074842E"/>
@@ -4802,7 +5341,7 @@
       </w:rPr>
     </w:lvl>
   </w:abstractNum>
-  <w:abstractNum w:abstractNumId="17" w15:restartNumberingAfterBreak="0">
+  <w:abstractNum w:abstractNumId="20" w15:restartNumberingAfterBreak="0">
     <w:nsid w:val="3C3203A9"/>
     <w:multiLevelType w:val="hybridMultilevel"/>
     <w:tmpl w:val="2D0A4F1C"/>
@@ -4892,7 +5431,7 @@
       </w:pPr>
     </w:lvl>
   </w:abstractNum>
-  <w:abstractNum w:abstractNumId="18" w15:restartNumberingAfterBreak="0">
+  <w:abstractNum w:abstractNumId="21" w15:restartNumberingAfterBreak="0">
     <w:nsid w:val="3D094C57"/>
     <w:multiLevelType w:val="hybridMultilevel"/>
     <w:tmpl w:val="2006D3EE"/>
@@ -4984,10 +5523,10 @@
       </w:pPr>
     </w:lvl>
   </w:abstractNum>
-  <w:abstractNum w:abstractNumId="19" w15:restartNumberingAfterBreak="0">
+  <w:abstractNum w:abstractNumId="22" w15:restartNumberingAfterBreak="0">
     <w:nsid w:val="41CB5293"/>
     <w:multiLevelType w:val="hybridMultilevel"/>
-    <w:tmpl w:val="951A70F2"/>
+    <w:tmpl w:val="1F50B27E"/>
     <w:lvl w:ilvl="0" w:tplc="04090001">
       <w:start w:val="1"/>
       <w:numFmt w:val="bullet"/>
@@ -5000,16 +5539,19 @@
         <w:rFonts w:ascii="Symbol" w:hAnsi="Symbol" w:hint="default"/>
       </w:rPr>
     </w:lvl>
-    <w:lvl w:ilvl="1" w:tplc="FFFFFFFF">
-      <w:start w:val="1"/>
-      <w:numFmt w:val="lowerLetter"/>
-      <w:lvlText w:val="%2."/>
+    <w:lvl w:ilvl="1" w:tplc="04090003">
+      <w:start w:val="1"/>
+      <w:numFmt w:val="bullet"/>
+      <w:lvlText w:val="o"/>
       <w:lvlJc w:val="left"/>
       <w:pPr>
         <w:ind w:left="1440" w:hanging="360"/>
       </w:pPr>
-    </w:lvl>
-    <w:lvl w:ilvl="2" w:tplc="FFFFFFFF" w:tentative="1">
+      <w:rPr>
+        <w:rFonts w:ascii="Courier New" w:hAnsi="Courier New" w:cs="Courier New" w:hint="default"/>
+      </w:rPr>
+    </w:lvl>
+    <w:lvl w:ilvl="2" w:tplc="FFFFFFFF">
       <w:start w:val="1"/>
       <w:numFmt w:val="lowerRoman"/>
       <w:lvlText w:val="%3."/>
@@ -5073,7 +5615,102 @@
       </w:pPr>
     </w:lvl>
   </w:abstractNum>
-  <w:abstractNum w:abstractNumId="20" w15:restartNumberingAfterBreak="0">
+  <w:abstractNum w:abstractNumId="23" w15:restartNumberingAfterBreak="0">
+    <w:nsid w:val="422C635D"/>
+    <w:multiLevelType w:val="hybridMultilevel"/>
+    <w:tmpl w:val="22D46B80"/>
+    <w:lvl w:ilvl="0" w:tplc="FFFFFFFF">
+      <w:start w:val="1"/>
+      <w:numFmt w:val="bullet"/>
+      <w:lvlText w:val=""/>
+      <w:lvlJc w:val="left"/>
+      <w:pPr>
+        <w:ind w:left="720" w:hanging="360"/>
+      </w:pPr>
+      <w:rPr>
+        <w:rFonts w:ascii="Symbol" w:hAnsi="Symbol" w:hint="default"/>
+      </w:rPr>
+    </w:lvl>
+    <w:lvl w:ilvl="1" w:tplc="FFFFFFFF">
+      <w:start w:val="1"/>
+      <w:numFmt w:val="bullet"/>
+      <w:lvlText w:val="o"/>
+      <w:lvlJc w:val="left"/>
+      <w:pPr>
+        <w:ind w:left="1440" w:hanging="360"/>
+      </w:pPr>
+      <w:rPr>
+        <w:rFonts w:ascii="Courier New" w:hAnsi="Courier New" w:cs="Courier New" w:hint="default"/>
+      </w:rPr>
+    </w:lvl>
+    <w:lvl w:ilvl="2" w:tplc="04090005">
+      <w:start w:val="1"/>
+      <w:numFmt w:val="bullet"/>
+      <w:lvlText w:val=""/>
+      <w:lvlJc w:val="left"/>
+      <w:pPr>
+        <w:ind w:left="2160" w:hanging="360"/>
+      </w:pPr>
+      <w:rPr>
+        <w:rFonts w:ascii="Wingdings" w:hAnsi="Wingdings" w:hint="default"/>
+      </w:rPr>
+    </w:lvl>
+    <w:lvl w:ilvl="3" w:tplc="FFFFFFFF" w:tentative="1">
+      <w:start w:val="1"/>
+      <w:numFmt w:val="decimal"/>
+      <w:lvlText w:val="%4."/>
+      <w:lvlJc w:val="left"/>
+      <w:pPr>
+        <w:ind w:left="2880" w:hanging="360"/>
+      </w:pPr>
+    </w:lvl>
+    <w:lvl w:ilvl="4" w:tplc="FFFFFFFF" w:tentative="1">
+      <w:start w:val="1"/>
+      <w:numFmt w:val="lowerLetter"/>
+      <w:lvlText w:val="%5."/>
+      <w:lvlJc w:val="left"/>
+      <w:pPr>
+        <w:ind w:left="3600" w:hanging="360"/>
+      </w:pPr>
+    </w:lvl>
+    <w:lvl w:ilvl="5" w:tplc="FFFFFFFF" w:tentative="1">
+      <w:start w:val="1"/>
+      <w:numFmt w:val="lowerRoman"/>
+      <w:lvlText w:val="%6."/>
+      <w:lvlJc w:val="right"/>
+      <w:pPr>
+        <w:ind w:left="4320" w:hanging="180"/>
+      </w:pPr>
+    </w:lvl>
+    <w:lvl w:ilvl="6" w:tplc="FFFFFFFF" w:tentative="1">
+      <w:start w:val="1"/>
+      <w:numFmt w:val="decimal"/>
+      <w:lvlText w:val="%7."/>
+      <w:lvlJc w:val="left"/>
+      <w:pPr>
+        <w:ind w:left="5040" w:hanging="360"/>
+      </w:pPr>
+    </w:lvl>
+    <w:lvl w:ilvl="7" w:tplc="FFFFFFFF" w:tentative="1">
+      <w:start w:val="1"/>
+      <w:numFmt w:val="lowerLetter"/>
+      <w:lvlText w:val="%8."/>
+      <w:lvlJc w:val="left"/>
+      <w:pPr>
+        <w:ind w:left="5760" w:hanging="360"/>
+      </w:pPr>
+    </w:lvl>
+    <w:lvl w:ilvl="8" w:tplc="FFFFFFFF" w:tentative="1">
+      <w:start w:val="1"/>
+      <w:numFmt w:val="lowerRoman"/>
+      <w:lvlText w:val="%9."/>
+      <w:lvlJc w:val="right"/>
+      <w:pPr>
+        <w:ind w:left="6480" w:hanging="180"/>
+      </w:pPr>
+    </w:lvl>
+  </w:abstractNum>
+  <w:abstractNum w:abstractNumId="24" w15:restartNumberingAfterBreak="0">
     <w:nsid w:val="44FE10DB"/>
     <w:multiLevelType w:val="hybridMultilevel"/>
     <w:tmpl w:val="A306A60C"/>
@@ -5163,7 +5800,7 @@
       </w:pPr>
     </w:lvl>
   </w:abstractNum>
-  <w:abstractNum w:abstractNumId="21" w15:restartNumberingAfterBreak="0">
+  <w:abstractNum w:abstractNumId="25" w15:restartNumberingAfterBreak="0">
     <w:nsid w:val="46EA3F65"/>
     <w:multiLevelType w:val="hybridMultilevel"/>
     <w:tmpl w:val="8BB07BB2"/>
@@ -5252,7 +5889,7 @@
       </w:pPr>
     </w:lvl>
   </w:abstractNum>
-  <w:abstractNum w:abstractNumId="22" w15:restartNumberingAfterBreak="0">
+  <w:abstractNum w:abstractNumId="26" w15:restartNumberingAfterBreak="0">
     <w:nsid w:val="55DD37C9"/>
     <w:multiLevelType w:val="hybridMultilevel"/>
     <w:tmpl w:val="C1209A40"/>
@@ -5341,7 +5978,7 @@
       </w:pPr>
     </w:lvl>
   </w:abstractNum>
-  <w:abstractNum w:abstractNumId="23" w15:restartNumberingAfterBreak="0">
+  <w:abstractNum w:abstractNumId="27" w15:restartNumberingAfterBreak="0">
     <w:nsid w:val="56277105"/>
     <w:multiLevelType w:val="hybridMultilevel"/>
     <w:tmpl w:val="8F427A6E"/>
@@ -5431,7 +6068,7 @@
       </w:pPr>
     </w:lvl>
   </w:abstractNum>
-  <w:abstractNum w:abstractNumId="24" w15:restartNumberingAfterBreak="0">
+  <w:abstractNum w:abstractNumId="28" w15:restartNumberingAfterBreak="0">
     <w:nsid w:val="64AE4641"/>
     <w:multiLevelType w:val="hybridMultilevel"/>
     <w:tmpl w:val="F07C87BE"/>
@@ -5544,7 +6181,7 @@
       </w:rPr>
     </w:lvl>
   </w:abstractNum>
-  <w:abstractNum w:abstractNumId="25" w15:restartNumberingAfterBreak="0">
+  <w:abstractNum w:abstractNumId="29" w15:restartNumberingAfterBreak="0">
     <w:nsid w:val="68815FE4"/>
     <w:multiLevelType w:val="hybridMultilevel"/>
     <w:tmpl w:val="5A002EF8"/>
@@ -5633,7 +6270,7 @@
       </w:pPr>
     </w:lvl>
   </w:abstractNum>
-  <w:abstractNum w:abstractNumId="26" w15:restartNumberingAfterBreak="0">
+  <w:abstractNum w:abstractNumId="30" w15:restartNumberingAfterBreak="0">
     <w:nsid w:val="78854E2D"/>
     <w:multiLevelType w:val="hybridMultilevel"/>
     <w:tmpl w:val="7BB448D6"/>
@@ -5723,76 +6360,76 @@
     </w:lvl>
   </w:abstractNum>
   <w:num w:numId="1" w16cid:durableId="1830972992">
-    <w:abstractNumId w:val="13"/>
+    <w:abstractNumId w:val="16"/>
   </w:num>
   <w:num w:numId="2" w16cid:durableId="1224416040">
-    <w:abstractNumId w:val="9"/>
+    <w:abstractNumId w:val="12"/>
   </w:num>
   <w:num w:numId="3" w16cid:durableId="1399741329">
-    <w:abstractNumId w:val="14"/>
+    <w:abstractNumId w:val="17"/>
   </w:num>
   <w:num w:numId="4" w16cid:durableId="1838035488">
     <w:abstractNumId w:val="2"/>
   </w:num>
   <w:num w:numId="5" w16cid:durableId="950472674">
+    <w:abstractNumId w:val="9"/>
+  </w:num>
+  <w:num w:numId="6" w16cid:durableId="1341007403">
+    <w:abstractNumId w:val="10"/>
+  </w:num>
+  <w:num w:numId="7" w16cid:durableId="1570000295">
+    <w:abstractNumId w:val="18"/>
+  </w:num>
+  <w:num w:numId="8" w16cid:durableId="1720124574">
     <w:abstractNumId w:val="6"/>
   </w:num>
-  <w:num w:numId="6" w16cid:durableId="1341007403">
+  <w:num w:numId="9" w16cid:durableId="1714771895">
+    <w:abstractNumId w:val="30"/>
+  </w:num>
+  <w:num w:numId="10" w16cid:durableId="97526011">
     <w:abstractNumId w:val="7"/>
   </w:num>
-  <w:num w:numId="7" w16cid:durableId="1570000295">
+  <w:num w:numId="11" w16cid:durableId="1770540645">
+    <w:abstractNumId w:val="11"/>
+  </w:num>
+  <w:num w:numId="12" w16cid:durableId="224218522">
+    <w:abstractNumId w:val="27"/>
+  </w:num>
+  <w:num w:numId="13" w16cid:durableId="41446656">
+    <w:abstractNumId w:val="26"/>
+  </w:num>
+  <w:num w:numId="14" w16cid:durableId="1068528822">
+    <w:abstractNumId w:val="25"/>
+  </w:num>
+  <w:num w:numId="15" w16cid:durableId="1193612699">
+    <w:abstractNumId w:val="20"/>
+  </w:num>
+  <w:num w:numId="16" w16cid:durableId="1742945300">
+    <w:abstractNumId w:val="21"/>
+  </w:num>
+  <w:num w:numId="17" w16cid:durableId="498541260">
+    <w:abstractNumId w:val="13"/>
+  </w:num>
+  <w:num w:numId="18" w16cid:durableId="758453266">
     <w:abstractNumId w:val="15"/>
   </w:num>
-  <w:num w:numId="8" w16cid:durableId="1720124574">
-    <w:abstractNumId w:val="4"/>
-  </w:num>
-  <w:num w:numId="9" w16cid:durableId="1714771895">
-    <w:abstractNumId w:val="26"/>
-  </w:num>
-  <w:num w:numId="10" w16cid:durableId="97526011">
-    <w:abstractNumId w:val="5"/>
-  </w:num>
-  <w:num w:numId="11" w16cid:durableId="1770540645">
-    <w:abstractNumId w:val="8"/>
-  </w:num>
-  <w:num w:numId="12" w16cid:durableId="224218522">
-    <w:abstractNumId w:val="23"/>
-  </w:num>
-  <w:num w:numId="13" w16cid:durableId="41446656">
-    <w:abstractNumId w:val="22"/>
-  </w:num>
-  <w:num w:numId="14" w16cid:durableId="1068528822">
-    <w:abstractNumId w:val="21"/>
-  </w:num>
-  <w:num w:numId="15" w16cid:durableId="1193612699">
-    <w:abstractNumId w:val="17"/>
-  </w:num>
-  <w:num w:numId="16" w16cid:durableId="1742945300">
-    <w:abstractNumId w:val="18"/>
-  </w:num>
-  <w:num w:numId="17" w16cid:durableId="498541260">
-    <w:abstractNumId w:val="10"/>
-  </w:num>
-  <w:num w:numId="18" w16cid:durableId="758453266">
-    <w:abstractNumId w:val="12"/>
-  </w:num>
   <w:num w:numId="19" w16cid:durableId="1933390009">
-    <w:abstractNumId w:val="24"/>
+    <w:abstractNumId w:val="28"/>
   </w:num>
   <w:num w:numId="20" w16cid:durableId="759179308">
-    <w:abstractNumId w:val="11"/>
+    <w:abstractNumId w:val="14"/>
   </w:num>
   <w:num w:numId="21" w16cid:durableId="188876044">
-    <w:abstractNumId w:val="19"/>
+    <w:abstractNumId w:val="22"/>
   </w:num>
   <w:num w:numId="22" w16cid:durableId="289823236">
     <w:abstractNumId w:val="0"/>
   </w:num>
   <w:num w:numId="23" w16cid:durableId="1258557646">
-    <w:abstractNumId w:val="20"/>
+    <w:abstractNumId w:val="24"/>
   </w:num>
   <w:num w:numId="24" w16cid:durableId="143279566">
-    <w:abstractNumId w:val="25"/>
+    <w:abstractNumId w:val="29"/>
   </w:num>
   <w:num w:numId="25" w16cid:durableId="125508973">
     <w:abstractNumId w:val="1"/>
@@ -5801,7 +6438,19 @@
     <w:abstractNumId w:val="3"/>
   </w:num>
   <w:num w:numId="27" w16cid:durableId="484978608">
-    <w:abstractNumId w:val="16"/>
+    <w:abstractNumId w:val="19"/>
+  </w:num>
+  <w:num w:numId="28" w16cid:durableId="184710273">
+    <w:abstractNumId w:val="8"/>
+  </w:num>
+  <w:num w:numId="29" w16cid:durableId="2087411081">
+    <w:abstractNumId w:val="5"/>
+  </w:num>
+  <w:num w:numId="30" w16cid:durableId="1831553946">
+    <w:abstractNumId w:val="4"/>
+  </w:num>
+  <w:num w:numId="31" w16cid:durableId="848526704">
+    <w:abstractNumId w:val="23"/>
   </w:num>
 </w:numbering>
 </file>
